--- a/docs/legal/dist/donation-policy.docx
+++ b/docs/legal/dist/donation-policy.docx
@@ -87,147 +87,6 @@
       <w:tr>
         <w:tc>
           <w:tcPr>
-            <w:tcW w:type="dxa" w:w="9906"/>
-            <w:gridSpan w:val="2"/>
-            <w:tcMar>
-              <w:top w:type="dxa" w:w="80"/>
-              <w:left w:type="dxa" w:w="100"/>
-              <w:bottom w:type="dxa" w:w="80"/>
-              <w:right w:type="dxa" w:w="100"/>
-            </w:tcMar>
-          </w:tcPr>
-          <w:p>
-            <w:pPr>
-              <w:spacing w:after="80"/>
-            </w:pPr>
-            <w:r>
-              <w:rPr>
-                <w:rFonts w:ascii="Arial" w:cs="Arial" w:eastAsia="Arial" w:hAnsi="Arial"/>
-                <w:color w:val="5A6A72"/>
-                <w:sz w:val="16"/>
-                <w:szCs w:val="16"/>
-              </w:rPr>
-              <w:t xml:space="preserve">Full draft of the policy behind the public page at </w:t>
-            </w:r>
-            <w:r>
-              <w:rPr>
-                <w:rFonts w:ascii="Courier New" w:cs="Courier New" w:eastAsia="Courier New" w:hAnsi="Courier New"/>
-                <w:color w:val="5A6A72"/>
-                <w:sz w:val="16"/>
-                <w:szCs w:val="16"/>
-              </w:rPr>
-              <w:t xml:space="preserve">/pravila-donacija</w:t>
-            </w:r>
-            <w:r>
-              <w:rPr>
-                <w:rFonts w:ascii="Arial" w:cs="Arial" w:eastAsia="Arial" w:hAnsi="Arial"/>
-                <w:color w:val="5A6A72"/>
-                <w:sz w:val="16"/>
-                <w:szCs w:val="16"/>
-              </w:rPr>
-              <w:t xml:space="preserve"> (</w:t>
-            </w:r>
-            <w:r>
-              <w:rPr>
-                <w:rFonts w:ascii="Courier New" w:cs="Courier New" w:eastAsia="Courier New" w:hAnsi="Courier New"/>
-                <w:color w:val="5A6A72"/>
-                <w:sz w:val="16"/>
-                <w:szCs w:val="16"/>
-              </w:rPr>
-              <w:t xml:space="preserve">content/legal/donations.ts</w:t>
-            </w:r>
-            <w:r>
-              <w:rPr>
-                <w:rFonts w:ascii="Arial" w:cs="Arial" w:eastAsia="Arial" w:hAnsi="Arial"/>
-                <w:color w:val="5A6A72"/>
-                <w:sz w:val="16"/>
-                <w:szCs w:val="16"/>
-              </w:rPr>
-              <w:t xml:space="preserve">): how the association accepts gifts, what it promises about them, how refunds and cancellations work, and what it publishes. After legal review the site page is regenerated from Part A so the two never diverge; Part B holds the internal acceptance rules the Board adopts, which the public page summarises. Montenegrin is the operative text; the English under each article is a translation. Drafted 2026-09-21 from the site draft, the brief (§ donate flow, § SEPA, § ledger), </w:t>
-            </w:r>
-            <w:r>
-              <w:rPr>
-                <w:rFonts w:ascii="Courier New" w:cs="Courier New" w:eastAsia="Courier New" w:hAnsi="Courier New"/>
-                <w:color w:val="5A6A72"/>
-                <w:sz w:val="16"/>
-                <w:szCs w:val="16"/>
-              </w:rPr>
-              <w:t xml:space="preserve">docs/MONEY-MODEL.md</w:t>
-            </w:r>
-            <w:r>
-              <w:rPr>
-                <w:rFonts w:ascii="Arial" w:cs="Arial" w:eastAsia="Arial" w:hAnsi="Arial"/>
-                <w:color w:val="5A6A72"/>
-                <w:sz w:val="16"/>
-                <w:szCs w:val="16"/>
-              </w:rPr>
-              <w:t xml:space="preserve"> and the statute drafts. </w:t>
-            </w:r>
-            <w:r>
-              <w:rPr>
-                <w:rFonts w:ascii="Arial" w:cs="Arial" w:eastAsia="Arial" w:hAnsi="Arial"/>
-                <w:b/>
-                <w:bCs/>
-                <w:color w:val="5A6A72"/>
-                <w:sz w:val="16"/>
-                <w:szCs w:val="16"/>
-              </w:rPr>
-              <w:t xml:space="preserve">The lawyer and the accountant review before use</w:t>
-            </w:r>
-            <w:r>
-              <w:rPr>
-                <w:rFonts w:ascii="Arial" w:cs="Arial" w:eastAsia="Arial" w:hAnsi="Arial"/>
-                <w:color w:val="5A6A72"/>
-                <w:sz w:val="16"/>
-                <w:szCs w:val="16"/>
-              </w:rPr>
-              <w:t xml:space="preserve">, especially Articles 4, 12, 18 and 19. Bracketed values are parameters; suggested values are in Part C.</w:t>
-            </w:r>
-          </w:p>
-        </w:tc>
-      </w:tr>
-      <w:tr>
-        <w:tc>
-          <w:tcPr>
-            <w:tcW w:type="dxa" w:w="9906"/>
-            <w:gridSpan w:val="2"/>
-            <w:tcMar>
-              <w:top w:type="dxa" w:w="80"/>
-              <w:left w:type="dxa" w:w="100"/>
-              <w:bottom w:type="dxa" w:w="80"/>
-              <w:right w:type="dxa" w:w="100"/>
-            </w:tcMar>
-          </w:tcPr>
-          <w:p>
-            <w:pPr>
-              <w:spacing w:after="80"/>
-            </w:pPr>
-            <w:r>
-              <w:rPr>
-                <w:rFonts w:ascii="Arial" w:cs="Arial" w:eastAsia="Arial" w:hAnsi="Arial"/>
-                <w:b/>
-                <w:bCs/>
-                <w:color w:val="5A6A72"/>
-                <w:sz w:val="16"/>
-                <w:szCs w:val="16"/>
-              </w:rPr>
-              <w:t xml:space="preserve">Decisions embedded here, from the brief and the site draft:</w:t>
-            </w:r>
-            <w:r>
-              <w:rPr>
-                <w:rFonts w:ascii="Arial" w:cs="Arial" w:eastAsia="Arial" w:hAnsi="Arial"/>
-                <w:color w:val="5A6A72"/>
-                <w:sz w:val="16"/>
-                <w:szCs w:val="16"/>
-              </w:rPr>
-              <w:t xml:space="preserve"> two strictly separate funds; donations are voluntary and generally non-refundable; duplicate, erroneous and unauthorised charges refunded within a window; fee cover is optional and stored separately; anonymity hides the name but never the amount; every approved gift is immutable and corrections are new ledger rows; entry fees follow the event terms.</w:t>
-            </w:r>
-          </w:p>
-        </w:tc>
-      </w:tr>
-      <w:tr>
-        <w:tc>
-          <w:tcPr>
             <w:tcW w:type="dxa" w:w="4953"/>
             <w:shd w:fill="E3EBED" w:color="auto" w:val="clear"/>
             <w:tcMar>
@@ -324,35 +183,72 @@
                 <w:sz w:val="20"/>
                 <w:szCs w:val="20"/>
               </w:rPr>
-              <w:t xml:space="preserve">Article 1. Who we are and what this covers.</w:t>
-            </w:r>
-          </w:p>
-        </w:tc>
-      </w:tr>
-      <w:tr>
-        <w:tc>
-          <w:tcPr>
-            <w:tcW w:type="dxa" w:w="4953"/>
-            <w:tcMar>
-              <w:top w:type="dxa" w:w="80"/>
-              <w:left w:type="dxa" w:w="100"/>
-              <w:bottom w:type="dxa" w:w="80"/>
-              <w:right w:type="dxa" w:w="100"/>
-            </w:tcMar>
-          </w:tcPr>
-          <w:p>
-            <w:pPr>
-              <w:spacing w:after="100"/>
-            </w:pPr>
-            <w:r>
-              <w:rPr>
-                <w:rFonts w:ascii="Arial" w:cs="Arial" w:eastAsia="Arial" w:hAnsi="Arial"/>
-                <w:sz w:val="18"/>
-                <w:szCs w:val="18"/>
-              </w:rPr>
-              <w:t xml:space="preserve">Donacije prima Nevladino udruženje „Santamore“, [[PLACEHOLDER: adresa, Tivat]], registarski broj [[PLACEHOLDER]], PIB [[PLACEHOLDER]], e-pošta [[PLACEHOLDER: kontakt e-mail]] (u daljem tekstu: mi, udruženje). Ova pravila uređuju kako primamo donacije, šta sa njima radimo, šta objavljujemo, kako radimo refundacije i otkazivanja, i šta biva sa kotizacijama. Sve uplate su u eurima (EUR).</w:t>
-            </w:r>
-          </w:p>
+              <w:t xml:space="preserve">Article 1 — Who we are and what these rules cover</w:t>
+            </w:r>
+          </w:p>
+        </w:tc>
+      </w:tr>
+      <w:tr>
+        <w:tc>
+          <w:tcPr>
+            <w:tcW w:type="dxa" w:w="4953"/>
+            <w:tcMar>
+              <w:top w:type="dxa" w:w="80"/>
+              <w:left w:type="dxa" w:w="100"/>
+              <w:bottom w:type="dxa" w:w="80"/>
+              <w:right w:type="dxa" w:w="100"/>
+            </w:tcMar>
+          </w:tcPr>
+          <w:p>
+            <w:pPr>
+              <w:spacing w:after="100"/>
+            </w:pPr>
+            <w:r>
+              <w:rPr>
+                <w:rFonts w:ascii="Arial" w:cs="Arial" w:eastAsia="Arial" w:hAnsi="Arial"/>
+                <w:sz w:val="18"/>
+                <w:szCs w:val="18"/>
+              </w:rPr>
+              <w:t xml:space="preserve">Donacije prima Nevladino udruženje „Santamore“, Teuta 113, Porto Montenegro, 85320 Tivat, registarski broj [[PLACEHOLDER]], PIB [[PLACEHOLDER]], e-pošta [[PLACEHOLDER: kontakt e-mail]] (u daljem tekstu: mi, udruženje). Ova pravila uređuju kako primamo donacije, šta sa njima radimo, šta objavljujemo, kako radimo refundacije i otkazivanja, i šta biva sa kotizacijama. Sve uplate su u eurima (EUR).</w:t>
+            </w:r>
+          </w:p>
+        </w:tc>
+        <w:tc>
+          <w:tcPr>
+            <w:tcW w:type="dxa" w:w="4953"/>
+            <w:tcMar>
+              <w:top w:type="dxa" w:w="80"/>
+              <w:left w:type="dxa" w:w="100"/>
+              <w:bottom w:type="dxa" w:w="80"/>
+              <w:right w:type="dxa" w:w="100"/>
+            </w:tcMar>
+          </w:tcPr>
+          <w:p>
+            <w:pPr>
+              <w:spacing w:after="100"/>
+            </w:pPr>
+            <w:r>
+              <w:rPr>
+                <w:rFonts w:ascii="Arial" w:cs="Arial" w:eastAsia="Arial" w:hAnsi="Arial"/>
+                <w:sz w:val="18"/>
+                <w:szCs w:val="18"/>
+              </w:rPr>
+              <w:t xml:space="preserve">Donations are received by the Non-governmental association “Santamore”, Teuta 113, Porto Montenegro, 85320 Tivat, registration number [[PLACEHOLDER]], PIB [[PLACEHOLDER]], email [[PLACEHOLDER: contact email]] (hereinafter: we, the association). These rules govern how we receive donations, what we do with them, what we publish, how we handle refunds and cancellations, and what happens with entry fees. All payments are in euros (EUR).</w:t>
+            </w:r>
+          </w:p>
+        </w:tc>
+      </w:tr>
+      <w:tr>
+        <w:tc>
+          <w:tcPr>
+            <w:tcW w:type="dxa" w:w="4953"/>
+            <w:tcMar>
+              <w:top w:type="dxa" w:w="80"/>
+              <w:left w:type="dxa" w:w="100"/>
+              <w:bottom w:type="dxa" w:w="80"/>
+              <w:right w:type="dxa" w:w="100"/>
+            </w:tcMar>
+          </w:tcPr>
           <w:p>
             <w:pPr>
               <w:spacing w:after="100"/>
@@ -384,20 +280,10 @@
             <w:r>
               <w:rPr>
                 <w:rFonts w:ascii="Arial" w:cs="Arial" w:eastAsia="Arial" w:hAnsi="Arial"/>
-                <w:i/>
-                <w:iCs/>
-                <w:sz w:val="18"/>
-                <w:szCs w:val="18"/>
-              </w:rPr>
-              <w:t xml:space="preserve">Article 1. Who we are and what this covers.</w:t>
-            </w:r>
-            <w:r>
-              <w:rPr>
-                <w:rFonts w:ascii="Arial" w:cs="Arial" w:eastAsia="Arial" w:hAnsi="Arial"/>
-                <w:sz w:val="18"/>
-                <w:szCs w:val="18"/>
-              </w:rPr>
-              <w:t xml:space="preserve"> Donations are received by the association (name, address, registration number, PIB and email as placeholders). These rules cover how we take donations, what we do with them, what we publish, refunds and cancellations, and entry fees. All payments are in euros. Donating means accepting the version published at the time of payment; entry fees are also governed by the Event Terms.</w:t>
+                <w:sz w:val="18"/>
+                <w:szCs w:val="18"/>
+              </w:rPr>
+              <w:t xml:space="preserve">By donating you accept these rules in the version published at the time of payment. Entry fees for events are also governed by the Event Terms.</w:t>
             </w:r>
           </w:p>
         </w:tc>
@@ -449,7 +335,7 @@
                 <w:sz w:val="20"/>
                 <w:szCs w:val="20"/>
               </w:rPr>
-              <w:t xml:space="preserve">Article 2. Two funds.</w:t>
+              <w:t xml:space="preserve">Article 2 — Two funds</w:t>
             </w:r>
           </w:p>
         </w:tc>
@@ -478,6 +364,43 @@
               <w:t xml:space="preserve">Držimo dva strogo odvojena fonda.</w:t>
             </w:r>
           </w:p>
+        </w:tc>
+        <w:tc>
+          <w:tcPr>
+            <w:tcW w:type="dxa" w:w="4953"/>
+            <w:tcMar>
+              <w:top w:type="dxa" w:w="80"/>
+              <w:left w:type="dxa" w:w="100"/>
+              <w:bottom w:type="dxa" w:w="80"/>
+              <w:right w:type="dxa" w:w="100"/>
+            </w:tcMar>
+          </w:tcPr>
+          <w:p>
+            <w:pPr>
+              <w:spacing w:after="100"/>
+            </w:pPr>
+            <w:r>
+              <w:rPr>
+                <w:rFonts w:ascii="Arial" w:cs="Arial" w:eastAsia="Arial" w:hAnsi="Arial"/>
+                <w:sz w:val="18"/>
+                <w:szCs w:val="18"/>
+              </w:rPr>
+              <w:t xml:space="preserve">We keep two strictly separate funds.</w:t>
+            </w:r>
+          </w:p>
+        </w:tc>
+      </w:tr>
+      <w:tr>
+        <w:tc>
+          <w:tcPr>
+            <w:tcW w:type="dxa" w:w="4953"/>
+            <w:tcMar>
+              <w:top w:type="dxa" w:w="80"/>
+              <w:left w:type="dxa" w:w="100"/>
+              <w:bottom w:type="dxa" w:w="80"/>
+              <w:right w:type="dxa" w:w="100"/>
+            </w:tcMar>
+          </w:tcPr>
           <w:p>
             <w:pPr>
               <w:spacing w:after="100"/>
@@ -498,9 +421,56 @@
                 <w:sz w:val="18"/>
                 <w:szCs w:val="18"/>
               </w:rPr>
-              <w:t xml:space="preserve"> čine donacije pojedinaca i privrednih društava, sredstva koja učesnici prikupe na svojim stranicama, prilozi iz kutija za priloge, pokloni u sjećanje i dobrovoljno pokriće troškova naplate. Sto posto neto iznosa donacije isplaćuje se korisnicima; ni cent ne ide na zarade, režije ni platformu.</w:t>
-            </w:r>
-          </w:p>
+              <w:t xml:space="preserve"> čine donacije pojedinaca i privrednih društava, sredstva koja učesnici prikupe na svojim stranicama, prilozi iz kutija za priloge, pokloni u sjećanje, dobrovoljno pokriće troškova naplate, kotizacije za događaje i grantovi. Sto posto neto iznosa donacije isplaćuje se korisnicima; ni cent ne ide na zarade, režije ni platformu.</w:t>
+            </w:r>
+          </w:p>
+        </w:tc>
+        <w:tc>
+          <w:tcPr>
+            <w:tcW w:type="dxa" w:w="4953"/>
+            <w:tcMar>
+              <w:top w:type="dxa" w:w="80"/>
+              <w:left w:type="dxa" w:w="100"/>
+              <w:bottom w:type="dxa" w:w="80"/>
+              <w:right w:type="dxa" w:w="100"/>
+            </w:tcMar>
+          </w:tcPr>
+          <w:p>
+            <w:pPr>
+              <w:spacing w:after="100"/>
+            </w:pPr>
+            <w:r>
+              <w:rPr>
+                <w:rFonts w:ascii="Arial" w:cs="Arial" w:eastAsia="Arial" w:hAnsi="Arial"/>
+                <w:b/>
+                <w:bCs/>
+                <w:sz w:val="18"/>
+                <w:szCs w:val="18"/>
+              </w:rPr>
+              <w:t xml:space="preserve">The Impact Fund</w:t>
+            </w:r>
+            <w:r>
+              <w:rPr>
+                <w:rFonts w:ascii="Arial" w:cs="Arial" w:eastAsia="Arial" w:hAnsi="Arial"/>
+                <w:sz w:val="18"/>
+                <w:szCs w:val="18"/>
+              </w:rPr>
+              <w:t xml:space="preserve"> consists of donations from individuals and companies, money raised by participants on their fundraiser pages, contributions from collection boxes, gifts in memory, voluntary fee cover, entry fees for events and grants. One hundred percent of the net donation amount is paid out to beneficiaries; not a cent goes to salaries, overheads or the platform.</w:t>
+            </w:r>
+          </w:p>
+        </w:tc>
+      </w:tr>
+      <w:tr>
+        <w:tc>
+          <w:tcPr>
+            <w:tcW w:type="dxa" w:w="4953"/>
+            <w:tcMar>
+              <w:top w:type="dxa" w:w="80"/>
+              <w:left w:type="dxa" w:w="100"/>
+              <w:bottom w:type="dxa" w:w="80"/>
+              <w:right w:type="dxa" w:w="100"/>
+            </w:tcMar>
+          </w:tcPr>
           <w:p>
             <w:pPr>
               <w:spacing w:after="100"/>
@@ -521,9 +491,56 @@
                 <w:sz w:val="18"/>
                 <w:szCs w:val="18"/>
               </w:rPr>
-              <w:t xml:space="preserve"> čine kotizacije za događaje, sponzorstva, grantovi, članarine i prihod od prodaje promotivnih proizvoda. Iz njega se plaća organizacija: dozvole, osiguranje, medicinska služba, oprema, platforma, zarade.</w:t>
-            </w:r>
-          </w:p>
+              <w:t xml:space="preserve"> čine sponzorstva, članarine i prihod od prodaje promotivnih proizvoda. Iz njega se plaća organizacija: dozvole, osiguranje, medicinska služba, oprema, platforma, zarade. Izuzetno, kotizacija nekog događaja ide u Operativni fond ako to piše na stranici tog događaja.</w:t>
+            </w:r>
+          </w:p>
+        </w:tc>
+        <w:tc>
+          <w:tcPr>
+            <w:tcW w:type="dxa" w:w="4953"/>
+            <w:tcMar>
+              <w:top w:type="dxa" w:w="80"/>
+              <w:left w:type="dxa" w:w="100"/>
+              <w:bottom w:type="dxa" w:w="80"/>
+              <w:right w:type="dxa" w:w="100"/>
+            </w:tcMar>
+          </w:tcPr>
+          <w:p>
+            <w:pPr>
+              <w:spacing w:after="100"/>
+            </w:pPr>
+            <w:r>
+              <w:rPr>
+                <w:rFonts w:ascii="Arial" w:cs="Arial" w:eastAsia="Arial" w:hAnsi="Arial"/>
+                <w:b/>
+                <w:bCs/>
+                <w:sz w:val="18"/>
+                <w:szCs w:val="18"/>
+              </w:rPr>
+              <w:t xml:space="preserve">The Operations Fund</w:t>
+            </w:r>
+            <w:r>
+              <w:rPr>
+                <w:rFonts w:ascii="Arial" w:cs="Arial" w:eastAsia="Arial" w:hAnsi="Arial"/>
+                <w:sz w:val="18"/>
+                <w:szCs w:val="18"/>
+              </w:rPr>
+              <w:t xml:space="preserve"> consists of sponsorships, membership fees and income from the sale of merchandise. It pays for organising: permits, insurance, medical services, equipment, the platform, salaries. By exception, an event's entry fee goes to the Operations Fund when its page says so.</w:t>
+            </w:r>
+          </w:p>
+        </w:tc>
+      </w:tr>
+      <w:tr>
+        <w:tc>
+          <w:tcPr>
+            <w:tcW w:type="dxa" w:w="4953"/>
+            <w:tcMar>
+              <w:top w:type="dxa" w:w="80"/>
+              <w:left w:type="dxa" w:w="100"/>
+              <w:bottom w:type="dxa" w:w="80"/>
+              <w:right w:type="dxa" w:w="100"/>
+            </w:tcMar>
+          </w:tcPr>
           <w:p>
             <w:pPr>
               <w:spacing w:after="100"/>
@@ -555,20 +572,10 @@
             <w:r>
               <w:rPr>
                 <w:rFonts w:ascii="Arial" w:cs="Arial" w:eastAsia="Arial" w:hAnsi="Arial"/>
-                <w:i/>
-                <w:iCs/>
-                <w:sz w:val="18"/>
-                <w:szCs w:val="18"/>
-              </w:rPr>
-              <w:t xml:space="preserve">Article 2. Two funds.</w:t>
-            </w:r>
-            <w:r>
-              <w:rPr>
-                <w:rFonts w:ascii="Arial" w:cs="Arial" w:eastAsia="Arial" w:hAnsi="Arial"/>
-                <w:sz w:val="18"/>
-                <w:szCs w:val="18"/>
-              </w:rPr>
-              <w:t xml:space="preserve"> The Impact Fund holds individual and corporate donations, fundraiser-page money, collection boxes, gifts in memory and voluntary fee cover; one hundred percent of the net donation goes to beneficiaries, nothing to salaries, overhead or the platform. The Operations Fund holds entry fees, sponsorship, grants, membership fees and merchandise income and pays for organising. An independent Grants Committee decides which beneficiaries receive Impact Fund money under published criteria; founders, the director and sponsors do not. Every payment in and out is visible in the public ledger.</w:t>
+                <w:sz w:val="18"/>
+                <w:szCs w:val="18"/>
+              </w:rPr>
+              <w:t xml:space="preserve">Which beneficiaries receive Impact Fund money is decided by the independent Grants Committee under published criteria; the founders, the director and sponsors do not decide. Every payment in and every payment out is visible in the public ledger on the Transparency page.</w:t>
             </w:r>
           </w:p>
         </w:tc>
@@ -620,7 +627,7 @@
                 <w:sz w:val="20"/>
                 <w:szCs w:val="20"/>
               </w:rPr>
-              <w:t xml:space="preserve">Article 3. A donation is a voluntary gift.</w:t>
+              <w:t xml:space="preserve">Article 3 — A donation is a voluntary gift</w:t>
             </w:r>
           </w:p>
         </w:tc>
@@ -649,6 +656,43 @@
               <w:t xml:space="preserve">Donacija je dobrovoljan poklon udruženju bez protivusluge. Nije kupovina robe ni usluge, ne daje pravo na uticaj na izbor korisnika ni na rad udruženja, i načelno se ne vraća. Izuzetke za duple, pogrešne i neovlašćene uplate uređuje član 12 i njih vraćamo bez natezanja.</w:t>
             </w:r>
           </w:p>
+        </w:tc>
+        <w:tc>
+          <w:tcPr>
+            <w:tcW w:type="dxa" w:w="4953"/>
+            <w:tcMar>
+              <w:top w:type="dxa" w:w="80"/>
+              <w:left w:type="dxa" w:w="100"/>
+              <w:bottom w:type="dxa" w:w="80"/>
+              <w:right w:type="dxa" w:w="100"/>
+            </w:tcMar>
+          </w:tcPr>
+          <w:p>
+            <w:pPr>
+              <w:spacing w:after="100"/>
+            </w:pPr>
+            <w:r>
+              <w:rPr>
+                <w:rFonts w:ascii="Arial" w:cs="Arial" w:eastAsia="Arial" w:hAnsi="Arial"/>
+                <w:sz w:val="18"/>
+                <w:szCs w:val="18"/>
+              </w:rPr>
+              <w:t xml:space="preserve">A donation is a voluntary gift to the association without consideration. It is not a purchase of goods or services, it gives no right to influence the selection of beneficiaries or the work of the association, and as a rule it is not refunded. The exceptions for duplicate, erroneous and unauthorised payments are governed by Article 12, and those we refund without fuss.</w:t>
+            </w:r>
+          </w:p>
+        </w:tc>
+      </w:tr>
+      <w:tr>
+        <w:tc>
+          <w:tcPr>
+            <w:tcW w:type="dxa" w:w="4953"/>
+            <w:tcMar>
+              <w:top w:type="dxa" w:w="80"/>
+              <w:left w:type="dxa" w:w="100"/>
+              <w:bottom w:type="dxa" w:w="80"/>
+              <w:right w:type="dxa" w:w="100"/>
+            </w:tcMar>
+          </w:tcPr>
           <w:p>
             <w:pPr>
               <w:spacing w:after="100"/>
@@ -680,20 +724,10 @@
             <w:r>
               <w:rPr>
                 <w:rFonts w:ascii="Arial" w:cs="Arial" w:eastAsia="Arial" w:hAnsi="Arial"/>
-                <w:i/>
-                <w:iCs/>
-                <w:sz w:val="18"/>
-                <w:szCs w:val="18"/>
-              </w:rPr>
-              <w:t xml:space="preserve">Article 3. A donation is a voluntary gift.</w:t>
-            </w:r>
-            <w:r>
-              <w:rPr>
-                <w:rFonts w:ascii="Arial" w:cs="Arial" w:eastAsia="Arial" w:hAnsi="Arial"/>
-                <w:sz w:val="18"/>
-                <w:szCs w:val="18"/>
-              </w:rPr>
-              <w:t xml:space="preserve"> A gift without consideration: not a purchase, no right to influence beneficiary selection or the association's work, and generally non-refundable. Duplicate, erroneous and unauthorised charges are refunded under Article 12 without fuss. A gift cannot be conditioned on payment to a named person, other than by giving to a campaign we have published for that beneficiary (Article 6).</w:t>
+                <w:sz w:val="18"/>
+                <w:szCs w:val="18"/>
+              </w:rPr>
+              <w:t xml:space="preserve">A donation cannot be conditioned on payment to a specific person, other than by giving to a campaign we have published for that beneficiary (Article 6).</w:t>
             </w:r>
           </w:p>
         </w:tc>
@@ -745,7 +779,7 @@
                 <w:sz w:val="20"/>
                 <w:szCs w:val="20"/>
               </w:rPr>
-              <w:t xml:space="preserve">Article 4. Ways to give.</w:t>
+              <w:t xml:space="preserve">Article 4 — Ways to give</w:t>
             </w:r>
           </w:p>
         </w:tc>
@@ -774,6 +808,43 @@
               <w:t xml:space="preserve">Donirati možete:</w:t>
             </w:r>
           </w:p>
+        </w:tc>
+        <w:tc>
+          <w:tcPr>
+            <w:tcW w:type="dxa" w:w="4953"/>
+            <w:tcMar>
+              <w:top w:type="dxa" w:w="80"/>
+              <w:left w:type="dxa" w:w="100"/>
+              <w:bottom w:type="dxa" w:w="80"/>
+              <w:right w:type="dxa" w:w="100"/>
+            </w:tcMar>
+          </w:tcPr>
+          <w:p>
+            <w:pPr>
+              <w:spacing w:after="100"/>
+            </w:pPr>
+            <w:r>
+              <w:rPr>
+                <w:rFonts w:ascii="Arial" w:cs="Arial" w:eastAsia="Arial" w:hAnsi="Arial"/>
+                <w:sz w:val="18"/>
+                <w:szCs w:val="18"/>
+              </w:rPr>
+              <w:t xml:space="preserve">You can donate:</w:t>
+            </w:r>
+          </w:p>
+        </w:tc>
+      </w:tr>
+      <w:tr>
+        <w:tc>
+          <w:tcPr>
+            <w:tcW w:type="dxa" w:w="4953"/>
+            <w:tcMar>
+              <w:top w:type="dxa" w:w="80"/>
+              <w:left w:type="dxa" w:w="100"/>
+              <w:bottom w:type="dxa" w:w="80"/>
+              <w:right w:type="dxa" w:w="100"/>
+            </w:tcMar>
+          </w:tcPr>
           <w:p>
             <w:pPr>
               <w:pStyle w:val="ListParagraph"/>
@@ -886,6 +957,142 @@
               <w:t xml:space="preserve"> koje objavimo na stranici Podrži (na primjer kutije za priloge, uplatnice), pod istim pravilima.</w:t>
             </w:r>
           </w:p>
+        </w:tc>
+        <w:tc>
+          <w:tcPr>
+            <w:tcW w:type="dxa" w:w="4953"/>
+            <w:tcMar>
+              <w:top w:type="dxa" w:w="80"/>
+              <w:left w:type="dxa" w:w="100"/>
+              <w:bottom w:type="dxa" w:w="80"/>
+              <w:right w:type="dxa" w:w="100"/>
+            </w:tcMar>
+          </w:tcPr>
+          <w:p>
+            <w:pPr>
+              <w:pStyle w:val="ListParagraph"/>
+              <w:numPr>
+                <w:ilvl w:val="0"/>
+                <w:numId w:val="3"/>
+              </w:numPr>
+              <w:spacing w:after="40"/>
+            </w:pPr>
+            <w:r>
+              <w:rPr>
+                <w:rFonts w:ascii="Arial" w:cs="Arial" w:eastAsia="Arial" w:hAnsi="Arial"/>
+                <w:b/>
+                <w:bCs/>
+                <w:sz w:val="18"/>
+                <w:szCs w:val="18"/>
+              </w:rPr>
+              <w:t xml:space="preserve">by card</w:t>
+            </w:r>
+            <w:r>
+              <w:rPr>
+                <w:rFonts w:ascii="Arial" w:cs="Arial" w:eastAsia="Arial" w:hAnsi="Arial"/>
+                <w:sz w:val="18"/>
+                <w:szCs w:val="18"/>
+              </w:rPr>
+              <w:t xml:space="preserve"> through the processor Monri, once card payments are live: the payment is protected by 3-D Secure verification, and the card number never passes through our servers or records;</w:t>
+            </w:r>
+          </w:p>
+          <w:p>
+            <w:pPr>
+              <w:pStyle w:val="ListParagraph"/>
+              <w:numPr>
+                <w:ilvl w:val="0"/>
+                <w:numId w:val="3"/>
+              </w:numPr>
+              <w:spacing w:after="40"/>
+            </w:pPr>
+            <w:r>
+              <w:rPr>
+                <w:rFonts w:ascii="Arial" w:cs="Arial" w:eastAsia="Arial" w:hAnsi="Arial"/>
+                <w:b/>
+                <w:bCs/>
+                <w:sz w:val="18"/>
+                <w:szCs w:val="18"/>
+              </w:rPr>
+              <w:t xml:space="preserve">by bank transfer</w:t>
+            </w:r>
+            <w:r>
+              <w:rPr>
+                <w:rFonts w:ascii="Arial" w:cs="Arial" w:eastAsia="Arial" w:hAnsi="Arial"/>
+                <w:sz w:val="18"/>
+                <w:szCs w:val="18"/>
+              </w:rPr>
+              <w:t xml:space="preserve"> (SEPA) to our account [[PLACEHOLDER: IBAN]] at [[PLACEHOLDER: bank]], BIC [[PLACEHOLDER]], with a payment reference in the form SM-MMYY-NNNN that automatically links your payment to a campaign or a fundraiser page; the platform shows the IBAN, the reference and a QR code for banking apps;</w:t>
+            </w:r>
+          </w:p>
+          <w:p>
+            <w:pPr>
+              <w:pStyle w:val="ListParagraph"/>
+              <w:numPr>
+                <w:ilvl w:val="0"/>
+                <w:numId w:val="3"/>
+              </w:numPr>
+              <w:spacing w:after="40"/>
+            </w:pPr>
+            <w:r>
+              <w:rPr>
+                <w:rFonts w:ascii="Arial" w:cs="Arial" w:eastAsia="Arial" w:hAnsi="Arial"/>
+                <w:b/>
+                <w:bCs/>
+                <w:sz w:val="18"/>
+                <w:szCs w:val="18"/>
+              </w:rPr>
+              <w:t xml:space="preserve">in cash</w:t>
+            </w:r>
+            <w:r>
+              <w:rPr>
+                <w:rFonts w:ascii="Arial" w:cs="Arial" w:eastAsia="Arial" w:hAnsi="Arial"/>
+                <w:sz w:val="18"/>
+                <w:szCs w:val="18"/>
+              </w:rPr>
+              <w:t xml:space="preserve"> at events and through participants who raise funds: the fundraiser logs the cash on the platform with the status “pending hand-in”, and the payment enters the public ledger once the association confirms receipt and deposits it in the account;</w:t>
+            </w:r>
+          </w:p>
+          <w:p>
+            <w:pPr>
+              <w:pStyle w:val="ListParagraph"/>
+              <w:numPr>
+                <w:ilvl w:val="0"/>
+                <w:numId w:val="3"/>
+              </w:numPr>
+              <w:spacing w:after="40"/>
+            </w:pPr>
+            <w:r>
+              <w:rPr>
+                <w:rFonts w:ascii="Arial" w:cs="Arial" w:eastAsia="Arial" w:hAnsi="Arial"/>
+                <w:b/>
+                <w:bCs/>
+                <w:sz w:val="18"/>
+                <w:szCs w:val="18"/>
+              </w:rPr>
+              <w:t xml:space="preserve">by other ways</w:t>
+            </w:r>
+            <w:r>
+              <w:rPr>
+                <w:rFonts w:ascii="Arial" w:cs="Arial" w:eastAsia="Arial" w:hAnsi="Arial"/>
+                <w:sz w:val="18"/>
+                <w:szCs w:val="18"/>
+              </w:rPr>
+              <w:t xml:space="preserve"> we publish on the Support page (for example collection boxes, payment slips), under the same rules.</w:t>
+            </w:r>
+          </w:p>
+        </w:tc>
+      </w:tr>
+      <w:tr>
+        <w:tc>
+          <w:tcPr>
+            <w:tcW w:type="dxa" w:w="4953"/>
+            <w:tcMar>
+              <w:top w:type="dxa" w:w="80"/>
+              <w:left w:type="dxa" w:w="100"/>
+              <w:bottom w:type="dxa" w:w="80"/>
+              <w:right w:type="dxa" w:w="100"/>
+            </w:tcMar>
+          </w:tcPr>
           <w:p>
             <w:pPr>
               <w:spacing w:after="100"/>
@@ -917,20 +1124,10 @@
             <w:r>
               <w:rPr>
                 <w:rFonts w:ascii="Arial" w:cs="Arial" w:eastAsia="Arial" w:hAnsi="Arial"/>
-                <w:i/>
-                <w:iCs/>
-                <w:sz w:val="18"/>
-                <w:szCs w:val="18"/>
-              </w:rPr>
-              <w:t xml:space="preserve">Article 4. Ways to give.</w:t>
-            </w:r>
-            <w:r>
-              <w:rPr>
-                <w:rFonts w:ascii="Arial" w:cs="Arial" w:eastAsia="Arial" w:hAnsi="Arial"/>
-                <w:sz w:val="18"/>
-                <w:szCs w:val="18"/>
-              </w:rPr>
-              <w:t xml:space="preserve"> By card through Monri once live, protected by 3-D Secure, with the card number never touching our servers; by SEPA transfer to our account (IBAN, bank and BIC as placeholders) with a reference in the form SM-MMYY-NNNN that links the payment to a campaign or fundraiser page, shown with a QR code for banking apps; in cash at events and through fundraisers, logged on the platform as pending hand-in and entered in the ledger once we confirm receipt and deposit it; by other ways we publish on the Support page. No crypto, cheques or in-kind gifts through the platform; in-kind gifts are governed by Article 9.</w:t>
+                <w:sz w:val="18"/>
+                <w:szCs w:val="18"/>
+              </w:rPr>
+              <w:t xml:space="preserve">We do not accept donations in cryptocurrencies, by cheque or in kind through the platform; in-kind gifts are governed by Article 9.</w:t>
             </w:r>
           </w:p>
         </w:tc>
@@ -982,7 +1179,7 @@
                 <w:sz w:val="20"/>
                 <w:szCs w:val="20"/>
               </w:rPr>
-              <w:t xml:space="preserve">Article 5. What happens to your payment.</w:t>
+              <w:t xml:space="preserve">Article 5 — What happens to your payment</w:t>
             </w:r>
           </w:p>
         </w:tc>
@@ -1011,6 +1208,43 @@
               <w:t xml:space="preserve">Kartična uplata ulazi u evidenciju odmah po odobrenju procesora. Bankovni prenos evidentiramo kao „na čekanju“ čim unesete namjeru uplate, a odobravamo ga kada stigne na račun i kada ga povežemo po pozivu na broj, po pravilu u roku od jednog radnog dana od prijema izvoda; do tada se ne računa u javne iznose. Gotovina se odobrava kada udruženje potvrdi prijem.</w:t>
             </w:r>
           </w:p>
+        </w:tc>
+        <w:tc>
+          <w:tcPr>
+            <w:tcW w:type="dxa" w:w="4953"/>
+            <w:tcMar>
+              <w:top w:type="dxa" w:w="80"/>
+              <w:left w:type="dxa" w:w="100"/>
+              <w:bottom w:type="dxa" w:w="80"/>
+              <w:right w:type="dxa" w:w="100"/>
+            </w:tcMar>
+          </w:tcPr>
+          <w:p>
+            <w:pPr>
+              <w:spacing w:after="100"/>
+            </w:pPr>
+            <w:r>
+              <w:rPr>
+                <w:rFonts w:ascii="Arial" w:cs="Arial" w:eastAsia="Arial" w:hAnsi="Arial"/>
+                <w:sz w:val="18"/>
+                <w:szCs w:val="18"/>
+              </w:rPr>
+              <w:t xml:space="preserve">A card payment enters the records as soon as the processor approves it. A bank transfer is recorded as “pending” as soon as you state your intention to pay, and is approved when it arrives in the account and we match it by the payment reference, normally within one working day of receiving the statement; until then it does not count in the public totals. Cash is approved when the association confirms receipt.</w:t>
+            </w:r>
+          </w:p>
+        </w:tc>
+      </w:tr>
+      <w:tr>
+        <w:tc>
+          <w:tcPr>
+            <w:tcW w:type="dxa" w:w="4953"/>
+            <w:tcMar>
+              <w:top w:type="dxa" w:w="80"/>
+              <w:left w:type="dxa" w:w="100"/>
+              <w:bottom w:type="dxa" w:w="80"/>
+              <w:right w:type="dxa" w:w="100"/>
+            </w:tcMar>
+          </w:tcPr>
           <w:p>
             <w:pPr>
               <w:spacing w:after="100"/>
@@ -1024,6 +1258,43 @@
               <w:t xml:space="preserve">Odobrena uplata se ne briše i ne prepravlja. Svaka ispravka, refundacija ili preraspodjela je nova stavka u registru sa suprotnim predznakom, vidljiva uz izvornu uplatu.</w:t>
             </w:r>
           </w:p>
+        </w:tc>
+        <w:tc>
+          <w:tcPr>
+            <w:tcW w:type="dxa" w:w="4953"/>
+            <w:tcMar>
+              <w:top w:type="dxa" w:w="80"/>
+              <w:left w:type="dxa" w:w="100"/>
+              <w:bottom w:type="dxa" w:w="80"/>
+              <w:right w:type="dxa" w:w="100"/>
+            </w:tcMar>
+          </w:tcPr>
+          <w:p>
+            <w:pPr>
+              <w:spacing w:after="100"/>
+            </w:pPr>
+            <w:r>
+              <w:rPr>
+                <w:rFonts w:ascii="Arial" w:cs="Arial" w:eastAsia="Arial" w:hAnsi="Arial"/>
+                <w:sz w:val="18"/>
+                <w:szCs w:val="18"/>
+              </w:rPr>
+              <w:t xml:space="preserve">An approved payment is never deleted or edited. Every correction, refund or reallocation is a new ledger row with the opposite sign, visible beside the original payment.</w:t>
+            </w:r>
+          </w:p>
+        </w:tc>
+      </w:tr>
+      <w:tr>
+        <w:tc>
+          <w:tcPr>
+            <w:tcW w:type="dxa" w:w="4953"/>
+            <w:tcMar>
+              <w:top w:type="dxa" w:w="80"/>
+              <w:left w:type="dxa" w:w="100"/>
+              <w:bottom w:type="dxa" w:w="80"/>
+              <w:right w:type="dxa" w:w="100"/>
+            </w:tcMar>
+          </w:tcPr>
           <w:p>
             <w:pPr>
               <w:spacing w:after="100"/>
@@ -1037,6 +1308,43 @@
               <w:t xml:space="preserve">Uplata bez poziva na broj ili sa nepoznatim pozivom na broj knjiži se u opšti Fond za pomoć, osim ako nas u roku od 30 dana obavijestite kojoj kampanji je bila namijenjena.</w:t>
             </w:r>
           </w:p>
+        </w:tc>
+        <w:tc>
+          <w:tcPr>
+            <w:tcW w:type="dxa" w:w="4953"/>
+            <w:tcMar>
+              <w:top w:type="dxa" w:w="80"/>
+              <w:left w:type="dxa" w:w="100"/>
+              <w:bottom w:type="dxa" w:w="80"/>
+              <w:right w:type="dxa" w:w="100"/>
+            </w:tcMar>
+          </w:tcPr>
+          <w:p>
+            <w:pPr>
+              <w:spacing w:after="100"/>
+            </w:pPr>
+            <w:r>
+              <w:rPr>
+                <w:rFonts w:ascii="Arial" w:cs="Arial" w:eastAsia="Arial" w:hAnsi="Arial"/>
+                <w:sz w:val="18"/>
+                <w:szCs w:val="18"/>
+              </w:rPr>
+              <w:t xml:space="preserve">A payment without a reference or with an unknown reference is booked to the general Impact Fund, unless you tell us within 30 days which campaign it was intended for.</w:t>
+            </w:r>
+          </w:p>
+        </w:tc>
+      </w:tr>
+      <w:tr>
+        <w:tc>
+          <w:tcPr>
+            <w:tcW w:type="dxa" w:w="4953"/>
+            <w:tcMar>
+              <w:top w:type="dxa" w:w="80"/>
+              <w:left w:type="dxa" w:w="100"/>
+              <w:bottom w:type="dxa" w:w="80"/>
+              <w:right w:type="dxa" w:w="100"/>
+            </w:tcMar>
+          </w:tcPr>
           <w:p>
             <w:pPr>
               <w:spacing w:after="100"/>
@@ -1068,20 +1376,10 @@
             <w:r>
               <w:rPr>
                 <w:rFonts w:ascii="Arial" w:cs="Arial" w:eastAsia="Arial" w:hAnsi="Arial"/>
-                <w:i/>
-                <w:iCs/>
-                <w:sz w:val="18"/>
-                <w:szCs w:val="18"/>
-              </w:rPr>
-              <w:t xml:space="preserve">Article 5. What happens to your payment.</w:t>
-            </w:r>
-            <w:r>
-              <w:rPr>
-                <w:rFonts w:ascii="Arial" w:cs="Arial" w:eastAsia="Arial" w:hAnsi="Arial"/>
-                <w:sz w:val="18"/>
-                <w:szCs w:val="18"/>
-              </w:rPr>
-              <w:t xml:space="preserve"> Card payments are recorded on the processor's approval. A bank transfer is recorded as pending when you state the intention and approved when it arrives and is matched by reference, normally within one working day of the statement, counting in public totals only then. Cash is approved when we confirm receipt. Approved payments are never deleted or edited; every correction, refund or reallocation is a new ledger row with the opposite sign beside the original. A transfer with no or an unknown reference goes to the general Impact Fund unless you tell us the intended campaign within 30 days. A receipt goes by email in your language with amount, campaign, reference and a link to the ledger entry.</w:t>
+                <w:sz w:val="18"/>
+                <w:szCs w:val="18"/>
+              </w:rPr>
+              <w:t xml:space="preserve">We send a donation receipt by email in your language, with the amount, the campaign, the payment reference and a link to the entry in the public ledger.</w:t>
             </w:r>
           </w:p>
         </w:tc>
@@ -1133,7 +1431,7 @@
                 <w:sz w:val="20"/>
                 <w:szCs w:val="20"/>
               </w:rPr>
-              <w:t xml:space="preserve">Article 6. Designation.</w:t>
+              <w:t xml:space="preserve">Article 6 — Designation of a donation</w:t>
             </w:r>
           </w:p>
         </w:tc>
@@ -1162,6 +1460,43 @@
               <w:t xml:space="preserve">Možete donirati: opštem Fondu za pomoć, gdje o namjeni odlučuje Komisija za dodjelu sredstava; objavljenoj kampanji (za određenog korisnika, događaj ili ogranak); ili stranici učesnika, čiji prilozi idu kampanji za koju učesnik prikuplja.</w:t>
             </w:r>
           </w:p>
+        </w:tc>
+        <w:tc>
+          <w:tcPr>
+            <w:tcW w:type="dxa" w:w="4953"/>
+            <w:tcMar>
+              <w:top w:type="dxa" w:w="80"/>
+              <w:left w:type="dxa" w:w="100"/>
+              <w:bottom w:type="dxa" w:w="80"/>
+              <w:right w:type="dxa" w:w="100"/>
+            </w:tcMar>
+          </w:tcPr>
+          <w:p>
+            <w:pPr>
+              <w:spacing w:after="100"/>
+            </w:pPr>
+            <w:r>
+              <w:rPr>
+                <w:rFonts w:ascii="Arial" w:cs="Arial" w:eastAsia="Arial" w:hAnsi="Arial"/>
+                <w:sz w:val="18"/>
+                <w:szCs w:val="18"/>
+              </w:rPr>
+              <w:t xml:space="preserve">You may donate: to the general Impact Fund, where the Grants Committee decides on the use; to a published campaign (for a specific beneficiary, event or chapter); or to a fundraiser page, whose contributions go to the campaign the participant is raising for.</w:t>
+            </w:r>
+          </w:p>
+        </w:tc>
+      </w:tr>
+      <w:tr>
+        <w:tc>
+          <w:tcPr>
+            <w:tcW w:type="dxa" w:w="4953"/>
+            <w:tcMar>
+              <w:top w:type="dxa" w:w="80"/>
+              <w:left w:type="dxa" w:w="100"/>
+              <w:bottom w:type="dxa" w:w="80"/>
+              <w:right w:type="dxa" w:w="100"/>
+            </w:tcMar>
+          </w:tcPr>
           <w:p>
             <w:pPr>
               <w:spacing w:after="100"/>
@@ -1175,6 +1510,43 @@
               <w:t xml:space="preserve">Sredstva prikupljena za kampanju koristimo samo za njenu namjenu. Ako se kampanja ostvari sa viškom, ako korisnik odustane ili namjena postane nemoguća, višak dodjeljujemo korisniku sa istog područja i iste vrste potrebe, uz obrazloženje objavljeno u registru; ako je iznos veći od [[PLACEHOLDER: iznos]] EUR, prije toga nudimo donatorima koje možemo kontaktirati povraćaj ili preusmjeravanje po njihovom izboru u roku od 30 dana.</w:t>
             </w:r>
           </w:p>
+        </w:tc>
+        <w:tc>
+          <w:tcPr>
+            <w:tcW w:type="dxa" w:w="4953"/>
+            <w:tcMar>
+              <w:top w:type="dxa" w:w="80"/>
+              <w:left w:type="dxa" w:w="100"/>
+              <w:bottom w:type="dxa" w:w="80"/>
+              <w:right w:type="dxa" w:w="100"/>
+            </w:tcMar>
+          </w:tcPr>
+          <w:p>
+            <w:pPr>
+              <w:spacing w:after="100"/>
+            </w:pPr>
+            <w:r>
+              <w:rPr>
+                <w:rFonts w:ascii="Arial" w:cs="Arial" w:eastAsia="Arial" w:hAnsi="Arial"/>
+                <w:sz w:val="18"/>
+                <w:szCs w:val="18"/>
+              </w:rPr>
+              <w:t xml:space="preserve">Money raised for a campaign is used only for its purpose. If a campaign closes with a surplus, if the beneficiary withdraws or the purpose becomes impossible, we allocate the surplus to a beneficiary from the same area and with the same kind of need, with reasons published in the ledger; if the amount exceeds [[PLACEHOLDER: amount]] EUR, we first offer the donors we can contact a refund or redirection at their choice within 30 days.</w:t>
+            </w:r>
+          </w:p>
+        </w:tc>
+      </w:tr>
+      <w:tr>
+        <w:tc>
+          <w:tcPr>
+            <w:tcW w:type="dxa" w:w="4953"/>
+            <w:tcMar>
+              <w:top w:type="dxa" w:w="80"/>
+              <w:left w:type="dxa" w:w="100"/>
+              <w:bottom w:type="dxa" w:w="80"/>
+              <w:right w:type="dxa" w:w="100"/>
+            </w:tcMar>
+          </w:tcPr>
           <w:p>
             <w:pPr>
               <w:spacing w:after="100"/>
@@ -1206,20 +1578,10 @@
             <w:r>
               <w:rPr>
                 <w:rFonts w:ascii="Arial" w:cs="Arial" w:eastAsia="Arial" w:hAnsi="Arial"/>
-                <w:i/>
-                <w:iCs/>
-                <w:sz w:val="18"/>
-                <w:szCs w:val="18"/>
-              </w:rPr>
-              <w:t xml:space="preserve">Article 6. Designation.</w:t>
-            </w:r>
-            <w:r>
-              <w:rPr>
-                <w:rFonts w:ascii="Arial" w:cs="Arial" w:eastAsia="Arial" w:hAnsi="Arial"/>
-                <w:sz w:val="18"/>
-                <w:szCs w:val="18"/>
-              </w:rPr>
-              <w:t xml:space="preserve"> You may give to the general Impact Fund, allocated by the Grants Committee; to a published campaign (a beneficiary, event or chapter); or to a fundraiser's page, which feeds their campaign. Campaign money is used only for its purpose; a surplus, a withdrawn beneficiary or an impossible purpose leads to reallocation to a beneficiary from the same area and kind of need, with reasons published in the ledger, and above [amount] EUR we first offer contactable donors a refund or redirection at their choice within 30 days. Money raised in a chapter's area is earmarked for that area under the published split (Chapter Rules Art. 16).</w:t>
+                <w:sz w:val="18"/>
+                <w:szCs w:val="18"/>
+              </w:rPr>
+              <w:t xml:space="preserve">Money raised in a chapter's area is earmarked for beneficiaries from that area, under the published allocation formula (Chapter Rules, Article 16).</w:t>
             </w:r>
           </w:p>
         </w:tc>
@@ -1271,7 +1633,7 @@
                 <w:sz w:val="20"/>
                 <w:szCs w:val="20"/>
               </w:rPr>
-              <w:t xml:space="preserve">Article 7. Fee cover.</w:t>
+              <w:t xml:space="preserve">Article 7 — Fee cover</w:t>
             </w:r>
           </w:p>
         </w:tc>
@@ -1300,6 +1662,43 @@
               <w:t xml:space="preserve">Pri donaciji možete dobrovoljno dodati iznos koji pokriva troškove naplate (naknadu procesora i banke), da vaš puni iznos stigne do korisnika. Opcija je unaprijed označena i uvijek jasno prikazana, sa tačnim iznosom, prije potvrde uplate; možete je isključiti jednim dodirom.</w:t>
             </w:r>
           </w:p>
+        </w:tc>
+        <w:tc>
+          <w:tcPr>
+            <w:tcW w:type="dxa" w:w="4953"/>
+            <w:tcMar>
+              <w:top w:type="dxa" w:w="80"/>
+              <w:left w:type="dxa" w:w="100"/>
+              <w:bottom w:type="dxa" w:w="80"/>
+              <w:right w:type="dxa" w:w="100"/>
+            </w:tcMar>
+          </w:tcPr>
+          <w:p>
+            <w:pPr>
+              <w:spacing w:after="100"/>
+            </w:pPr>
+            <w:r>
+              <w:rPr>
+                <w:rFonts w:ascii="Arial" w:cs="Arial" w:eastAsia="Arial" w:hAnsi="Arial"/>
+                <w:sz w:val="18"/>
+                <w:szCs w:val="18"/>
+              </w:rPr>
+              <w:t xml:space="preserve">When donating you may voluntarily add an amount that covers the processing costs (the processor's and the bank's fees), so that your full amount reaches the beneficiary. The option is pre-selected and always clearly shown, with the exact amount, before you confirm the payment; you can switch it off with one tap.</w:t>
+            </w:r>
+          </w:p>
+        </w:tc>
+      </w:tr>
+      <w:tr>
+        <w:tc>
+          <w:tcPr>
+            <w:tcW w:type="dxa" w:w="4953"/>
+            <w:tcMar>
+              <w:top w:type="dxa" w:w="80"/>
+              <w:left w:type="dxa" w:w="100"/>
+              <w:bottom w:type="dxa" w:w="80"/>
+              <w:right w:type="dxa" w:w="100"/>
+            </w:tcMar>
+          </w:tcPr>
           <w:p>
             <w:pPr>
               <w:spacing w:after="100"/>
@@ -1331,20 +1730,10 @@
             <w:r>
               <w:rPr>
                 <w:rFonts w:ascii="Arial" w:cs="Arial" w:eastAsia="Arial" w:hAnsi="Arial"/>
-                <w:i/>
-                <w:iCs/>
-                <w:sz w:val="18"/>
-                <w:szCs w:val="18"/>
-              </w:rPr>
-              <w:t xml:space="preserve">Article 7. Fee cover.</w:t>
-            </w:r>
-            <w:r>
-              <w:rPr>
-                <w:rFonts w:ascii="Arial" w:cs="Arial" w:eastAsia="Arial" w:hAnsi="Arial"/>
-                <w:sz w:val="18"/>
-                <w:szCs w:val="18"/>
-              </w:rPr>
-              <w:t xml:space="preserve"> You may add an amount covering processing costs so your full gift reaches the cause. The option is pre-selected, always shown clearly with the exact amount before you confirm, and switched off with one tap. Fee cover is recorded separately from the donation; if you do not add it, the Operations Fund bears the cost, not the beneficiary.</w:t>
+                <w:sz w:val="18"/>
+                <w:szCs w:val="18"/>
+              </w:rPr>
+              <w:t xml:space="preserve">We record fee cover separately from the donation. That is why we can honestly say that one hundred percent of your donation reaches the beneficiary: if you do not add the cover, the processing cost is borne by the Operations Fund, not by the beneficiary.</w:t>
             </w:r>
           </w:p>
         </w:tc>
@@ -1396,7 +1785,7 @@
                 <w:sz w:val="20"/>
                 <w:szCs w:val="20"/>
               </w:rPr>
-              <w:t xml:space="preserve">Article 8. Monthly giving.</w:t>
+              <w:t xml:space="preserve">Article 8 — Monthly donations</w:t>
             </w:r>
           </w:p>
         </w:tc>
@@ -1425,19 +1814,93 @@
               <w:t xml:space="preserve">Mjesečnu donaciju karticom uspostavljate jednom; kartica se čuva kod procesora u tokenizovanom obliku, a mi vidimo samo posljednje četiri cifre i rok važenja. Zaduženje je istog dana svakog mjeseca u iznosu koji ste izabrali; ako zaduženje ne uspije, pokušavamo ponovo najviše dva puta u roku od sedam dana i obavještavamo vas.</w:t>
             </w:r>
           </w:p>
-          <w:p>
-            <w:pPr>
-              <w:spacing w:after="100"/>
-            </w:pPr>
-            <w:r>
-              <w:rPr>
-                <w:rFonts w:ascii="Arial" w:cs="Arial" w:eastAsia="Arial" w:hAnsi="Arial"/>
-                <w:sz w:val="18"/>
-                <w:szCs w:val="18"/>
-              </w:rPr>
-              <w:t xml:space="preserve">Mjesečnu donaciju možete otkazati u svakom trenutku porukom na [[PLACEHOLDER: kontakt e-mail]] ili preko veze u e-mail potvrdi. Otkazivanje zaustavlja buduća zaduženja; već izvršene mjesečne donacije ne vraćamo, osim po članu 12. Iznos možete promijeniti na isti način.</w:t>
-            </w:r>
-          </w:p>
+        </w:tc>
+        <w:tc>
+          <w:tcPr>
+            <w:tcW w:type="dxa" w:w="4953"/>
+            <w:tcMar>
+              <w:top w:type="dxa" w:w="80"/>
+              <w:left w:type="dxa" w:w="100"/>
+              <w:bottom w:type="dxa" w:w="80"/>
+              <w:right w:type="dxa" w:w="100"/>
+            </w:tcMar>
+          </w:tcPr>
+          <w:p>
+            <w:pPr>
+              <w:spacing w:after="100"/>
+            </w:pPr>
+            <w:r>
+              <w:rPr>
+                <w:rFonts w:ascii="Arial" w:cs="Arial" w:eastAsia="Arial" w:hAnsi="Arial"/>
+                <w:sz w:val="18"/>
+                <w:szCs w:val="18"/>
+              </w:rPr>
+              <w:t xml:space="preserve">You set up a monthly card donation once; the card is stored at the processor in tokenised form, and we see only the last four digits and the expiry date. The charge is made on the same day each month in the amount you chose; if a charge fails, we retry at most twice within seven days and notify you.</w:t>
+            </w:r>
+          </w:p>
+        </w:tc>
+      </w:tr>
+      <w:tr>
+        <w:tc>
+          <w:tcPr>
+            <w:tcW w:type="dxa" w:w="4953"/>
+            <w:tcMar>
+              <w:top w:type="dxa" w:w="80"/>
+              <w:left w:type="dxa" w:w="100"/>
+              <w:bottom w:type="dxa" w:w="80"/>
+              <w:right w:type="dxa" w:w="100"/>
+            </w:tcMar>
+          </w:tcPr>
+          <w:p>
+            <w:pPr>
+              <w:spacing w:after="100"/>
+            </w:pPr>
+            <w:r>
+              <w:rPr>
+                <w:rFonts w:ascii="Arial" w:cs="Arial" w:eastAsia="Arial" w:hAnsi="Arial"/>
+                <w:sz w:val="18"/>
+                <w:szCs w:val="18"/>
+              </w:rPr>
+              <w:t xml:space="preserve">Mjesečnu donaciju možete otkazati u svakom trenutku porukom na [[PLACEHOLDER: kontakt e-mail]] ili preko veze u potvrdi koju ste dobili e-poštom. Otkazivanje zaustavlja buduća zaduženja; već izvršene mjesečne donacije ne vraćamo, osim po članu 12. Iznos možete promijeniti na isti način.</w:t>
+            </w:r>
+          </w:p>
+        </w:tc>
+        <w:tc>
+          <w:tcPr>
+            <w:tcW w:type="dxa" w:w="4953"/>
+            <w:tcMar>
+              <w:top w:type="dxa" w:w="80"/>
+              <w:left w:type="dxa" w:w="100"/>
+              <w:bottom w:type="dxa" w:w="80"/>
+              <w:right w:type="dxa" w:w="100"/>
+            </w:tcMar>
+          </w:tcPr>
+          <w:p>
+            <w:pPr>
+              <w:spacing w:after="100"/>
+            </w:pPr>
+            <w:r>
+              <w:rPr>
+                <w:rFonts w:ascii="Arial" w:cs="Arial" w:eastAsia="Arial" w:hAnsi="Arial"/>
+                <w:sz w:val="18"/>
+                <w:szCs w:val="18"/>
+              </w:rPr>
+              <w:t xml:space="preserve">You can cancel a monthly donation at any time by writing to [[PLACEHOLDER: contact email]] or through the link in the confirmation you received by email. Cancelling stops future charges; monthly donations already made are not refunded, except under Article 12. You can change the amount in the same way.</w:t>
+            </w:r>
+          </w:p>
+        </w:tc>
+      </w:tr>
+      <w:tr>
+        <w:tc>
+          <w:tcPr>
+            <w:tcW w:type="dxa" w:w="4953"/>
+            <w:tcMar>
+              <w:top w:type="dxa" w:w="80"/>
+              <w:left w:type="dxa" w:w="100"/>
+              <w:bottom w:type="dxa" w:w="80"/>
+              <w:right w:type="dxa" w:w="100"/>
+            </w:tcMar>
+          </w:tcPr>
           <w:p>
             <w:pPr>
               <w:spacing w:after="100"/>
@@ -1469,20 +1932,10 @@
             <w:r>
               <w:rPr>
                 <w:rFonts w:ascii="Arial" w:cs="Arial" w:eastAsia="Arial" w:hAnsi="Arial"/>
-                <w:i/>
-                <w:iCs/>
-                <w:sz w:val="18"/>
-                <w:szCs w:val="18"/>
-              </w:rPr>
-              <w:t xml:space="preserve">Article 8. Monthly giving.</w:t>
-            </w:r>
-            <w:r>
-              <w:rPr>
-                <w:rFonts w:ascii="Arial" w:cs="Arial" w:eastAsia="Arial" w:hAnsi="Arial"/>
-                <w:sz w:val="18"/>
-                <w:szCs w:val="18"/>
-              </w:rPr>
-              <w:t xml:space="preserve"> Set up once; the card is tokenised at the processor and we see only the last four digits and expiry. Charged on the same day each month; a failed charge is retried at most twice within seven days and you are told. Cancel or change any time by email or the link in your confirmation; cancelling stops future charges, past ones are not refunded except under Article 12. Changes to these rules affecting monthly donors are notified 30 days ahead.</w:t>
+                <w:sz w:val="18"/>
+                <w:szCs w:val="18"/>
+              </w:rPr>
+              <w:t xml:space="preserve">If we change these rules in a way that affects monthly donors, we notify you by email at least 30 days before the change applies.</w:t>
             </w:r>
           </w:p>
         </w:tc>
@@ -1534,7 +1987,7 @@
                 <w:sz w:val="20"/>
                 <w:szCs w:val="20"/>
               </w:rPr>
-              <w:t xml:space="preserve">Article 9. In-kind, in-memory and special gifts.</w:t>
+              <w:t xml:space="preserve">Article 9 — In-kind gifts, gifts in memory and special donations</w:t>
             </w:r>
           </w:p>
         </w:tc>
@@ -1573,6 +2026,53 @@
               <w:t xml:space="preserve"> (oprema, roba, usluge, prostor) primaju se dogovorom sa udruženjem, evidentiraju sa procijenjenom vrijednošću i imenom davaoca i objavljuju u registru kao poklon u naturi, bez novčanog iznosa u Fondu za pomoć. Ne prodajemo ih osim ako je to dogovoreno sa davaocem.</w:t>
             </w:r>
           </w:p>
+        </w:tc>
+        <w:tc>
+          <w:tcPr>
+            <w:tcW w:type="dxa" w:w="4953"/>
+            <w:tcMar>
+              <w:top w:type="dxa" w:w="80"/>
+              <w:left w:type="dxa" w:w="100"/>
+              <w:bottom w:type="dxa" w:w="80"/>
+              <w:right w:type="dxa" w:w="100"/>
+            </w:tcMar>
+          </w:tcPr>
+          <w:p>
+            <w:pPr>
+              <w:spacing w:after="100"/>
+            </w:pPr>
+            <w:r>
+              <w:rPr>
+                <w:rFonts w:ascii="Arial" w:cs="Arial" w:eastAsia="Arial" w:hAnsi="Arial"/>
+                <w:b/>
+                <w:bCs/>
+                <w:sz w:val="18"/>
+                <w:szCs w:val="18"/>
+              </w:rPr>
+              <w:t xml:space="preserve">In-kind gifts</w:t>
+            </w:r>
+            <w:r>
+              <w:rPr>
+                <w:rFonts w:ascii="Arial" w:cs="Arial" w:eastAsia="Arial" w:hAnsi="Arial"/>
+                <w:sz w:val="18"/>
+                <w:szCs w:val="18"/>
+              </w:rPr>
+              <w:t xml:space="preserve"> (equipment, goods, services, premises) are accepted by agreement with the association, recorded with an estimated value and the giver's name, and published in the ledger as an in-kind gift, without a monetary amount in the Impact Fund. We do not sell them unless agreed with the giver.</w:t>
+            </w:r>
+          </w:p>
+        </w:tc>
+      </w:tr>
+      <w:tr>
+        <w:tc>
+          <w:tcPr>
+            <w:tcW w:type="dxa" w:w="4953"/>
+            <w:tcMar>
+              <w:top w:type="dxa" w:w="80"/>
+              <w:left w:type="dxa" w:w="100"/>
+              <w:bottom w:type="dxa" w:w="80"/>
+              <w:right w:type="dxa" w:w="100"/>
+            </w:tcMar>
+          </w:tcPr>
           <w:p>
             <w:pPr>
               <w:spacing w:after="100"/>
@@ -1596,6 +2096,53 @@
               <w:t xml:space="preserve"> primaju se kao donacije Fondu za pomoć ili kampanji; na zahtjev objavljujemo ime lica kome je poklon posvećen, uz saglasnost porodice.</w:t>
             </w:r>
           </w:p>
+        </w:tc>
+        <w:tc>
+          <w:tcPr>
+            <w:tcW w:type="dxa" w:w="4953"/>
+            <w:tcMar>
+              <w:top w:type="dxa" w:w="80"/>
+              <w:left w:type="dxa" w:w="100"/>
+              <w:bottom w:type="dxa" w:w="80"/>
+              <w:right w:type="dxa" w:w="100"/>
+            </w:tcMar>
+          </w:tcPr>
+          <w:p>
+            <w:pPr>
+              <w:spacing w:after="100"/>
+            </w:pPr>
+            <w:r>
+              <w:rPr>
+                <w:rFonts w:ascii="Arial" w:cs="Arial" w:eastAsia="Arial" w:hAnsi="Arial"/>
+                <w:b/>
+                <w:bCs/>
+                <w:sz w:val="18"/>
+                <w:szCs w:val="18"/>
+              </w:rPr>
+              <w:t xml:space="preserve">Gifts in memory and on the occasion of celebrations</w:t>
+            </w:r>
+            <w:r>
+              <w:rPr>
+                <w:rFonts w:ascii="Arial" w:cs="Arial" w:eastAsia="Arial" w:hAnsi="Arial"/>
+                <w:sz w:val="18"/>
+                <w:szCs w:val="18"/>
+              </w:rPr>
+              <w:t xml:space="preserve"> are accepted as donations to the Impact Fund or to a campaign; on request we publish the name of the person to whom the gift is dedicated, with the family's consent.</w:t>
+            </w:r>
+          </w:p>
+        </w:tc>
+      </w:tr>
+      <w:tr>
+        <w:tc>
+          <w:tcPr>
+            <w:tcW w:type="dxa" w:w="4953"/>
+            <w:tcMar>
+              <w:top w:type="dxa" w:w="80"/>
+              <w:left w:type="dxa" w:w="100"/>
+              <w:bottom w:type="dxa" w:w="80"/>
+              <w:right w:type="dxa" w:w="100"/>
+            </w:tcMar>
+          </w:tcPr>
           <w:p>
             <w:pPr>
               <w:spacing w:after="100"/>
@@ -1637,20 +2184,20 @@
             <w:r>
               <w:rPr>
                 <w:rFonts w:ascii="Arial" w:cs="Arial" w:eastAsia="Arial" w:hAnsi="Arial"/>
-                <w:i/>
-                <w:iCs/>
-                <w:sz w:val="18"/>
-                <w:szCs w:val="18"/>
-              </w:rPr>
-              <w:t xml:space="preserve">Article 9. In-kind, in-memory and special gifts.</w:t>
-            </w:r>
-            <w:r>
-              <w:rPr>
-                <w:rFonts w:ascii="Arial" w:cs="Arial" w:eastAsia="Arial" w:hAnsi="Arial"/>
-                <w:sz w:val="18"/>
-                <w:szCs w:val="18"/>
-              </w:rPr>
-              <w:t xml:space="preserve"> In-kind gifts are agreed with us, recorded with an estimated value and giver, published as in-kind without an Impact Fund amount, and not sold unless agreed. Gifts in memory or for celebrations go to the Impact Fund or a campaign; on request we publish the honoured person's name with the family's consent. Fundraisers never receive or pass on contributions personally; everything goes to our account and shows on their page; cash follows the cash rules.</w:t>
+                <w:b/>
+                <w:bCs/>
+                <w:sz w:val="18"/>
+                <w:szCs w:val="18"/>
+              </w:rPr>
+              <w:t xml:space="preserve">Fundraising on a fundraiser page</w:t>
+            </w:r>
+            <w:r>
+              <w:rPr>
+                <w:rFonts w:ascii="Arial" w:cs="Arial" w:eastAsia="Arial" w:hAnsi="Arial"/>
+                <w:sz w:val="18"/>
+                <w:szCs w:val="18"/>
+              </w:rPr>
+              <w:t xml:space="preserve">: the participant neither receives nor passes on contributions personally; everything goes to the association's account, and the participant sees the total amount on their page. Cash they collect is handed to the association under the cash rules.</w:t>
             </w:r>
           </w:p>
         </w:tc>
@@ -1702,7 +2249,7 @@
                 <w:sz w:val="20"/>
                 <w:szCs w:val="20"/>
               </w:rPr>
-              <w:t xml:space="preserve">Article 10. Sponsorship is not a donation.</w:t>
+              <w:t xml:space="preserve">Article 10 — Sponsorship is not a donation</w:t>
             </w:r>
           </w:p>
         </w:tc>
@@ -1749,20 +2296,10 @@
             <w:r>
               <w:rPr>
                 <w:rFonts w:ascii="Arial" w:cs="Arial" w:eastAsia="Arial" w:hAnsi="Arial"/>
-                <w:i/>
-                <w:iCs/>
-                <w:sz w:val="18"/>
-                <w:szCs w:val="18"/>
-              </w:rPr>
-              <w:t xml:space="preserve">Article 10. Sponsorship is not a donation.</w:t>
-            </w:r>
-            <w:r>
-              <w:rPr>
-                <w:rFonts w:ascii="Arial" w:cs="Arial" w:eastAsia="Arial" w:hAnsi="Arial"/>
-                <w:sz w:val="18"/>
-                <w:szCs w:val="18"/>
-              </w:rPr>
-              <w:t xml:space="preserve"> Sponsorship is a contract with deliverables and goes to the Operations Fund; a corporate gift without benefits goes to the Impact Fund and is published as a donation; both are recorded separately when combined. Sponsors have no say over beneficiaries.</w:t>
+                <w:sz w:val="18"/>
+                <w:szCs w:val="18"/>
+              </w:rPr>
+              <w:t xml:space="preserve">Sponsorship is a contract with consideration (a logo, a mention, a place at an event) and goes to the Operations Fund. A donation by a company without consideration goes to the Impact Fund and is published as a donation. If a sponsor gives a donation alongside a sponsorship, we record them separately. A sponsor has no influence over the selection of beneficiaries.</w:t>
             </w:r>
           </w:p>
         </w:tc>
@@ -1814,7 +2351,7 @@
                 <w:sz w:val="20"/>
                 <w:szCs w:val="20"/>
               </w:rPr>
-              <w:t xml:space="preserve">Article 11. Anonymity, donor wall and your data.</w:t>
+              <w:t xml:space="preserve">Article 11 — Anonymity, the donor wall and your data</w:t>
             </w:r>
           </w:p>
         </w:tc>
@@ -1843,6 +2380,43 @@
               <w:t xml:space="preserve">Pri donaciji birate da li se vaše ime prikazuje. Ako izaberete anonimnost, u javnom registru i na stranici učesnika prikazuje se iznos i „Anonimno“; ime ne vidi niko osim našeg tima za novac. Ako se ne odlučite za anonimnost, prikazuje se ime koje ste unijeli kao ime za prikaz, bez adrese e-pošte i drugih podataka.</w:t>
             </w:r>
           </w:p>
+        </w:tc>
+        <w:tc>
+          <w:tcPr>
+            <w:tcW w:type="dxa" w:w="4953"/>
+            <w:tcMar>
+              <w:top w:type="dxa" w:w="80"/>
+              <w:left w:type="dxa" w:w="100"/>
+              <w:bottom w:type="dxa" w:w="80"/>
+              <w:right w:type="dxa" w:w="100"/>
+            </w:tcMar>
+          </w:tcPr>
+          <w:p>
+            <w:pPr>
+              <w:spacing w:after="100"/>
+            </w:pPr>
+            <w:r>
+              <w:rPr>
+                <w:rFonts w:ascii="Arial" w:cs="Arial" w:eastAsia="Arial" w:hAnsi="Arial"/>
+                <w:sz w:val="18"/>
+                <w:szCs w:val="18"/>
+              </w:rPr>
+              <w:t xml:space="preserve">When donating you choose whether your name is displayed. If you choose anonymity, the public ledger and the fundraiser page show the amount and “Anonymous”; nobody sees the name except our finance team. If you do not opt for anonymity, the name you entered as your display name is shown, without your email address or other data.</w:t>
+            </w:r>
+          </w:p>
+        </w:tc>
+      </w:tr>
+      <w:tr>
+        <w:tc>
+          <w:tcPr>
+            <w:tcW w:type="dxa" w:w="4953"/>
+            <w:tcMar>
+              <w:top w:type="dxa" w:w="80"/>
+              <w:left w:type="dxa" w:w="100"/>
+              <w:bottom w:type="dxa" w:w="80"/>
+              <w:right w:type="dxa" w:w="100"/>
+            </w:tcMar>
+          </w:tcPr>
           <w:p>
             <w:pPr>
               <w:spacing w:after="100"/>
@@ -1874,20 +2448,10 @@
             <w:r>
               <w:rPr>
                 <w:rFonts w:ascii="Arial" w:cs="Arial" w:eastAsia="Arial" w:hAnsi="Arial"/>
-                <w:i/>
-                <w:iCs/>
-                <w:sz w:val="18"/>
-                <w:szCs w:val="18"/>
-              </w:rPr>
-              <w:t xml:space="preserve">Article 11. Anonymity, donor wall and your data.</w:t>
-            </w:r>
-            <w:r>
-              <w:rPr>
-                <w:rFonts w:ascii="Arial" w:cs="Arial" w:eastAsia="Arial" w:hAnsi="Arial"/>
-                <w:sz w:val="18"/>
-                <w:szCs w:val="18"/>
-              </w:rPr>
-              <w:t xml:space="preserve"> You choose whether your name shows; anonymous gifts show the amount and "Anonymous" and the name is visible only to our finance team; otherwise your chosen display name shows, never your email. Your data is used for processing, receipts, records and, with consent, news about our work; never sold or shared beyond the processor, the bank and the service providers processing it for us, under the Privacy policy; payment records are kept as long as accounting rules require.</w:t>
+                <w:sz w:val="18"/>
+                <w:szCs w:val="18"/>
+              </w:rPr>
+              <w:t xml:space="preserve">We use your data (name, email, amount, payment method, campaign, receipts) to process the payment, issue the receipt, keep records and, if you consent, inform you about the association's work. We do not sell it and do not pass it to third parties other than the payment processor, the bank and the service providers who process it for us, in accordance with the Privacy Policy. We keep payment records for as long as accounting regulations require.</w:t>
             </w:r>
           </w:p>
         </w:tc>
@@ -1939,7 +2503,7 @@
                 <w:sz w:val="20"/>
                 <w:szCs w:val="20"/>
               </w:rPr>
-              <w:t xml:space="preserve">Article 12. Duplicate, erroneous or unauthorised charges.</w:t>
+              <w:t xml:space="preserve">Article 12 — Duplicate, erroneous or unauthorised payments</w:t>
             </w:r>
           </w:p>
         </w:tc>
@@ -1968,6 +2532,43 @@
               <w:t xml:space="preserve">Ako je uplata prošla dva puta, ako ste unijeli pogrešan iznos ili pogrešnu kampanju, ili je kartica korišćena bez vašeg ovlašćenja, pišite na [[PLACEHOLDER: kontakt e-mail]] u roku od [[PLACEHOLDER: broj, npr. 14]] dana od zaduženja. Navedite datum, iznos i adresu e-pošte koju ste koristili pri uplati; ništa više ne tražimo.</w:t>
             </w:r>
           </w:p>
+        </w:tc>
+        <w:tc>
+          <w:tcPr>
+            <w:tcW w:type="dxa" w:w="4953"/>
+            <w:tcMar>
+              <w:top w:type="dxa" w:w="80"/>
+              <w:left w:type="dxa" w:w="100"/>
+              <w:bottom w:type="dxa" w:w="80"/>
+              <w:right w:type="dxa" w:w="100"/>
+            </w:tcMar>
+          </w:tcPr>
+          <w:p>
+            <w:pPr>
+              <w:spacing w:after="100"/>
+            </w:pPr>
+            <w:r>
+              <w:rPr>
+                <w:rFonts w:ascii="Arial" w:cs="Arial" w:eastAsia="Arial" w:hAnsi="Arial"/>
+                <w:sz w:val="18"/>
+                <w:szCs w:val="18"/>
+              </w:rPr>
+              <w:t xml:space="preserve">If a payment went through twice, if you entered a wrong amount or a wrong campaign, or if your card was used without your authorisation, write to [[PLACEHOLDER: contact email]] within [[PLACEHOLDER: number, e.g. 14]] days of the charge. State the date, the amount and the email address you used when paying; we ask for nothing more.</w:t>
+            </w:r>
+          </w:p>
+        </w:tc>
+      </w:tr>
+      <w:tr>
+        <w:tc>
+          <w:tcPr>
+            <w:tcW w:type="dxa" w:w="4953"/>
+            <w:tcMar>
+              <w:top w:type="dxa" w:w="80"/>
+              <w:left w:type="dxa" w:w="100"/>
+              <w:bottom w:type="dxa" w:w="80"/>
+              <w:right w:type="dxa" w:w="100"/>
+            </w:tcMar>
+          </w:tcPr>
           <w:p>
             <w:pPr>
               <w:spacing w:after="100"/>
@@ -1981,6 +2582,43 @@
               <w:t xml:space="preserve">Zahtjev provjeravamo u odnosu na evidenciju i, kada je osnovan, vraćamo novac na istu karticu ili račun sa kojeg je stigao, u roku od 15 dana od odluke. Pogrešnu kampanju ispravljamo preusmjeravanjem umjesto povraćaja ako to želite. Refundacija se u javnom registru vidi kao nova stavka sa suprotnim predznakom.</w:t>
             </w:r>
           </w:p>
+        </w:tc>
+        <w:tc>
+          <w:tcPr>
+            <w:tcW w:type="dxa" w:w="4953"/>
+            <w:tcMar>
+              <w:top w:type="dxa" w:w="80"/>
+              <w:left w:type="dxa" w:w="100"/>
+              <w:bottom w:type="dxa" w:w="80"/>
+              <w:right w:type="dxa" w:w="100"/>
+            </w:tcMar>
+          </w:tcPr>
+          <w:p>
+            <w:pPr>
+              <w:spacing w:after="100"/>
+            </w:pPr>
+            <w:r>
+              <w:rPr>
+                <w:rFonts w:ascii="Arial" w:cs="Arial" w:eastAsia="Arial" w:hAnsi="Arial"/>
+                <w:sz w:val="18"/>
+                <w:szCs w:val="18"/>
+              </w:rPr>
+              <w:t xml:space="preserve">We check the request against our records and, where it is justified, refund the money to the same card or account it came from, within 15 days of the decision. We correct a wrong campaign by redirection instead of a refund if you prefer. A refund appears in the public ledger as a new row with the opposite sign.</w:t>
+            </w:r>
+          </w:p>
+        </w:tc>
+      </w:tr>
+      <w:tr>
+        <w:tc>
+          <w:tcPr>
+            <w:tcW w:type="dxa" w:w="4953"/>
+            <w:tcMar>
+              <w:top w:type="dxa" w:w="80"/>
+              <w:left w:type="dxa" w:w="100"/>
+              <w:bottom w:type="dxa" w:w="80"/>
+              <w:right w:type="dxa" w:w="100"/>
+            </w:tcMar>
+          </w:tcPr>
           <w:p>
             <w:pPr>
               <w:spacing w:after="100"/>
@@ -1994,6 +2632,43 @@
               <w:t xml:space="preserve">Ako je donacija već isplaćena korisniku prije prijema zahtjeva, povraćaj nije moguć osim za neovlašćeno korišćenje kartice; o tome vas obavještavamo.</w:t>
             </w:r>
           </w:p>
+        </w:tc>
+        <w:tc>
+          <w:tcPr>
+            <w:tcW w:type="dxa" w:w="4953"/>
+            <w:tcMar>
+              <w:top w:type="dxa" w:w="80"/>
+              <w:left w:type="dxa" w:w="100"/>
+              <w:bottom w:type="dxa" w:w="80"/>
+              <w:right w:type="dxa" w:w="100"/>
+            </w:tcMar>
+          </w:tcPr>
+          <w:p>
+            <w:pPr>
+              <w:spacing w:after="100"/>
+            </w:pPr>
+            <w:r>
+              <w:rPr>
+                <w:rFonts w:ascii="Arial" w:cs="Arial" w:eastAsia="Arial" w:hAnsi="Arial"/>
+                <w:sz w:val="18"/>
+                <w:szCs w:val="18"/>
+              </w:rPr>
+              <w:t xml:space="preserve">If the donation has already been paid out to the beneficiary before we receive the request, a refund is not possible except for unauthorised use of a card; we will inform you of this.</w:t>
+            </w:r>
+          </w:p>
+        </w:tc>
+      </w:tr>
+      <w:tr>
+        <w:tc>
+          <w:tcPr>
+            <w:tcW w:type="dxa" w:w="4953"/>
+            <w:tcMar>
+              <w:top w:type="dxa" w:w="80"/>
+              <w:left w:type="dxa" w:w="100"/>
+              <w:bottom w:type="dxa" w:w="80"/>
+              <w:right w:type="dxa" w:w="100"/>
+            </w:tcMar>
+          </w:tcPr>
           <w:p>
             <w:pPr>
               <w:spacing w:after="100"/>
@@ -2025,20 +2700,10 @@
             <w:r>
               <w:rPr>
                 <w:rFonts w:ascii="Arial" w:cs="Arial" w:eastAsia="Arial" w:hAnsi="Arial"/>
-                <w:i/>
-                <w:iCs/>
-                <w:sz w:val="18"/>
-                <w:szCs w:val="18"/>
-              </w:rPr>
-              <w:t xml:space="preserve">Article 12. Duplicate, erroneous or unauthorised charges.</w:t>
-            </w:r>
-            <w:r>
-              <w:rPr>
-                <w:rFonts w:ascii="Arial" w:cs="Arial" w:eastAsia="Arial" w:hAnsi="Arial"/>
-                <w:sz w:val="18"/>
-                <w:szCs w:val="18"/>
-              </w:rPr>
-              <w:t xml:space="preserve"> Write within [14] days of the charge with the date, amount and email used; nothing more is asked. Justified requests are refunded to the same card or account within 15 days of the decision, or a wrong campaign is redirected instead if you prefer; the refund appears in the ledger as an opposite-sign row. If the gift has already been paid out to a beneficiary before your request, a refund is not possible except for unauthorised card use. The statement descriptor is a placeholder; write to us before disputing with your bank; chargebacks are handled with the processor and unfounded ones may lead us to decline future payments from that card.</w:t>
+                <w:sz w:val="18"/>
+                <w:szCs w:val="18"/>
+              </w:rPr>
+              <w:t xml:space="preserve">On your card statement the payment appears as [[PLACEHOLDER: transaction descriptor agreed with Monri]]. If you see that entry and do not remember the payment, write to us first; it is faster than a dispute with your bank. A bank dispute (chargeback) is handled with the processor; if it proves unfounded, we may decline future payments from that card.</w:t>
             </w:r>
           </w:p>
         </w:tc>
@@ -2090,67 +2755,57 @@
                 <w:sz w:val="20"/>
                 <w:szCs w:val="20"/>
               </w:rPr>
-              <w:t xml:space="preserve">Article 13. Entry fees.</w:t>
-            </w:r>
-          </w:p>
-        </w:tc>
-      </w:tr>
-      <w:tr>
-        <w:tc>
-          <w:tcPr>
-            <w:tcW w:type="dxa" w:w="4953"/>
-            <w:tcMar>
-              <w:top w:type="dxa" w:w="80"/>
-              <w:left w:type="dxa" w:w="100"/>
-              <w:bottom w:type="dxa" w:w="80"/>
-              <w:right w:type="dxa" w:w="100"/>
-            </w:tcMar>
-          </w:tcPr>
-          <w:p>
-            <w:pPr>
-              <w:spacing w:after="100"/>
-            </w:pPr>
-            <w:r>
-              <w:rPr>
-                <w:rFonts w:ascii="Arial" w:cs="Arial" w:eastAsia="Arial" w:hAnsi="Arial"/>
-                <w:sz w:val="18"/>
-                <w:szCs w:val="18"/>
-              </w:rPr>
-              <w:t xml:space="preserve">Kotizacija je prijava na konkretan događaj i ide u Operativni fond. Ako događaj odložimo, prijava važi za novi termin, uz pravo prenosa na drugu osobu. Ako ga otkažemo mi, birate povraćaj kotizacije u punom iznosu na isti način plaćanja u roku od 30 dana ili njeno pretvaranje u donaciju Fondu za pomoć; pitamo vas e-poštom, bez skrivenih podrazumijevanih opcija, a ako ne odgovorite u roku od 30 dana, kotizaciju vraćamo. Ako odustanete sami, kotizaciju ne vraćamo, ali prijavu možete prenijeti do zatvaranja prijava. Sve ostalo uređuju Uslovi učešća na događajima.</w:t>
-            </w:r>
-          </w:p>
-        </w:tc>
-        <w:tc>
-          <w:tcPr>
-            <w:tcW w:type="dxa" w:w="4953"/>
-            <w:tcMar>
-              <w:top w:type="dxa" w:w="80"/>
-              <w:left w:type="dxa" w:w="100"/>
-              <w:bottom w:type="dxa" w:w="80"/>
-              <w:right w:type="dxa" w:w="100"/>
-            </w:tcMar>
-          </w:tcPr>
-          <w:p>
-            <w:pPr>
-              <w:spacing w:after="100"/>
-            </w:pPr>
-            <w:r>
-              <w:rPr>
-                <w:rFonts w:ascii="Arial" w:cs="Arial" w:eastAsia="Arial" w:hAnsi="Arial"/>
-                <w:i/>
-                <w:iCs/>
-                <w:sz w:val="18"/>
-                <w:szCs w:val="18"/>
-              </w:rPr>
-              <w:t xml:space="preserve">Article 13. Entry fees.</w:t>
-            </w:r>
-            <w:r>
-              <w:rPr>
-                <w:rFonts w:ascii="Arial" w:cs="Arial" w:eastAsia="Arial" w:hAnsi="Arial"/>
-                <w:sz w:val="18"/>
-                <w:szCs w:val="18"/>
-              </w:rPr>
-              <w:t xml:space="preserve"> An entry fee is a registration for a specific event and goes to the Operations Fund. Postponement carries it over, transferable; if we cancel, you choose a full refund to the same method within 30 days or conversion into a donation, asked by email with no hidden defaults and refunded if you do not answer within 30 days; withdrawing yourself gives no refund but a transfer until registration closes. The Event Terms govern the rest.</w:t>
+              <w:t xml:space="preserve">Article 13 — Entry fees for events</w:t>
+            </w:r>
+          </w:p>
+        </w:tc>
+      </w:tr>
+      <w:tr>
+        <w:tc>
+          <w:tcPr>
+            <w:tcW w:type="dxa" w:w="4953"/>
+            <w:tcMar>
+              <w:top w:type="dxa" w:w="80"/>
+              <w:left w:type="dxa" w:w="100"/>
+              <w:bottom w:type="dxa" w:w="80"/>
+              <w:right w:type="dxa" w:w="100"/>
+            </w:tcMar>
+          </w:tcPr>
+          <w:p>
+            <w:pPr>
+              <w:spacing w:after="100"/>
+            </w:pPr>
+            <w:r>
+              <w:rPr>
+                <w:rFonts w:ascii="Arial" w:cs="Arial" w:eastAsia="Arial" w:hAnsi="Arial"/>
+                <w:sz w:val="18"/>
+                <w:szCs w:val="18"/>
+              </w:rPr>
+              <w:t xml:space="preserve">Kotizacija je prijava na konkretan događaj i ide u Fond za pomoć, na cilj tog događaja, osim ako na stranici događaja piše da ide u Operativni fond. Ako događaj odložimo, prijava važi za novi termin, uz pravo prenosa na drugu osobu. Ako ga otkažemo mi, birate povraćaj kotizacije u punom iznosu na isti način plaćanja u roku od 30 dana ili njeno pretvaranje u donaciju Fondu za pomoć; pitamo vas e-poštom, bez skrivenih podrazumijevanih opcija, a ako ne odgovorite u roku od 30 dana, kotizaciju vraćamo. Ako odustanete sami, kotizaciju ne vraćamo, ali prijavu možete prenijeti do zatvaranja prijava. Sve ostalo uređuju Uslovi učešća na događajima.</w:t>
+            </w:r>
+          </w:p>
+        </w:tc>
+        <w:tc>
+          <w:tcPr>
+            <w:tcW w:type="dxa" w:w="4953"/>
+            <w:tcMar>
+              <w:top w:type="dxa" w:w="80"/>
+              <w:left w:type="dxa" w:w="100"/>
+              <w:bottom w:type="dxa" w:w="80"/>
+              <w:right w:type="dxa" w:w="100"/>
+            </w:tcMar>
+          </w:tcPr>
+          <w:p>
+            <w:pPr>
+              <w:spacing w:after="100"/>
+            </w:pPr>
+            <w:r>
+              <w:rPr>
+                <w:rFonts w:ascii="Arial" w:cs="Arial" w:eastAsia="Arial" w:hAnsi="Arial"/>
+                <w:sz w:val="18"/>
+                <w:szCs w:val="18"/>
+              </w:rPr>
+              <w:t xml:space="preserve">An entry fee is a registration for a specific event and goes to the Impact Fund, to that event's cause, unless the event's page says it goes to the Operations Fund. If we postpone the event, the registration is valid for the new date, with the right to transfer it to another person. If we cancel it, you choose a full refund of the entry fee to the same payment method within 30 days or its conversion into a donation to the Impact Fund; we ask you by email, with no hidden default options, and if you do not answer within 30 days, we refund the entry fee. If you withdraw yourself, the entry fee is not refunded, but you may transfer the registration until registration closes. Everything else is governed by the Event Terms.</w:t>
             </w:r>
           </w:p>
         </w:tc>
@@ -2202,7 +2857,7 @@
                 <w:sz w:val="20"/>
                 <w:szCs w:val="20"/>
               </w:rPr>
-              <w:t xml:space="preserve">Article 14. What we publish.</w:t>
+              <w:t xml:space="preserve">Article 14 — What we publish</w:t>
             </w:r>
           </w:p>
         </w:tc>
@@ -2231,6 +2886,43 @@
               <w:t xml:space="preserve">U javnom registru objavljujemo za svaku uplatu: datum, iznos, ime za prikaz ili „Anonimno“, kampanju ili stranicu učesnika, ogranak i način uplate; za svaku isplatu: datum, iznos, opis korisnika koji ne otkriva identitet, kategoriju, ogranak i dokumentaciju. Objavljujemo i stanje oba fonda, formulu raspodjele po ograncima i godišnji finansijski izvještaj.</w:t>
             </w:r>
           </w:p>
+        </w:tc>
+        <w:tc>
+          <w:tcPr>
+            <w:tcW w:type="dxa" w:w="4953"/>
+            <w:tcMar>
+              <w:top w:type="dxa" w:w="80"/>
+              <w:left w:type="dxa" w:w="100"/>
+              <w:bottom w:type="dxa" w:w="80"/>
+              <w:right w:type="dxa" w:w="100"/>
+            </w:tcMar>
+          </w:tcPr>
+          <w:p>
+            <w:pPr>
+              <w:spacing w:after="100"/>
+            </w:pPr>
+            <w:r>
+              <w:rPr>
+                <w:rFonts w:ascii="Arial" w:cs="Arial" w:eastAsia="Arial" w:hAnsi="Arial"/>
+                <w:sz w:val="18"/>
+                <w:szCs w:val="18"/>
+              </w:rPr>
+              <w:t xml:space="preserve">In the public ledger we publish for every payment in: the date, the amount, the display name or “Anonymous”, the campaign or fundraiser page, the chapter and the payment method; for every payment out: the date, the amount, a description of the beneficiary that does not reveal their identity, the category, the chapter and the documentation. We also publish the balance of both funds, the allocation formula by chapter and the annual financial report.</w:t>
+            </w:r>
+          </w:p>
+        </w:tc>
+      </w:tr>
+      <w:tr>
+        <w:tc>
+          <w:tcPr>
+            <w:tcW w:type="dxa" w:w="4953"/>
+            <w:tcMar>
+              <w:top w:type="dxa" w:w="80"/>
+              <w:left w:type="dxa" w:w="100"/>
+              <w:bottom w:type="dxa" w:w="80"/>
+              <w:right w:type="dxa" w:w="100"/>
+            </w:tcMar>
+          </w:tcPr>
           <w:p>
             <w:pPr>
               <w:spacing w:after="100"/>
@@ -2262,20 +2954,10 @@
             <w:r>
               <w:rPr>
                 <w:rFonts w:ascii="Arial" w:cs="Arial" w:eastAsia="Arial" w:hAnsi="Arial"/>
-                <w:i/>
-                <w:iCs/>
-                <w:sz w:val="18"/>
-                <w:szCs w:val="18"/>
-              </w:rPr>
-              <w:t xml:space="preserve">Article 14. What we publish.</w:t>
-            </w:r>
-            <w:r>
-              <w:rPr>
-                <w:rFonts w:ascii="Arial" w:cs="Arial" w:eastAsia="Arial" w:hAnsi="Arial"/>
-                <w:sz w:val="18"/>
-                <w:szCs w:val="18"/>
-              </w:rPr>
-              <w:t xml:space="preserve"> For every payment in: date, amount, display name or "Anonymous", campaign or fundraiser, chapter and rail; for every payment out: date, amount, non-identifying beneficiary description, category, chapter and documentation; plus both funds' balances, the chapter split formula and the annual financial report. Payments out are published within 30 days of payment, and we aim to pay beneficiaries within 60 days of the Committee's decision.</w:t>
+                <w:sz w:val="18"/>
+                <w:szCs w:val="18"/>
+              </w:rPr>
+              <w:t xml:space="preserve">We publish the amounts of payments out within 30 days of payment, and we aim to make payments to beneficiaries within 60 days of the Committee's decision.</w:t>
             </w:r>
           </w:p>
         </w:tc>
@@ -2327,7 +3009,7 @@
                 <w:sz w:val="20"/>
                 <w:szCs w:val="20"/>
               </w:rPr>
-              <w:t xml:space="preserve">Article 15. Tax and receipts.</w:t>
+              <w:t xml:space="preserve">Article 15 — Tax and receipts</w:t>
             </w:r>
           </w:p>
         </w:tc>
@@ -2374,20 +3056,10 @@
             <w:r>
               <w:rPr>
                 <w:rFonts w:ascii="Arial" w:cs="Arial" w:eastAsia="Arial" w:hAnsi="Arial"/>
-                <w:i/>
-                <w:iCs/>
-                <w:sz w:val="18"/>
-                <w:szCs w:val="18"/>
-              </w:rPr>
-              <w:t xml:space="preserve">Article 15. Tax and receipts.</w:t>
-            </w:r>
-            <w:r>
-              <w:rPr>
-                <w:rFonts w:ascii="Arial" w:cs="Arial" w:eastAsia="Arial" w:hAnsi="Arial"/>
-                <w:sz w:val="18"/>
-                <w:szCs w:val="18"/>
-              </w:rPr>
-              <w:t xml:space="preserve"> Every gift gets an email receipt; companies and sole traders get on request a donation confirmation with our details for their books, with tax deductibility a placeholder for the accountant. We give no tax advice.</w:t>
+                <w:sz w:val="18"/>
+                <w:szCs w:val="18"/>
+              </w:rPr>
+              <w:t xml:space="preserve">We issue a receipt by email for every donation. To companies and sole traders we issue on request a donation confirmation with the association's details for their books; [[PLACEHOLDER: whether and under what conditions donations are a tax-deductible expense in Montenegro, to be confirmed by the accountant]]. We do not give tax advice; check with your accountant.</w:t>
             </w:r>
           </w:p>
         </w:tc>
@@ -2439,7 +3111,7 @@
                 <w:sz w:val="20"/>
                 <w:szCs w:val="20"/>
               </w:rPr>
-              <w:t xml:space="preserve">Article 16. Complaints.</w:t>
+              <w:t xml:space="preserve">Article 16 — Complaints</w:t>
             </w:r>
           </w:p>
         </w:tc>
@@ -2486,20 +3158,10 @@
             <w:r>
               <w:rPr>
                 <w:rFonts w:ascii="Arial" w:cs="Arial" w:eastAsia="Arial" w:hAnsi="Arial"/>
-                <w:i/>
-                <w:iCs/>
-                <w:sz w:val="18"/>
-                <w:szCs w:val="18"/>
-              </w:rPr>
-              <w:t xml:space="preserve">Article 16. Complaints.</w:t>
-            </w:r>
-            <w:r>
-              <w:rPr>
-                <w:rFonts w:ascii="Arial" w:cs="Arial" w:eastAsia="Arial" w:hAnsi="Arial"/>
-                <w:sz w:val="18"/>
-                <w:szCs w:val="18"/>
-              </w:rPr>
-              <w:t xml:space="preserve"> Send to the contact email; we reply within 15 days; escalation to the Board at the same address marked for the Board.</w:t>
+                <w:sz w:val="18"/>
+                <w:szCs w:val="18"/>
+              </w:rPr>
+              <w:t xml:space="preserve">A complaint about a payment, a receipt, a published entry or our conduct is sent to [[PLACEHOLDER: contact email]]. We reply within 15 days. If you are not satisfied with the reply, you may write to the Board at the same address, marked “for the Board”.</w:t>
             </w:r>
           </w:p>
         </w:tc>
@@ -2551,7 +3213,7 @@
                 <w:sz w:val="20"/>
                 <w:szCs w:val="20"/>
               </w:rPr>
-              <w:t xml:space="preserve">Article 17. Changes and law.</w:t>
+              <w:t xml:space="preserve">Article 17 — Changes and governing law</w:t>
             </w:r>
           </w:p>
         </w:tc>
@@ -2598,20 +3260,10 @@
             <w:r>
               <w:rPr>
                 <w:rFonts w:ascii="Arial" w:cs="Arial" w:eastAsia="Arial" w:hAnsi="Arial"/>
-                <w:i/>
-                <w:iCs/>
-                <w:sz w:val="18"/>
-                <w:szCs w:val="18"/>
-              </w:rPr>
-              <w:t xml:space="preserve">Article 17. Changes and law.</w:t>
-            </w:r>
-            <w:r>
-              <w:rPr>
-                <w:rFonts w:ascii="Arial" w:cs="Arial" w:eastAsia="Arial" w:hAnsi="Arial"/>
-                <w:sz w:val="18"/>
-                <w:szCs w:val="18"/>
-              </w:rPr>
-              <w:t xml:space="preserve"> We may change the rules; the new version applies to payments after publication, monthly donors are notified under Article 8, every version is numbered and dated, Montenegrin law applies.</w:t>
+                <w:sz w:val="18"/>
+                <w:szCs w:val="18"/>
+              </w:rPr>
+              <w:t xml:space="preserve">We may change these rules; the new version applies to payments made after publication, and monthly donors are notified under Article 8. Every version carries a number and a date. The law of Montenegro applies.</w:t>
             </w:r>
           </w:p>
         </w:tc>
@@ -2715,35 +3367,72 @@
                 <w:sz w:val="20"/>
                 <w:szCs w:val="20"/>
               </w:rPr>
-              <w:t xml:space="preserve">Article 18. Gifts we do not accept.</w:t>
-            </w:r>
-          </w:p>
-        </w:tc>
-      </w:tr>
-      <w:tr>
-        <w:tc>
-          <w:tcPr>
-            <w:tcW w:type="dxa" w:w="4953"/>
-            <w:tcMar>
-              <w:top w:type="dxa" w:w="80"/>
-              <w:left w:type="dxa" w:w="100"/>
-              <w:bottom w:type="dxa" w:w="80"/>
-              <w:right w:type="dxa" w:w="100"/>
-            </w:tcMar>
-          </w:tcPr>
-          <w:p>
-            <w:pPr>
-              <w:spacing w:after="100"/>
-            </w:pPr>
-            <w:r>
-              <w:rPr>
-                <w:rFonts w:ascii="Arial" w:cs="Arial" w:eastAsia="Arial" w:hAnsi="Arial"/>
-                <w:sz w:val="18"/>
-                <w:szCs w:val="18"/>
-              </w:rPr>
-              <w:t xml:space="preserve">Udruženje ne prima donaciju: za koju postoji osnovana sumnja da potiče iz nezakonitog izvora; koja je uslovljena uticajem na izbor korisnika, zapošljavanje ili odluke organa; koja bi udruženje obavezala na promociju političke partije, kandidata ili vjerske zajednice; od lica koje udruženje ili njegovi članovi organa ne mogu identifikovati kada je to obavezno po članu 19; koja bi po ocjeni Upravnog odbora nanijela štetu ugledu udruženja. [[PLACEHOLDER: Upravni odbor odlučuje da li i koje djelatnosti davaoca isključuje, na primjer duvan ili kockanje]].</w:t>
-            </w:r>
-          </w:p>
+              <w:t xml:space="preserve">Article 18 — Gifts we do not accept</w:t>
+            </w:r>
+          </w:p>
+        </w:tc>
+      </w:tr>
+      <w:tr>
+        <w:tc>
+          <w:tcPr>
+            <w:tcW w:type="dxa" w:w="4953"/>
+            <w:tcMar>
+              <w:top w:type="dxa" w:w="80"/>
+              <w:left w:type="dxa" w:w="100"/>
+              <w:bottom w:type="dxa" w:w="80"/>
+              <w:right w:type="dxa" w:w="100"/>
+            </w:tcMar>
+          </w:tcPr>
+          <w:p>
+            <w:pPr>
+              <w:spacing w:after="100"/>
+            </w:pPr>
+            <w:r>
+              <w:rPr>
+                <w:rFonts w:ascii="Arial" w:cs="Arial" w:eastAsia="Arial" w:hAnsi="Arial"/>
+                <w:sz w:val="18"/>
+                <w:szCs w:val="18"/>
+              </w:rPr>
+              <w:t xml:space="preserve">Udruženje ne prima donaciju: za koju postoji osnovana sumnja da potiče iz nezakonitog izvora; koja je uslovljena uticajem na izbor korisnika, zapošljavanje ili odluke organa; koja bi udruženje obavezala na promociju političke partije, kandidata ili vjerske zajednice; od lica koje udruženje ili članovi njegovih organa ne mogu identifikovati kada je to obavezno po članu 19; koja bi po ocjeni Upravnog odbora nanijela štetu ugledu udruženja. [[PLACEHOLDER: Upravni odbor odlučuje da li i koje djelatnosti davaoca isključuje, na primjer duvan ili kockanje]].</w:t>
+            </w:r>
+          </w:p>
+        </w:tc>
+        <w:tc>
+          <w:tcPr>
+            <w:tcW w:type="dxa" w:w="4953"/>
+            <w:tcMar>
+              <w:top w:type="dxa" w:w="80"/>
+              <w:left w:type="dxa" w:w="100"/>
+              <w:bottom w:type="dxa" w:w="80"/>
+              <w:right w:type="dxa" w:w="100"/>
+            </w:tcMar>
+          </w:tcPr>
+          <w:p>
+            <w:pPr>
+              <w:spacing w:after="100"/>
+            </w:pPr>
+            <w:r>
+              <w:rPr>
+                <w:rFonts w:ascii="Arial" w:cs="Arial" w:eastAsia="Arial" w:hAnsi="Arial"/>
+                <w:sz w:val="18"/>
+                <w:szCs w:val="18"/>
+              </w:rPr>
+              <w:t xml:space="preserve">The association does not accept a donation: which is reasonably suspected to come from an illegal source; which is conditioned on influence over the selection of beneficiaries, hiring or the decisions of its bodies; which would oblige the association to promote a political party, a candidate or a religious community; from a person whom the association or the members of its bodies cannot identify when this is required under Article 19; which in the Board's judgment would harm the reputation of the association. [[PLACEHOLDER: the Board decides whether and which industries of a giver are excluded, for example tobacco or gambling]].</w:t>
+            </w:r>
+          </w:p>
+        </w:tc>
+      </w:tr>
+      <w:tr>
+        <w:tc>
+          <w:tcPr>
+            <w:tcW w:type="dxa" w:w="4953"/>
+            <w:tcMar>
+              <w:top w:type="dxa" w:w="80"/>
+              <w:left w:type="dxa" w:w="100"/>
+              <w:bottom w:type="dxa" w:w="80"/>
+              <w:right w:type="dxa" w:w="100"/>
+            </w:tcMar>
+          </w:tcPr>
           <w:p>
             <w:pPr>
               <w:spacing w:after="100"/>
@@ -2775,20 +3464,10 @@
             <w:r>
               <w:rPr>
                 <w:rFonts w:ascii="Arial" w:cs="Arial" w:eastAsia="Arial" w:hAnsi="Arial"/>
-                <w:i/>
-                <w:iCs/>
-                <w:sz w:val="18"/>
-                <w:szCs w:val="18"/>
-              </w:rPr>
-              <w:t xml:space="preserve">Article 18. Gifts we do not accept.</w:t>
-            </w:r>
-            <w:r>
-              <w:rPr>
-                <w:rFonts w:ascii="Arial" w:cs="Arial" w:eastAsia="Arial" w:hAnsi="Arial"/>
-                <w:sz w:val="18"/>
-                <w:szCs w:val="18"/>
-              </w:rPr>
-              <w:t xml:space="preserve"> Gifts reasonably suspected to come from an illegal source; conditioned on influence over beneficiaries, hiring or decisions; that would oblige us to promote a party, candidate or religious community; from a giver we cannot identify when Article 19 requires it; or that the Board judges harmful to our reputation, with excluded industries a Board placeholder. The Director decides, the Board above a threshold or in disputed cases; declined and returned gifts are recorded with reasons.</w:t>
+                <w:sz w:val="18"/>
+                <w:szCs w:val="18"/>
+              </w:rPr>
+              <w:t xml:space="preserve">The decision to decline a donation is made by the Executive Director, and for amounts above [[PLACEHOLDER: amount]] EUR or in disputed cases by the Board. A declined and returned donation is recorded with the reason.</w:t>
             </w:r>
           </w:p>
         </w:tc>
@@ -2840,7 +3519,7 @@
                 <w:sz w:val="20"/>
                 <w:szCs w:val="20"/>
               </w:rPr>
-              <w:t xml:space="preserve">Article 19. Identification and larger gifts.</w:t>
+              <w:t xml:space="preserve">Article 19 — Identification and larger donations</w:t>
             </w:r>
           </w:p>
         </w:tc>
@@ -2869,6 +3548,43 @@
               <w:t xml:space="preserve">Za pojedinačnu donaciju ili zbir donacija istog davaoca u godini preko [[PLACEHOLDER: iznos]] EUR udruženje utvrđuje identitet davaoca (ime i prezime ili naziv, adresa, za pravna lica registarski broj) i, kada je iznos preko [[PLACEHOLDER: iznos]] EUR, traži izjavu o porijeklu sredstava. [[PLACEHOLDER: pragovi i obaveze po Zakonu o sprječavanju pranja novca i finansiranja terorizma za NVO, potvrđuje advokat]]. Anonimna donacija u smislu člana 11 znači skrivanje imena od javnosti, ne od udruženja; gotovinska donacija bez identifikacije davaoca prima se samo do [[PLACEHOLDER: iznos]] EUR.</w:t>
             </w:r>
           </w:p>
+        </w:tc>
+        <w:tc>
+          <w:tcPr>
+            <w:tcW w:type="dxa" w:w="4953"/>
+            <w:tcMar>
+              <w:top w:type="dxa" w:w="80"/>
+              <w:left w:type="dxa" w:w="100"/>
+              <w:bottom w:type="dxa" w:w="80"/>
+              <w:right w:type="dxa" w:w="100"/>
+            </w:tcMar>
+          </w:tcPr>
+          <w:p>
+            <w:pPr>
+              <w:spacing w:after="100"/>
+            </w:pPr>
+            <w:r>
+              <w:rPr>
+                <w:rFonts w:ascii="Arial" w:cs="Arial" w:eastAsia="Arial" w:hAnsi="Arial"/>
+                <w:sz w:val="18"/>
+                <w:szCs w:val="18"/>
+              </w:rPr>
+              <w:t xml:space="preserve">For a single donation or the sum of donations from the same giver in a year above [[PLACEHOLDER: amount]] EUR, the association establishes the identity of the giver (first name and surname or company name, address, and for legal entities the registration number) and, where the amount exceeds [[PLACEHOLDER: amount]] EUR, asks for a statement on the source of funds. [[PLACEHOLDER: thresholds and obligations under the Law on the Prevention of Money Laundering and Terrorist Financing for NGOs, to be confirmed by the lawyer]]. An anonymous donation within the meaning of Article 11 means hiding the name from the public, not from the association; a cash donation without identification of the giver is accepted only up to [[PLACEHOLDER: amount]] EUR.</w:t>
+            </w:r>
+          </w:p>
+        </w:tc>
+      </w:tr>
+      <w:tr>
+        <w:tc>
+          <w:tcPr>
+            <w:tcW w:type="dxa" w:w="4953"/>
+            <w:tcMar>
+              <w:top w:type="dxa" w:w="80"/>
+              <w:left w:type="dxa" w:w="100"/>
+              <w:bottom w:type="dxa" w:w="80"/>
+              <w:right w:type="dxa" w:w="100"/>
+            </w:tcMar>
+          </w:tcPr>
           <w:p>
             <w:pPr>
               <w:spacing w:after="100"/>
@@ -2900,20 +3616,10 @@
             <w:r>
               <w:rPr>
                 <w:rFonts w:ascii="Arial" w:cs="Arial" w:eastAsia="Arial" w:hAnsi="Arial"/>
-                <w:i/>
-                <w:iCs/>
-                <w:sz w:val="18"/>
-                <w:szCs w:val="18"/>
-              </w:rPr>
-              <w:t xml:space="preserve">Article 19. Identification and larger gifts.</w:t>
-            </w:r>
-            <w:r>
-              <w:rPr>
-                <w:rFonts w:ascii="Arial" w:cs="Arial" w:eastAsia="Arial" w:hAnsi="Arial"/>
-                <w:sz w:val="18"/>
-                <w:szCs w:val="18"/>
-              </w:rPr>
-              <w:t xml:space="preserve"> Above a yearly threshold per giver we establish identity, and above a higher threshold ask for a source-of-funds statement, with thresholds and duties under the anti-money-laundering law a lawyer placeholder. Anonymity means hidden from the public, not from us; unidentified cash is accepted only up to a small amount. Foreign gifts follow the same rules with the country of origin recorded.</w:t>
+                <w:sz w:val="18"/>
+                <w:szCs w:val="18"/>
+              </w:rPr>
+              <w:t xml:space="preserve">A donation from abroad is accepted under the same rules; the association records the country of origin of the payment.</w:t>
             </w:r>
           </w:p>
         </w:tc>
@@ -2965,7 +3671,7 @@
                 <w:sz w:val="20"/>
                 <w:szCs w:val="20"/>
               </w:rPr>
-              <w:t xml:space="preserve">Article 20. Cash handling.</w:t>
+              <w:t xml:space="preserve">Article 20 — Cash handling</w:t>
             </w:r>
           </w:p>
         </w:tc>
@@ -3012,20 +3718,10 @@
             <w:r>
               <w:rPr>
                 <w:rFonts w:ascii="Arial" w:cs="Arial" w:eastAsia="Arial" w:hAnsi="Arial"/>
-                <w:i/>
-                <w:iCs/>
-                <w:sz w:val="18"/>
-                <w:szCs w:val="18"/>
-              </w:rPr>
-              <w:t xml:space="preserve">Article 20. Cash handling.</w:t>
-            </w:r>
-            <w:r>
-              <w:rPr>
-                <w:rFonts w:ascii="Arial" w:cs="Arial" w:eastAsia="Arial" w:hAnsi="Arial"/>
-                <w:sz w:val="18"/>
-                <w:szCs w:val="18"/>
-              </w:rPr>
-              <w:t xml:space="preserve"> Numbered receipt, two-person count, logged within 48 hours, deposited within five working days (Chapter Rules Art. 13); pending hand-in until confirmed; no association cash on personal accounts.</w:t>
+                <w:sz w:val="18"/>
+                <w:szCs w:val="18"/>
+              </w:rPr>
+              <w:t xml:space="preserve">Cash is accepted only against a numbered receipt, counted in the presence of two people, logged on the platform within 48 hours and deposited in the association's account within five working days (Chapter Rules, Article 13). Until the association confirms receipt, the amount is “pending hand-in” and does not count in the public totals. Nobody holds the association's cash in a personal account.</w:t>
             </w:r>
           </w:p>
         </w:tc>
@@ -3077,67 +3773,57 @@
                 <w:sz w:val="20"/>
                 <w:szCs w:val="20"/>
               </w:rPr>
-              <w:t xml:space="preserve">Article 21. Card payments and security.</w:t>
-            </w:r>
-          </w:p>
-        </w:tc>
-      </w:tr>
-      <w:tr>
-        <w:tc>
-          <w:tcPr>
-            <w:tcW w:type="dxa" w:w="4953"/>
-            <w:tcMar>
-              <w:top w:type="dxa" w:w="80"/>
-              <w:left w:type="dxa" w:w="100"/>
-              <w:bottom w:type="dxa" w:w="80"/>
-              <w:right w:type="dxa" w:w="100"/>
-            </w:tcMar>
-          </w:tcPr>
-          <w:p>
-            <w:pPr>
-              <w:spacing w:after="100"/>
-            </w:pPr>
-            <w:r>
-              <w:rPr>
-                <w:rFonts w:ascii="Arial" w:cs="Arial" w:eastAsia="Arial" w:hAnsi="Arial"/>
-                <w:sz w:val="18"/>
-                <w:szCs w:val="18"/>
-              </w:rPr>
-              <w:t xml:space="preserve">Kartična plaćanja prima isključivo procesor Monri preko svojih komponenti; podaci o kartici ne dolaze na servere udruženja (obim PCI DSS SAQ-A). Svaka obavještenja procesora provjeravaju se potpisom prije obrade, a ista uplata se evidentira samo jednom. Refundacije kartičnih uplata vrše se isključivo preko procesora na izvornu karticu.</w:t>
-            </w:r>
-          </w:p>
-        </w:tc>
-        <w:tc>
-          <w:tcPr>
-            <w:tcW w:type="dxa" w:w="4953"/>
-            <w:tcMar>
-              <w:top w:type="dxa" w:w="80"/>
-              <w:left w:type="dxa" w:w="100"/>
-              <w:bottom w:type="dxa" w:w="80"/>
-              <w:right w:type="dxa" w:w="100"/>
-            </w:tcMar>
-          </w:tcPr>
-          <w:p>
-            <w:pPr>
-              <w:spacing w:after="100"/>
-            </w:pPr>
-            <w:r>
-              <w:rPr>
-                <w:rFonts w:ascii="Arial" w:cs="Arial" w:eastAsia="Arial" w:hAnsi="Arial"/>
-                <w:i/>
-                <w:iCs/>
-                <w:sz w:val="18"/>
-                <w:szCs w:val="18"/>
-              </w:rPr>
-              <w:t xml:space="preserve">Article 21. Card payments and security.</w:t>
-            </w:r>
-            <w:r>
-              <w:rPr>
-                <w:rFonts w:ascii="Arial" w:cs="Arial" w:eastAsia="Arial" w:hAnsi="Arial"/>
-                <w:sz w:val="18"/>
-                <w:szCs w:val="18"/>
-              </w:rPr>
-              <w:t xml:space="preserve"> Only the processor's components take cards; card data never reaches our servers (PCI DSS SAQ-A scope); processor notifications are signature-verified and idempotent; card refunds go only through the processor to the original card.</w:t>
+              <w:t xml:space="preserve">Article 21 — Card payments and security</w:t>
+            </w:r>
+          </w:p>
+        </w:tc>
+      </w:tr>
+      <w:tr>
+        <w:tc>
+          <w:tcPr>
+            <w:tcW w:type="dxa" w:w="4953"/>
+            <w:tcMar>
+              <w:top w:type="dxa" w:w="80"/>
+              <w:left w:type="dxa" w:w="100"/>
+              <w:bottom w:type="dxa" w:w="80"/>
+              <w:right w:type="dxa" w:w="100"/>
+            </w:tcMar>
+          </w:tcPr>
+          <w:p>
+            <w:pPr>
+              <w:spacing w:after="100"/>
+            </w:pPr>
+            <w:r>
+              <w:rPr>
+                <w:rFonts w:ascii="Arial" w:cs="Arial" w:eastAsia="Arial" w:hAnsi="Arial"/>
+                <w:sz w:val="18"/>
+                <w:szCs w:val="18"/>
+              </w:rPr>
+              <w:t xml:space="preserve">Kartična plaćanja prima isključivo procesor Monri preko svojih komponenti; podaci o kartici ne dolaze na servere udruženja (obim PCI DSS SAQ-A). Sva obavještenja procesora provjeravaju se potpisom prije obrade, a ista uplata se evidentira samo jednom. Refundacije kartičnih uplata vrše se isključivo preko procesora na izvornu karticu.</w:t>
+            </w:r>
+          </w:p>
+        </w:tc>
+        <w:tc>
+          <w:tcPr>
+            <w:tcW w:type="dxa" w:w="4953"/>
+            <w:tcMar>
+              <w:top w:type="dxa" w:w="80"/>
+              <w:left w:type="dxa" w:w="100"/>
+              <w:bottom w:type="dxa" w:w="80"/>
+              <w:right w:type="dxa" w:w="100"/>
+            </w:tcMar>
+          </w:tcPr>
+          <w:p>
+            <w:pPr>
+              <w:spacing w:after="100"/>
+            </w:pPr>
+            <w:r>
+              <w:rPr>
+                <w:rFonts w:ascii="Arial" w:cs="Arial" w:eastAsia="Arial" w:hAnsi="Arial"/>
+                <w:sz w:val="18"/>
+                <w:szCs w:val="18"/>
+              </w:rPr>
+              <w:t xml:space="preserve">Card payments are received exclusively by the processor Monri through its components; card data never reaches the association's servers (PCI DSS SAQ-A scope). All notifications from the processor are signature-verified before processing, and the same payment is recorded only once. Refunds of card payments are made exclusively through the processor to the original card.</w:t>
             </w:r>
           </w:p>
         </w:tc>
@@ -3189,7 +3875,7 @@
                 <w:sz w:val="20"/>
                 <w:szCs w:val="20"/>
               </w:rPr>
-              <w:t xml:space="preserve">Article 22. Records and refund decisions.</w:t>
+              <w:t xml:space="preserve">Article 22 — Records and refund decisions</w:t>
             </w:r>
           </w:p>
         </w:tc>
@@ -3218,6 +3904,43 @@
               <w:t xml:space="preserve">Refundaciju, preusmjeravanje i ispravku odobrava Izvršni direktor ili lice koje on ovlasti, na osnovu zahtjeva i provjere evidencije; refundaciju preko [[PLACEHOLDER: iznos]] EUR odobravaju dva lica. Svaka se knjiži kao ispravka sa vezom na izvornu uplatu i razlogom, u skladu sa modelom novca udruženja (jedna knjiga, sve cifre izvedene iz nje).</w:t>
             </w:r>
           </w:p>
+        </w:tc>
+        <w:tc>
+          <w:tcPr>
+            <w:tcW w:type="dxa" w:w="4953"/>
+            <w:tcMar>
+              <w:top w:type="dxa" w:w="80"/>
+              <w:left w:type="dxa" w:w="100"/>
+              <w:bottom w:type="dxa" w:w="80"/>
+              <w:right w:type="dxa" w:w="100"/>
+            </w:tcMar>
+          </w:tcPr>
+          <w:p>
+            <w:pPr>
+              <w:spacing w:after="100"/>
+            </w:pPr>
+            <w:r>
+              <w:rPr>
+                <w:rFonts w:ascii="Arial" w:cs="Arial" w:eastAsia="Arial" w:hAnsi="Arial"/>
+                <w:sz w:val="18"/>
+                <w:szCs w:val="18"/>
+              </w:rPr>
+              <w:t xml:space="preserve">A refund, redirection or correction is approved by the Executive Director or a person they authorise, on the basis of the request and a check of the records; a refund above [[PLACEHOLDER: amount]] EUR is approved by two people. Each is booked as a correction linked to the original payment, with the reason, in accordance with the association's money model (one ledger, every figure derived from it).</w:t>
+            </w:r>
+          </w:p>
+        </w:tc>
+      </w:tr>
+      <w:tr>
+        <w:tc>
+          <w:tcPr>
+            <w:tcW w:type="dxa" w:w="4953"/>
+            <w:tcMar>
+              <w:top w:type="dxa" w:w="80"/>
+              <w:left w:type="dxa" w:w="100"/>
+              <w:bottom w:type="dxa" w:w="80"/>
+              <w:right w:type="dxa" w:w="100"/>
+            </w:tcMar>
+          </w:tcPr>
           <w:p>
             <w:pPr>
               <w:spacing w:after="100"/>
@@ -3249,1201 +3972,10 @@
             <w:r>
               <w:rPr>
                 <w:rFonts w:ascii="Arial" w:cs="Arial" w:eastAsia="Arial" w:hAnsi="Arial"/>
-                <w:i/>
-                <w:iCs/>
-                <w:sz w:val="18"/>
-                <w:szCs w:val="18"/>
-              </w:rPr>
-              <w:t xml:space="preserve">Article 22. Records and refund decisions.</w:t>
-            </w:r>
-            <w:r>
-              <w:rPr>
-                <w:rFonts w:ascii="Arial" w:cs="Arial" w:eastAsia="Arial" w:hAnsi="Arial"/>
-                <w:sz w:val="18"/>
-                <w:szCs w:val="18"/>
-              </w:rPr>
-              <w:t xml:space="preserve"> Refunds, redirections and corrections are approved by the Director or a delegate after checking the records, two people above a threshold; each is booked as a correction linked to the original with a reason, per the money model (one ledger, every figure derived from it). No pass-through payments to third parties, no gifts payable to a named individual outside a Committee decision, no refunds to a different account than the original.</w:t>
-            </w:r>
-          </w:p>
-        </w:tc>
-      </w:tr>
-      <w:tr>
-        <w:tc>
-          <w:tcPr>
-            <w:tcW w:type="dxa" w:w="4953"/>
-            <w:shd w:fill="E3EBED" w:color="auto" w:val="clear"/>
-            <w:tcMar>
-              <w:top w:type="dxa" w:w="80"/>
-              <w:left w:type="dxa" w:w="100"/>
-              <w:bottom w:type="dxa" w:w="80"/>
-              <w:right w:type="dxa" w:w="100"/>
-            </w:tcMar>
-          </w:tcPr>
-          <w:p>
-            <w:r>
-              <w:rPr>
-                <w:rFonts w:ascii="Arial" w:cs="Arial" w:eastAsia="Arial" w:hAnsi="Arial"/>
-                <w:b/>
-                <w:bCs/>
-                <w:color w:val="0E3A46"/>
-                <w:sz w:val="22"/>
-                <w:szCs w:val="22"/>
-              </w:rPr>
-              <w:t xml:space="preserve">DIO C: PROVJERE, PARAMETRI I NAPOMENE ZA PLATFORMU</w:t>
-            </w:r>
-          </w:p>
-        </w:tc>
-        <w:tc>
-          <w:tcPr>
-            <w:tcW w:type="dxa" w:w="4953"/>
-            <w:shd w:fill="E3EBED" w:color="auto" w:val="clear"/>
-            <w:tcMar>
-              <w:top w:type="dxa" w:w="80"/>
-              <w:left w:type="dxa" w:w="100"/>
-              <w:bottom w:type="dxa" w:w="80"/>
-              <w:right w:type="dxa" w:w="100"/>
-            </w:tcMar>
-          </w:tcPr>
-          <w:p>
-            <w:r>
-              <w:rPr>
-                <w:rFonts w:ascii="Arial" w:cs="Arial" w:eastAsia="Arial" w:hAnsi="Arial"/>
-                <w:b/>
-                <w:bCs/>
-                <w:color w:val="0E3A46"/>
-                <w:sz w:val="22"/>
-                <w:szCs w:val="22"/>
-              </w:rPr>
-              <w:t xml:space="preserve">PART C: CHECKS, PARAMETERS AND PLATFORM NOTES</w:t>
-            </w:r>
-          </w:p>
-        </w:tc>
-      </w:tr>
-      <w:tr>
-        <w:tc>
-          <w:tcPr>
-            <w:tcW w:type="dxa" w:w="9906"/>
-            <w:gridSpan w:val="2"/>
-            <w:tcMar>
-              <w:top w:type="dxa" w:w="80"/>
-              <w:left w:type="dxa" w:w="100"/>
-              <w:bottom w:type="dxa" w:w="80"/>
-              <w:right w:type="dxa" w:w="100"/>
-            </w:tcMar>
-          </w:tcPr>
-          <w:p>
-            <w:pPr>
-              <w:spacing w:after="100"/>
-            </w:pPr>
-            <w:r>
-              <w:rPr>
-                <w:rFonts w:ascii="Arial" w:cs="Arial" w:eastAsia="Arial" w:hAnsi="Arial"/>
-                <w:b/>
-                <w:bCs/>
-                <w:sz w:val="18"/>
-                <w:szCs w:val="18"/>
-              </w:rPr>
-              <w:t xml:space="preserve">CHECK with the lawyer:</w:t>
-            </w:r>
-            <w:r>
-              <w:rPr>
-                <w:rFonts w:ascii="Arial" w:cs="Arial" w:eastAsia="Arial" w:hAnsi="Arial"/>
-                <w:sz w:val="18"/>
-                <w:szCs w:val="18"/>
-              </w:rPr>
-              <w:t xml:space="preserve"> the association's obligations under the Law on the Prevention of Money Laundering and Terrorist Financing (whether NGOs are obliged entities, identification and source-of-funds thresholds, record-keeping) so Article 19 states real thresholds; consumer-protection and payment-services rules on refunds and chargebacks (Article 12); whether a donation contract for larger gifts is advisable; the data-retention period for payment records under accounting law (Article 11); the wording of Article 3 on non-refundability. </w:t>
-            </w:r>
-            <w:r>
-              <w:rPr>
-                <w:rFonts w:ascii="Arial" w:cs="Arial" w:eastAsia="Arial" w:hAnsi="Arial"/>
-                <w:b/>
-                <w:bCs/>
-                <w:sz w:val="18"/>
-                <w:szCs w:val="18"/>
-              </w:rPr>
-              <w:t xml:space="preserve">CHECK with the accountant:</w:t>
-            </w:r>
-            <w:r>
-              <w:rPr>
-                <w:rFonts w:ascii="Arial" w:cs="Arial" w:eastAsia="Arial" w:hAnsi="Arial"/>
-                <w:sz w:val="18"/>
-                <w:szCs w:val="18"/>
-              </w:rPr>
-              <w:t xml:space="preserve"> the tax treatment of donations for corporate donors and any confirmation format they need (Article 15); how fee cover, refunds and in-kind gifts are booked. </w:t>
-            </w:r>
-            <w:r>
-              <w:rPr>
-                <w:rFonts w:ascii="Arial" w:cs="Arial" w:eastAsia="Arial" w:hAnsi="Arial"/>
-                <w:b/>
-                <w:bCs/>
-                <w:sz w:val="18"/>
-                <w:szCs w:val="18"/>
-              </w:rPr>
-              <w:t xml:space="preserve">CHECK with Monri:</w:t>
-            </w:r>
-            <w:r>
-              <w:rPr>
-                <w:rFonts w:ascii="Arial" w:cs="Arial" w:eastAsia="Arial" w:hAnsi="Arial"/>
-                <w:sz w:val="18"/>
-                <w:szCs w:val="18"/>
-              </w:rPr>
-              <w:t xml:space="preserve"> the statement descriptor, refund mechanics and windows, tokenisation for monthly giving, chargeback process. </w:t>
-            </w:r>
-            <w:r>
-              <w:rPr>
-                <w:rFonts w:ascii="Arial" w:cs="Arial" w:eastAsia="Arial" w:hAnsi="Arial"/>
-                <w:b/>
-                <w:bCs/>
-                <w:sz w:val="18"/>
-                <w:szCs w:val="18"/>
-              </w:rPr>
-              <w:t xml:space="preserve">CHECK with the bank:</w:t>
-            </w:r>
-            <w:r>
-              <w:rPr>
-                <w:rFonts w:ascii="Arial" w:cs="Arial" w:eastAsia="Arial" w:hAnsi="Arial"/>
-                <w:sz w:val="18"/>
-                <w:szCs w:val="18"/>
-              </w:rPr>
-              <w:t xml:space="preserve"> IBAN, BIC, whether structured references survive incoming SEPA transfers unchanged, statement export format for reconciliation.</w:t>
-            </w:r>
-          </w:p>
-          <w:p>
-            <w:pPr>
-              <w:spacing w:after="100"/>
-            </w:pPr>
-            <w:r>
-              <w:rPr>
-                <w:rFonts w:ascii="Arial" w:cs="Arial" w:eastAsia="Arial" w:hAnsi="Arial"/>
-                <w:sz w:val="18"/>
-                <w:szCs w:val="18"/>
-              </w:rPr>
-              <w:t xml:space="preserve">Suggested parameters, each a single line to change:</w:t>
-            </w:r>
-          </w:p>
-        </w:tc>
-      </w:tr>
-      <w:tr>
-        <w:tc>
-          <w:tcPr>
-            <w:tcW w:type="dxa" w:w="9906"/>
-            <w:gridSpan w:val="2"/>
-            <w:tcMar>
-              <w:top w:type="dxa" w:w="80"/>
-              <w:left w:type="dxa" w:w="100"/>
-              <w:bottom w:type="dxa" w:w="80"/>
-              <w:right w:type="dxa" w:w="100"/>
-            </w:tcMar>
-          </w:tcPr>
-          <w:tbl>
-            <w:tblPr>
-              <w:tblW w:type="dxa" w:w="9706"/>
-              <w:tblBorders>
-                <w:top w:val="single" w:color="C9D3D7" w:sz="4"/>
-                <w:left w:val="single" w:color="C9D3D7" w:sz="4"/>
-                <w:bottom w:val="single" w:color="C9D3D7" w:sz="4"/>
-                <w:right w:val="single" w:color="C9D3D7" w:sz="4"/>
-                <w:insideH w:val="single" w:color="C9D3D7" w:sz="4"/>
-                <w:insideV w:val="single" w:color="C9D3D7" w:sz="4"/>
-              </w:tblBorders>
-            </w:tblPr>
-            <w:tblGrid>
-              <w:gridCol w:w="3235"/>
-              <w:gridCol w:w="3235"/>
-              <w:gridCol w:w="3235"/>
-            </w:tblGrid>
-            <w:tr>
-              <w:trPr>
-                <w:tblHeader/>
-              </w:trPr>
-              <w:tc>
-                <w:tcPr>
-                  <w:tcW w:type="dxa" w:w="3235"/>
-                  <w:shd w:fill="E3EBED" w:color="auto" w:val="clear"/>
-                  <w:tcMar>
-                    <w:top w:type="dxa" w:w="40"/>
-                    <w:left w:type="dxa" w:w="60"/>
-                    <w:bottom w:type="dxa" w:w="40"/>
-                    <w:right w:type="dxa" w:w="60"/>
-                  </w:tcMar>
-                </w:tcPr>
-                <w:p>
-                  <w:r>
-                    <w:rPr>
-                      <w:rFonts w:ascii="Arial" w:cs="Arial" w:eastAsia="Arial" w:hAnsi="Arial"/>
-                      <w:b/>
-                      <w:bCs/>
-                      <w:sz w:val="16"/>
-                      <w:szCs w:val="16"/>
-                    </w:rPr>
-                    <w:t xml:space="preserve">Parameter</w:t>
-                  </w:r>
-                </w:p>
-              </w:tc>
-              <w:tc>
-                <w:tcPr>
-                  <w:tcW w:type="dxa" w:w="3235"/>
-                  <w:shd w:fill="E3EBED" w:color="auto" w:val="clear"/>
-                  <w:tcMar>
-                    <w:top w:type="dxa" w:w="40"/>
-                    <w:left w:type="dxa" w:w="60"/>
-                    <w:bottom w:type="dxa" w:w="40"/>
-                    <w:right w:type="dxa" w:w="60"/>
-                  </w:tcMar>
-                </w:tcPr>
-                <w:p>
-                  <w:r>
-                    <w:rPr>
-                      <w:rFonts w:ascii="Arial" w:cs="Arial" w:eastAsia="Arial" w:hAnsi="Arial"/>
-                      <w:b/>
-                      <w:bCs/>
-                      <w:sz w:val="16"/>
-                      <w:szCs w:val="16"/>
-                    </w:rPr>
-                    <w:t xml:space="preserve">Suggested</w:t>
-                  </w:r>
-                </w:p>
-              </w:tc>
-              <w:tc>
-                <w:tcPr>
-                  <w:tcW w:type="dxa" w:w="3235"/>
-                  <w:shd w:fill="E3EBED" w:color="auto" w:val="clear"/>
-                  <w:tcMar>
-                    <w:top w:type="dxa" w:w="40"/>
-                    <w:left w:type="dxa" w:w="60"/>
-                    <w:bottom w:type="dxa" w:w="40"/>
-                    <w:right w:type="dxa" w:w="60"/>
-                  </w:tcMar>
-                </w:tcPr>
-                <w:p>
-                  <w:r>
-                    <w:rPr>
-                      <w:rFonts w:ascii="Arial" w:cs="Arial" w:eastAsia="Arial" w:hAnsi="Arial"/>
-                      <w:b/>
-                      <w:bCs/>
-                      <w:sz w:val="16"/>
-                      <w:szCs w:val="16"/>
-                    </w:rPr>
-                    <w:t xml:space="preserve">Where</w:t>
-                  </w:r>
-                </w:p>
-              </w:tc>
-            </w:tr>
-            <w:tr>
-              <w:trPr>
-                <w:tblHeader w:val="false"/>
-              </w:trPr>
-              <w:tc>
-                <w:tcPr>
-                  <w:tcW w:type="dxa" w:w="3235"/>
-                  <w:tcMar>
-                    <w:top w:type="dxa" w:w="40"/>
-                    <w:left w:type="dxa" w:w="60"/>
-                    <w:bottom w:type="dxa" w:w="40"/>
-                    <w:right w:type="dxa" w:w="60"/>
-                  </w:tcMar>
-                </w:tcPr>
-                <w:p>
-                  <w:r>
-                    <w:rPr>
-                      <w:rFonts w:ascii="Arial" w:cs="Arial" w:eastAsia="Arial" w:hAnsi="Arial"/>
-                      <w:b w:val="false"/>
-                      <w:bCs w:val="false"/>
-                      <w:sz w:val="16"/>
-                      <w:szCs w:val="16"/>
-                    </w:rPr>
-                    <w:t xml:space="preserve">Refund request window / Rok za zahtjev</w:t>
-                  </w:r>
-                </w:p>
-              </w:tc>
-              <w:tc>
-                <w:tcPr>
-                  <w:tcW w:type="dxa" w:w="3235"/>
-                  <w:tcMar>
-                    <w:top w:type="dxa" w:w="40"/>
-                    <w:left w:type="dxa" w:w="60"/>
-                    <w:bottom w:type="dxa" w:w="40"/>
-                    <w:right w:type="dxa" w:w="60"/>
-                  </w:tcMar>
-                </w:tcPr>
-                <w:p>
-                  <w:r>
-                    <w:rPr>
-                      <w:rFonts w:ascii="Arial" w:cs="Arial" w:eastAsia="Arial" w:hAnsi="Arial"/>
-                      <w:b w:val="false"/>
-                      <w:bCs w:val="false"/>
-                      <w:sz w:val="16"/>
-                      <w:szCs w:val="16"/>
-                    </w:rPr>
-                    <w:t xml:space="preserve">14 days from the charge</w:t>
-                  </w:r>
-                </w:p>
-              </w:tc>
-              <w:tc>
-                <w:tcPr>
-                  <w:tcW w:type="dxa" w:w="3235"/>
-                  <w:tcMar>
-                    <w:top w:type="dxa" w:w="40"/>
-                    <w:left w:type="dxa" w:w="60"/>
-                    <w:bottom w:type="dxa" w:w="40"/>
-                    <w:right w:type="dxa" w:w="60"/>
-                  </w:tcMar>
-                </w:tcPr>
-                <w:p>
-                  <w:r>
-                    <w:rPr>
-                      <w:rFonts w:ascii="Arial" w:cs="Arial" w:eastAsia="Arial" w:hAnsi="Arial"/>
-                      <w:b w:val="false"/>
-                      <w:bCs w:val="false"/>
-                      <w:sz w:val="16"/>
-                      <w:szCs w:val="16"/>
-                    </w:rPr>
-                    <w:t xml:space="preserve">Art. 12</w:t>
-                  </w:r>
-                </w:p>
-              </w:tc>
-            </w:tr>
-            <w:tr>
-              <w:trPr>
-                <w:tblHeader w:val="false"/>
-              </w:trPr>
-              <w:tc>
-                <w:tcPr>
-                  <w:tcW w:type="dxa" w:w="3235"/>
-                  <w:tcMar>
-                    <w:top w:type="dxa" w:w="40"/>
-                    <w:left w:type="dxa" w:w="60"/>
-                    <w:bottom w:type="dxa" w:w="40"/>
-                    <w:right w:type="dxa" w:w="60"/>
-                  </w:tcMar>
-                </w:tcPr>
-                <w:p>
-                  <w:r>
-                    <w:rPr>
-                      <w:rFonts w:ascii="Arial" w:cs="Arial" w:eastAsia="Arial" w:hAnsi="Arial"/>
-                      <w:b w:val="false"/>
-                      <w:bCs w:val="false"/>
-                      <w:sz w:val="16"/>
-                      <w:szCs w:val="16"/>
-                    </w:rPr>
-                    <w:t xml:space="preserve">Refund execution / Izvršenje povraćaja</w:t>
-                  </w:r>
-                </w:p>
-              </w:tc>
-              <w:tc>
-                <w:tcPr>
-                  <w:tcW w:type="dxa" w:w="3235"/>
-                  <w:tcMar>
-                    <w:top w:type="dxa" w:w="40"/>
-                    <w:left w:type="dxa" w:w="60"/>
-                    <w:bottom w:type="dxa" w:w="40"/>
-                    <w:right w:type="dxa" w:w="60"/>
-                  </w:tcMar>
-                </w:tcPr>
-                <w:p>
-                  <w:r>
-                    <w:rPr>
-                      <w:rFonts w:ascii="Arial" w:cs="Arial" w:eastAsia="Arial" w:hAnsi="Arial"/>
-                      <w:b w:val="false"/>
-                      <w:bCs w:val="false"/>
-                      <w:sz w:val="16"/>
-                      <w:szCs w:val="16"/>
-                    </w:rPr>
-                    <w:t xml:space="preserve">15 days from the decision</w:t>
-                  </w:r>
-                </w:p>
-              </w:tc>
-              <w:tc>
-                <w:tcPr>
-                  <w:tcW w:type="dxa" w:w="3235"/>
-                  <w:tcMar>
-                    <w:top w:type="dxa" w:w="40"/>
-                    <w:left w:type="dxa" w:w="60"/>
-                    <w:bottom w:type="dxa" w:w="40"/>
-                    <w:right w:type="dxa" w:w="60"/>
-                  </w:tcMar>
-                </w:tcPr>
-                <w:p>
-                  <w:r>
-                    <w:rPr>
-                      <w:rFonts w:ascii="Arial" w:cs="Arial" w:eastAsia="Arial" w:hAnsi="Arial"/>
-                      <w:b w:val="false"/>
-                      <w:bCs w:val="false"/>
-                      <w:sz w:val="16"/>
-                      <w:szCs w:val="16"/>
-                    </w:rPr>
-                    <w:t xml:space="preserve">Art. 12</w:t>
-                  </w:r>
-                </w:p>
-              </w:tc>
-            </w:tr>
-            <w:tr>
-              <w:trPr>
-                <w:tblHeader w:val="false"/>
-              </w:trPr>
-              <w:tc>
-                <w:tcPr>
-                  <w:tcW w:type="dxa" w:w="3235"/>
-                  <w:tcMar>
-                    <w:top w:type="dxa" w:w="40"/>
-                    <w:left w:type="dxa" w:w="60"/>
-                    <w:bottom w:type="dxa" w:w="40"/>
-                    <w:right w:type="dxa" w:w="60"/>
-                  </w:tcMar>
-                </w:tcPr>
-                <w:p>
-                  <w:r>
-                    <w:rPr>
-                      <w:rFonts w:ascii="Arial" w:cs="Arial" w:eastAsia="Arial" w:hAnsi="Arial"/>
-                      <w:b w:val="false"/>
-                      <w:bCs w:val="false"/>
-                      <w:sz w:val="16"/>
-                      <w:szCs w:val="16"/>
-                    </w:rPr>
-                    <w:t xml:space="preserve">Unreferenced transfer grace period / Uplata bez poziva na broj</w:t>
-                  </w:r>
-                </w:p>
-              </w:tc>
-              <w:tc>
-                <w:tcPr>
-                  <w:tcW w:type="dxa" w:w="3235"/>
-                  <w:tcMar>
-                    <w:top w:type="dxa" w:w="40"/>
-                    <w:left w:type="dxa" w:w="60"/>
-                    <w:bottom w:type="dxa" w:w="40"/>
-                    <w:right w:type="dxa" w:w="60"/>
-                  </w:tcMar>
-                </w:tcPr>
-                <w:p>
-                  <w:r>
-                    <w:rPr>
-                      <w:rFonts w:ascii="Arial" w:cs="Arial" w:eastAsia="Arial" w:hAnsi="Arial"/>
-                      <w:b w:val="false"/>
-                      <w:bCs w:val="false"/>
-                      <w:sz w:val="16"/>
-                      <w:szCs w:val="16"/>
-                    </w:rPr>
-                    <w:t xml:space="preserve">30 days</w:t>
-                  </w:r>
-                </w:p>
-              </w:tc>
-              <w:tc>
-                <w:tcPr>
-                  <w:tcW w:type="dxa" w:w="3235"/>
-                  <w:tcMar>
-                    <w:top w:type="dxa" w:w="40"/>
-                    <w:left w:type="dxa" w:w="60"/>
-                    <w:bottom w:type="dxa" w:w="40"/>
-                    <w:right w:type="dxa" w:w="60"/>
-                  </w:tcMar>
-                </w:tcPr>
-                <w:p>
-                  <w:r>
-                    <w:rPr>
-                      <w:rFonts w:ascii="Arial" w:cs="Arial" w:eastAsia="Arial" w:hAnsi="Arial"/>
-                      <w:b w:val="false"/>
-                      <w:bCs w:val="false"/>
-                      <w:sz w:val="16"/>
-                      <w:szCs w:val="16"/>
-                    </w:rPr>
-                    <w:t xml:space="preserve">Art. 5</w:t>
-                  </w:r>
-                </w:p>
-              </w:tc>
-            </w:tr>
-            <w:tr>
-              <w:trPr>
-                <w:tblHeader w:val="false"/>
-              </w:trPr>
-              <w:tc>
-                <w:tcPr>
-                  <w:tcW w:type="dxa" w:w="3235"/>
-                  <w:tcMar>
-                    <w:top w:type="dxa" w:w="40"/>
-                    <w:left w:type="dxa" w:w="60"/>
-                    <w:bottom w:type="dxa" w:w="40"/>
-                    <w:right w:type="dxa" w:w="60"/>
-                  </w:tcMar>
-                </w:tcPr>
-                <w:p>
-                  <w:r>
-                    <w:rPr>
-                      <w:rFonts w:ascii="Arial" w:cs="Arial" w:eastAsia="Arial" w:hAnsi="Arial"/>
-                      <w:b w:val="false"/>
-                      <w:bCs w:val="false"/>
-                      <w:sz w:val="16"/>
-                      <w:szCs w:val="16"/>
-                    </w:rPr>
-                    <w:t xml:space="preserve">Surplus above which donors are offered a choice / Višak uz ponudu donatorima</w:t>
-                  </w:r>
-                </w:p>
-              </w:tc>
-              <w:tc>
-                <w:tcPr>
-                  <w:tcW w:type="dxa" w:w="3235"/>
-                  <w:tcMar>
-                    <w:top w:type="dxa" w:w="40"/>
-                    <w:left w:type="dxa" w:w="60"/>
-                    <w:bottom w:type="dxa" w:w="40"/>
-                    <w:right w:type="dxa" w:w="60"/>
-                  </w:tcMar>
-                </w:tcPr>
-                <w:p>
-                  <w:r>
-                    <w:rPr>
-                      <w:rFonts w:ascii="Arial" w:cs="Arial" w:eastAsia="Arial" w:hAnsi="Arial"/>
-                      <w:b w:val="false"/>
-                      <w:bCs w:val="false"/>
-                      <w:sz w:val="16"/>
-                      <w:szCs w:val="16"/>
-                    </w:rPr>
-                    <w:t xml:space="preserve">2,000 EUR</w:t>
-                  </w:r>
-                </w:p>
-              </w:tc>
-              <w:tc>
-                <w:tcPr>
-                  <w:tcW w:type="dxa" w:w="3235"/>
-                  <w:tcMar>
-                    <w:top w:type="dxa" w:w="40"/>
-                    <w:left w:type="dxa" w:w="60"/>
-                    <w:bottom w:type="dxa" w:w="40"/>
-                    <w:right w:type="dxa" w:w="60"/>
-                  </w:tcMar>
-                </w:tcPr>
-                <w:p>
-                  <w:r>
-                    <w:rPr>
-                      <w:rFonts w:ascii="Arial" w:cs="Arial" w:eastAsia="Arial" w:hAnsi="Arial"/>
-                      <w:b w:val="false"/>
-                      <w:bCs w:val="false"/>
-                      <w:sz w:val="16"/>
-                      <w:szCs w:val="16"/>
-                    </w:rPr>
-                    <w:t xml:space="preserve">Art. 6</w:t>
-                  </w:r>
-                </w:p>
-              </w:tc>
-            </w:tr>
-            <w:tr>
-              <w:trPr>
-                <w:tblHeader w:val="false"/>
-              </w:trPr>
-              <w:tc>
-                <w:tcPr>
-                  <w:tcW w:type="dxa" w:w="3235"/>
-                  <w:tcMar>
-                    <w:top w:type="dxa" w:w="40"/>
-                    <w:left w:type="dxa" w:w="60"/>
-                    <w:bottom w:type="dxa" w:w="40"/>
-                    <w:right w:type="dxa" w:w="60"/>
-                  </w:tcMar>
-                </w:tcPr>
-                <w:p>
-                  <w:r>
-                    <w:rPr>
-                      <w:rFonts w:ascii="Arial" w:cs="Arial" w:eastAsia="Arial" w:hAnsi="Arial"/>
-                      <w:b w:val="false"/>
-                      <w:bCs w:val="false"/>
-                      <w:sz w:val="16"/>
-                      <w:szCs w:val="16"/>
-                    </w:rPr>
-                    <w:t xml:space="preserve">Monthly retry / Ponovni pokušaj</w:t>
-                  </w:r>
-                </w:p>
-              </w:tc>
-              <w:tc>
-                <w:tcPr>
-                  <w:tcW w:type="dxa" w:w="3235"/>
-                  <w:tcMar>
-                    <w:top w:type="dxa" w:w="40"/>
-                    <w:left w:type="dxa" w:w="60"/>
-                    <w:bottom w:type="dxa" w:w="40"/>
-                    <w:right w:type="dxa" w:w="60"/>
-                  </w:tcMar>
-                </w:tcPr>
-                <w:p>
-                  <w:r>
-                    <w:rPr>
-                      <w:rFonts w:ascii="Arial" w:cs="Arial" w:eastAsia="Arial" w:hAnsi="Arial"/>
-                      <w:b w:val="false"/>
-                      <w:bCs w:val="false"/>
-                      <w:sz w:val="16"/>
-                      <w:szCs w:val="16"/>
-                    </w:rPr>
-                    <w:t xml:space="preserve">2 retries within 7 days</w:t>
-                  </w:r>
-                </w:p>
-              </w:tc>
-              <w:tc>
-                <w:tcPr>
-                  <w:tcW w:type="dxa" w:w="3235"/>
-                  <w:tcMar>
-                    <w:top w:type="dxa" w:w="40"/>
-                    <w:left w:type="dxa" w:w="60"/>
-                    <w:bottom w:type="dxa" w:w="40"/>
-                    <w:right w:type="dxa" w:w="60"/>
-                  </w:tcMar>
-                </w:tcPr>
-                <w:p>
-                  <w:r>
-                    <w:rPr>
-                      <w:rFonts w:ascii="Arial" w:cs="Arial" w:eastAsia="Arial" w:hAnsi="Arial"/>
-                      <w:b w:val="false"/>
-                      <w:bCs w:val="false"/>
-                      <w:sz w:val="16"/>
-                      <w:szCs w:val="16"/>
-                    </w:rPr>
-                    <w:t xml:space="preserve">Art. 8</w:t>
-                  </w:r>
-                </w:p>
-              </w:tc>
-            </w:tr>
-            <w:tr>
-              <w:trPr>
-                <w:tblHeader w:val="false"/>
-              </w:trPr>
-              <w:tc>
-                <w:tcPr>
-                  <w:tcW w:type="dxa" w:w="3235"/>
-                  <w:tcMar>
-                    <w:top w:type="dxa" w:w="40"/>
-                    <w:left w:type="dxa" w:w="60"/>
-                    <w:bottom w:type="dxa" w:w="40"/>
-                    <w:right w:type="dxa" w:w="60"/>
-                  </w:tcMar>
-                </w:tcPr>
-                <w:p>
-                  <w:r>
-                    <w:rPr>
-                      <w:rFonts w:ascii="Arial" w:cs="Arial" w:eastAsia="Arial" w:hAnsi="Arial"/>
-                      <w:b w:val="false"/>
-                      <w:bCs w:val="false"/>
-                      <w:sz w:val="16"/>
-                      <w:szCs w:val="16"/>
-                    </w:rPr>
-                    <w:t xml:space="preserve">Board decision on declining a gift / Odbijanje donacije</w:t>
-                  </w:r>
-                </w:p>
-              </w:tc>
-              <w:tc>
-                <w:tcPr>
-                  <w:tcW w:type="dxa" w:w="3235"/>
-                  <w:tcMar>
-                    <w:top w:type="dxa" w:w="40"/>
-                    <w:left w:type="dxa" w:w="60"/>
-                    <w:bottom w:type="dxa" w:w="40"/>
-                    <w:right w:type="dxa" w:w="60"/>
-                  </w:tcMar>
-                </w:tcPr>
-                <w:p>
-                  <w:r>
-                    <w:rPr>
-                      <w:rFonts w:ascii="Arial" w:cs="Arial" w:eastAsia="Arial" w:hAnsi="Arial"/>
-                      <w:b w:val="false"/>
-                      <w:bCs w:val="false"/>
-                      <w:sz w:val="16"/>
-                      <w:szCs w:val="16"/>
-                    </w:rPr>
-                    <w:t xml:space="preserve">above 5,000 EUR</w:t>
-                  </w:r>
-                </w:p>
-              </w:tc>
-              <w:tc>
-                <w:tcPr>
-                  <w:tcW w:type="dxa" w:w="3235"/>
-                  <w:tcMar>
-                    <w:top w:type="dxa" w:w="40"/>
-                    <w:left w:type="dxa" w:w="60"/>
-                    <w:bottom w:type="dxa" w:w="40"/>
-                    <w:right w:type="dxa" w:w="60"/>
-                  </w:tcMar>
-                </w:tcPr>
-                <w:p>
-                  <w:r>
-                    <w:rPr>
-                      <w:rFonts w:ascii="Arial" w:cs="Arial" w:eastAsia="Arial" w:hAnsi="Arial"/>
-                      <w:b w:val="false"/>
-                      <w:bCs w:val="false"/>
-                      <w:sz w:val="16"/>
-                      <w:szCs w:val="16"/>
-                    </w:rPr>
-                    <w:t xml:space="preserve">Art. 18</w:t>
-                  </w:r>
-                </w:p>
-              </w:tc>
-            </w:tr>
-            <w:tr>
-              <w:trPr>
-                <w:tblHeader w:val="false"/>
-              </w:trPr>
-              <w:tc>
-                <w:tcPr>
-                  <w:tcW w:type="dxa" w:w="3235"/>
-                  <w:tcMar>
-                    <w:top w:type="dxa" w:w="40"/>
-                    <w:left w:type="dxa" w:w="60"/>
-                    <w:bottom w:type="dxa" w:w="40"/>
-                    <w:right w:type="dxa" w:w="60"/>
-                  </w:tcMar>
-                </w:tcPr>
-                <w:p>
-                  <w:r>
-                    <w:rPr>
-                      <w:rFonts w:ascii="Arial" w:cs="Arial" w:eastAsia="Arial" w:hAnsi="Arial"/>
-                      <w:b w:val="false"/>
-                      <w:bCs w:val="false"/>
-                      <w:sz w:val="16"/>
-                      <w:szCs w:val="16"/>
-                    </w:rPr>
-                    <w:t xml:space="preserve">Identification threshold / Identifikacija</w:t>
-                  </w:r>
-                </w:p>
-              </w:tc>
-              <w:tc>
-                <w:tcPr>
-                  <w:tcW w:type="dxa" w:w="3235"/>
-                  <w:tcMar>
-                    <w:top w:type="dxa" w:w="40"/>
-                    <w:left w:type="dxa" w:w="60"/>
-                    <w:bottom w:type="dxa" w:w="40"/>
-                    <w:right w:type="dxa" w:w="60"/>
-                  </w:tcMar>
-                </w:tcPr>
-                <w:p>
-                  <w:r>
-                    <w:rPr>
-                      <w:rFonts w:ascii="Arial" w:cs="Arial" w:eastAsia="Arial" w:hAnsi="Arial"/>
-                      <w:b w:val="false"/>
-                      <w:bCs w:val="false"/>
-                      <w:sz w:val="16"/>
-                      <w:szCs w:val="16"/>
-                    </w:rPr>
-                    <w:t xml:space="preserve">1,000 EUR per giver per year (lawyer to confirm)</w:t>
-                  </w:r>
-                </w:p>
-              </w:tc>
-              <w:tc>
-                <w:tcPr>
-                  <w:tcW w:type="dxa" w:w="3235"/>
-                  <w:tcMar>
-                    <w:top w:type="dxa" w:w="40"/>
-                    <w:left w:type="dxa" w:w="60"/>
-                    <w:bottom w:type="dxa" w:w="40"/>
-                    <w:right w:type="dxa" w:w="60"/>
-                  </w:tcMar>
-                </w:tcPr>
-                <w:p>
-                  <w:r>
-                    <w:rPr>
-                      <w:rFonts w:ascii="Arial" w:cs="Arial" w:eastAsia="Arial" w:hAnsi="Arial"/>
-                      <w:b w:val="false"/>
-                      <w:bCs w:val="false"/>
-                      <w:sz w:val="16"/>
-                      <w:szCs w:val="16"/>
-                    </w:rPr>
-                    <w:t xml:space="preserve">Art. 19</w:t>
-                  </w:r>
-                </w:p>
-              </w:tc>
-            </w:tr>
-            <w:tr>
-              <w:trPr>
-                <w:tblHeader w:val="false"/>
-              </w:trPr>
-              <w:tc>
-                <w:tcPr>
-                  <w:tcW w:type="dxa" w:w="3235"/>
-                  <w:tcMar>
-                    <w:top w:type="dxa" w:w="40"/>
-                    <w:left w:type="dxa" w:w="60"/>
-                    <w:bottom w:type="dxa" w:w="40"/>
-                    <w:right w:type="dxa" w:w="60"/>
-                  </w:tcMar>
-                </w:tcPr>
-                <w:p>
-                  <w:r>
-                    <w:rPr>
-                      <w:rFonts w:ascii="Arial" w:cs="Arial" w:eastAsia="Arial" w:hAnsi="Arial"/>
-                      <w:b w:val="false"/>
-                      <w:bCs w:val="false"/>
-                      <w:sz w:val="16"/>
-                      <w:szCs w:val="16"/>
-                    </w:rPr>
-                    <w:t xml:space="preserve">Source-of-funds statement / Porijeklo sredstava</w:t>
-                  </w:r>
-                </w:p>
-              </w:tc>
-              <w:tc>
-                <w:tcPr>
-                  <w:tcW w:type="dxa" w:w="3235"/>
-                  <w:tcMar>
-                    <w:top w:type="dxa" w:w="40"/>
-                    <w:left w:type="dxa" w:w="60"/>
-                    <w:bottom w:type="dxa" w:w="40"/>
-                    <w:right w:type="dxa" w:w="60"/>
-                  </w:tcMar>
-                </w:tcPr>
-                <w:p>
-                  <w:r>
-                    <w:rPr>
-                      <w:rFonts w:ascii="Arial" w:cs="Arial" w:eastAsia="Arial" w:hAnsi="Arial"/>
-                      <w:b w:val="false"/>
-                      <w:bCs w:val="false"/>
-                      <w:sz w:val="16"/>
-                      <w:szCs w:val="16"/>
-                    </w:rPr>
-                    <w:t xml:space="preserve">10,000 EUR (lawyer to confirm)</w:t>
-                  </w:r>
-                </w:p>
-              </w:tc>
-              <w:tc>
-                <w:tcPr>
-                  <w:tcW w:type="dxa" w:w="3235"/>
-                  <w:tcMar>
-                    <w:top w:type="dxa" w:w="40"/>
-                    <w:left w:type="dxa" w:w="60"/>
-                    <w:bottom w:type="dxa" w:w="40"/>
-                    <w:right w:type="dxa" w:w="60"/>
-                  </w:tcMar>
-                </w:tcPr>
-                <w:p>
-                  <w:r>
-                    <w:rPr>
-                      <w:rFonts w:ascii="Arial" w:cs="Arial" w:eastAsia="Arial" w:hAnsi="Arial"/>
-                      <w:b w:val="false"/>
-                      <w:bCs w:val="false"/>
-                      <w:sz w:val="16"/>
-                      <w:szCs w:val="16"/>
-                    </w:rPr>
-                    <w:t xml:space="preserve">Art. 19</w:t>
-                  </w:r>
-                </w:p>
-              </w:tc>
-            </w:tr>
-            <w:tr>
-              <w:trPr>
-                <w:tblHeader w:val="false"/>
-              </w:trPr>
-              <w:tc>
-                <w:tcPr>
-                  <w:tcW w:type="dxa" w:w="3235"/>
-                  <w:tcMar>
-                    <w:top w:type="dxa" w:w="40"/>
-                    <w:left w:type="dxa" w:w="60"/>
-                    <w:bottom w:type="dxa" w:w="40"/>
-                    <w:right w:type="dxa" w:w="60"/>
-                  </w:tcMar>
-                </w:tcPr>
-                <w:p>
-                  <w:r>
-                    <w:rPr>
-                      <w:rFonts w:ascii="Arial" w:cs="Arial" w:eastAsia="Arial" w:hAnsi="Arial"/>
-                      <w:b w:val="false"/>
-                      <w:bCs w:val="false"/>
-                      <w:sz w:val="16"/>
-                      <w:szCs w:val="16"/>
-                    </w:rPr>
-                    <w:t xml:space="preserve">Unidentified cash / Gotovina bez identifikacije</w:t>
-                  </w:r>
-                </w:p>
-              </w:tc>
-              <w:tc>
-                <w:tcPr>
-                  <w:tcW w:type="dxa" w:w="3235"/>
-                  <w:tcMar>
-                    <w:top w:type="dxa" w:w="40"/>
-                    <w:left w:type="dxa" w:w="60"/>
-                    <w:bottom w:type="dxa" w:w="40"/>
-                    <w:right w:type="dxa" w:w="60"/>
-                  </w:tcMar>
-                </w:tcPr>
-                <w:p>
-                  <w:r>
-                    <w:rPr>
-                      <w:rFonts w:ascii="Arial" w:cs="Arial" w:eastAsia="Arial" w:hAnsi="Arial"/>
-                      <w:b w:val="false"/>
-                      <w:bCs w:val="false"/>
-                      <w:sz w:val="16"/>
-                      <w:szCs w:val="16"/>
-                    </w:rPr>
-                    <w:t xml:space="preserve">100 EUR</w:t>
-                  </w:r>
-                </w:p>
-              </w:tc>
-              <w:tc>
-                <w:tcPr>
-                  <w:tcW w:type="dxa" w:w="3235"/>
-                  <w:tcMar>
-                    <w:top w:type="dxa" w:w="40"/>
-                    <w:left w:type="dxa" w:w="60"/>
-                    <w:bottom w:type="dxa" w:w="40"/>
-                    <w:right w:type="dxa" w:w="60"/>
-                  </w:tcMar>
-                </w:tcPr>
-                <w:p>
-                  <w:r>
-                    <w:rPr>
-                      <w:rFonts w:ascii="Arial" w:cs="Arial" w:eastAsia="Arial" w:hAnsi="Arial"/>
-                      <w:b w:val="false"/>
-                      <w:bCs w:val="false"/>
-                      <w:sz w:val="16"/>
-                      <w:szCs w:val="16"/>
-                    </w:rPr>
-                    <w:t xml:space="preserve">Art. 19</w:t>
-                  </w:r>
-                </w:p>
-              </w:tc>
-            </w:tr>
-            <w:tr>
-              <w:trPr>
-                <w:tblHeader w:val="false"/>
-              </w:trPr>
-              <w:tc>
-                <w:tcPr>
-                  <w:tcW w:type="dxa" w:w="3235"/>
-                  <w:tcMar>
-                    <w:top w:type="dxa" w:w="40"/>
-                    <w:left w:type="dxa" w:w="60"/>
-                    <w:bottom w:type="dxa" w:w="40"/>
-                    <w:right w:type="dxa" w:w="60"/>
-                  </w:tcMar>
-                </w:tcPr>
-                <w:p>
-                  <w:r>
-                    <w:rPr>
-                      <w:rFonts w:ascii="Arial" w:cs="Arial" w:eastAsia="Arial" w:hAnsi="Arial"/>
-                      <w:b w:val="false"/>
-                      <w:bCs w:val="false"/>
-                      <w:sz w:val="16"/>
-                      <w:szCs w:val="16"/>
-                    </w:rPr>
-                    <w:t xml:space="preserve">Two-person refund approval / Dva odobrenja</w:t>
-                  </w:r>
-                </w:p>
-              </w:tc>
-              <w:tc>
-                <w:tcPr>
-                  <w:tcW w:type="dxa" w:w="3235"/>
-                  <w:tcMar>
-                    <w:top w:type="dxa" w:w="40"/>
-                    <w:left w:type="dxa" w:w="60"/>
-                    <w:bottom w:type="dxa" w:w="40"/>
-                    <w:right w:type="dxa" w:w="60"/>
-                  </w:tcMar>
-                </w:tcPr>
-                <w:p>
-                  <w:r>
-                    <w:rPr>
-                      <w:rFonts w:ascii="Arial" w:cs="Arial" w:eastAsia="Arial" w:hAnsi="Arial"/>
-                      <w:b w:val="false"/>
-                      <w:bCs w:val="false"/>
-                      <w:sz w:val="16"/>
-                      <w:szCs w:val="16"/>
-                    </w:rPr>
-                    <w:t xml:space="preserve">above 500 EUR</w:t>
-                  </w:r>
-                </w:p>
-              </w:tc>
-              <w:tc>
-                <w:tcPr>
-                  <w:tcW w:type="dxa" w:w="3235"/>
-                  <w:tcMar>
-                    <w:top w:type="dxa" w:w="40"/>
-                    <w:left w:type="dxa" w:w="60"/>
-                    <w:bottom w:type="dxa" w:w="40"/>
-                    <w:right w:type="dxa" w:w="60"/>
-                  </w:tcMar>
-                </w:tcPr>
-                <w:p>
-                  <w:r>
-                    <w:rPr>
-                      <w:rFonts w:ascii="Arial" w:cs="Arial" w:eastAsia="Arial" w:hAnsi="Arial"/>
-                      <w:b w:val="false"/>
-                      <w:bCs w:val="false"/>
-                      <w:sz w:val="16"/>
-                      <w:szCs w:val="16"/>
-                    </w:rPr>
-                    <w:t xml:space="preserve">Art. 22</w:t>
-                  </w:r>
-                </w:p>
-              </w:tc>
-            </w:tr>
-            <w:tr>
-              <w:trPr>
-                <w:tblHeader w:val="false"/>
-              </w:trPr>
-              <w:tc>
-                <w:tcPr>
-                  <w:tcW w:type="dxa" w:w="3235"/>
-                  <w:tcMar>
-                    <w:top w:type="dxa" w:w="40"/>
-                    <w:left w:type="dxa" w:w="60"/>
-                    <w:bottom w:type="dxa" w:w="40"/>
-                    <w:right w:type="dxa" w:w="60"/>
-                  </w:tcMar>
-                </w:tcPr>
-                <w:p>
-                  <w:r>
-                    <w:rPr>
-                      <w:rFonts w:ascii="Arial" w:cs="Arial" w:eastAsia="Arial" w:hAnsi="Arial"/>
-                      <w:b w:val="false"/>
-                      <w:bCs w:val="false"/>
-                      <w:sz w:val="16"/>
-                      <w:szCs w:val="16"/>
-                    </w:rPr>
-                    <w:t xml:space="preserve">Publication of payments out / Objava isplata</w:t>
-                  </w:r>
-                </w:p>
-              </w:tc>
-              <w:tc>
-                <w:tcPr>
-                  <w:tcW w:type="dxa" w:w="3235"/>
-                  <w:tcMar>
-                    <w:top w:type="dxa" w:w="40"/>
-                    <w:left w:type="dxa" w:w="60"/>
-                    <w:bottom w:type="dxa" w:w="40"/>
-                    <w:right w:type="dxa" w:w="60"/>
-                  </w:tcMar>
-                </w:tcPr>
-                <w:p>
-                  <w:r>
-                    <w:rPr>
-                      <w:rFonts w:ascii="Arial" w:cs="Arial" w:eastAsia="Arial" w:hAnsi="Arial"/>
-                      <w:b w:val="false"/>
-                      <w:bCs w:val="false"/>
-                      <w:sz w:val="16"/>
-                      <w:szCs w:val="16"/>
-                    </w:rPr>
-                    <w:t xml:space="preserve">30 days</w:t>
-                  </w:r>
-                </w:p>
-              </w:tc>
-              <w:tc>
-                <w:tcPr>
-                  <w:tcW w:type="dxa" w:w="3235"/>
-                  <w:tcMar>
-                    <w:top w:type="dxa" w:w="40"/>
-                    <w:left w:type="dxa" w:w="60"/>
-                    <w:bottom w:type="dxa" w:w="40"/>
-                    <w:right w:type="dxa" w:w="60"/>
-                  </w:tcMar>
-                </w:tcPr>
-                <w:p>
-                  <w:r>
-                    <w:rPr>
-                      <w:rFonts w:ascii="Arial" w:cs="Arial" w:eastAsia="Arial" w:hAnsi="Arial"/>
-                      <w:b w:val="false"/>
-                      <w:bCs w:val="false"/>
-                      <w:sz w:val="16"/>
-                      <w:szCs w:val="16"/>
-                    </w:rPr>
-                    <w:t xml:space="preserve">Art. 14</w:t>
-                  </w:r>
-                </w:p>
-              </w:tc>
-            </w:tr>
-          </w:tbl>
-          <w:p/>
-        </w:tc>
-      </w:tr>
-      <w:tr>
-        <w:tc>
-          <w:tcPr>
-            <w:tcW w:type="dxa" w:w="9906"/>
-            <w:gridSpan w:val="2"/>
-            <w:tcMar>
-              <w:top w:type="dxa" w:w="80"/>
-              <w:left w:type="dxa" w:w="100"/>
-              <w:bottom w:type="dxa" w:w="80"/>
-              <w:right w:type="dxa" w:w="100"/>
-            </w:tcMar>
-          </w:tcPr>
-          <w:p>
-            <w:pPr>
-              <w:spacing w:after="100"/>
-            </w:pPr>
-            <w:r>
-              <w:rPr>
-                <w:rFonts w:ascii="Arial" w:cs="Arial" w:eastAsia="Arial" w:hAnsi="Arial"/>
-                <w:b/>
-                <w:bCs/>
-                <w:sz w:val="18"/>
-                <w:szCs w:val="18"/>
-              </w:rPr>
-              <w:t xml:space="preserve">Platform notes.</w:t>
-            </w:r>
-            <w:r>
-              <w:rPr>
-                <w:rFonts w:ascii="Arial" w:cs="Arial" w:eastAsia="Arial" w:hAnsi="Arial"/>
-                <w:sz w:val="18"/>
-                <w:szCs w:val="18"/>
-              </w:rPr>
-              <w:t xml:space="preserve"> Already built or specified: donation statuses pending, approved, declined and refunded; fee cover in </w:t>
-            </w:r>
-            <w:r>
-              <w:rPr>
-                <w:rFonts w:ascii="Courier New" w:cs="Courier New" w:eastAsia="Courier New" w:hAnsi="Courier New"/>
-                <w:sz w:val="18"/>
-                <w:szCs w:val="18"/>
-              </w:rPr>
-              <w:t xml:space="preserve">fee_covered_cents</w:t>
-            </w:r>
-            <w:r>
-              <w:rPr>
-                <w:rFonts w:ascii="Arial" w:cs="Arial" w:eastAsia="Arial" w:hAnsi="Arial"/>
-                <w:sz w:val="18"/>
-                <w:szCs w:val="18"/>
-              </w:rPr>
-              <w:t xml:space="preserve">; anonymity with amount shown; the SM-MMYY-NNNN reference and EPC QR; pending SEPA rows not counted until reconciled; immutability with corrections in </w:t>
-            </w:r>
-            <w:r>
-              <w:rPr>
-                <w:rFonts w:ascii="Courier New" w:cs="Courier New" w:eastAsia="Courier New" w:hAnsi="Courier New"/>
-                <w:sz w:val="18"/>
-                <w:szCs w:val="18"/>
-              </w:rPr>
-              <w:t xml:space="preserve">ledger_adjustments</w:t>
-            </w:r>
-            <w:r>
-              <w:rPr>
-                <w:rFonts w:ascii="Arial" w:cs="Arial" w:eastAsia="Arial" w:hAnsi="Arial"/>
-                <w:sz w:val="18"/>
-                <w:szCs w:val="18"/>
-              </w:rPr>
-              <w:t xml:space="preserve">; cash hand-in status; receipts by email with a ledger link. Not yet specified and needed by this policy: a declined-gift record with reason (Art. 18); a per-donor yearly total for the identification threshold (Art. 19); a surplus-reallocation entry type with published reasons (Art. 6); a 30-day donor-choice flow on cancelled events (Art. 13); the descriptor, IBAN and BIC placeholders in </w:t>
-            </w:r>
-            <w:r>
-              <w:rPr>
-                <w:rFonts w:ascii="Courier New" w:cs="Courier New" w:eastAsia="Courier New" w:hAnsi="Courier New"/>
-                <w:sz w:val="18"/>
-                <w:szCs w:val="18"/>
-              </w:rPr>
-              <w:t xml:space="preserve">docs/PLACEHOLDERS.md</w:t>
-            </w:r>
-            <w:r>
-              <w:rPr>
-                <w:rFonts w:ascii="Arial" w:cs="Arial" w:eastAsia="Arial" w:hAnsi="Arial"/>
-                <w:sz w:val="18"/>
-                <w:szCs w:val="18"/>
-              </w:rPr>
-              <w:t xml:space="preserve">. The public page </w:t>
-            </w:r>
-            <w:r>
-              <w:rPr>
-                <w:rFonts w:ascii="Courier New" w:cs="Courier New" w:eastAsia="Courier New" w:hAnsi="Courier New"/>
-                <w:sz w:val="18"/>
-                <w:szCs w:val="18"/>
-              </w:rPr>
-              <w:t xml:space="preserve">content/legal/donations.ts</w:t>
-            </w:r>
-            <w:r>
-              <w:rPr>
-                <w:rFonts w:ascii="Arial" w:cs="Arial" w:eastAsia="Arial" w:hAnsi="Arial"/>
-                <w:sz w:val="18"/>
-                <w:szCs w:val="18"/>
-              </w:rPr>
-              <w:t xml:space="preserve"> is regenerated from Part A after legal review.</w:t>
+                <w:sz w:val="18"/>
+                <w:szCs w:val="18"/>
+              </w:rPr>
+              <w:t xml:space="preserve">The association does not accept donations that it would have to pay out to a specific natural person outside a Committee decision, does not make “pass-through” payments for third parties, and does not refund a donation to an account other than the original one.</w:t>
             </w:r>
           </w:p>
         </w:tc>
@@ -4457,10 +3989,6 @@
     </w:sectPr>
   </w:body>
 </w:document>
-</file>
-
-<file path=word/comments.xml><?xml version="1.0" encoding="utf-8"?>
-<w:comments xmlns:cx="http://schemas.microsoft.com/office/drawing/2014/chartex" xmlns:cx1="http://schemas.microsoft.com/office/drawing/2015/9/8/chartex" xmlns:cx2="http://schemas.microsoft.com/office/drawing/2015/10/21/chartex" xmlns:cx3="http://schemas.microsoft.com/office/drawing/2016/5/9/chartex" xmlns:cx4="http://schemas.microsoft.com/office/drawing/2016/5/10/chartex" xmlns:cx5="http://schemas.microsoft.com/office/drawing/2016/5/11/chartex" xmlns:cx6="http://schemas.microsoft.com/office/drawing/2016/5/12/chartex" xmlns:cx7="http://schemas.microsoft.com/office/drawing/2016/5/13/chartex" xmlns:cx8="http://schemas.microsoft.com/office/drawing/2016/5/14/chartex" xmlns:mc="http://schemas.openxmlformats.org/markup-compatibility/2006" xmlns:aink="http://schemas.microsoft.com/office/drawing/2016/ink" xmlns:am3d="http://schemas.microsoft.com/office/drawing/2017/model3d" xmlns:o="urn:schemas-microsoft-com:office:office" xmlns:r="http://schemas.openxmlformats.org/officeDocument/2006/relationships" xmlns:m="http://schemas.openxmlformats.org/officeDocument/2006/math" xmlns:v="urn:schemas-microsoft-com:vml" xmlns:wp14="http://schemas.microsoft.com/office/word/2010/wordprocessingDrawing" xmlns:wp="http://schemas.openxmlformats.org/drawingml/2006/wordprocessingDrawing" xmlns:w10="urn:schemas-microsoft-com:office:word" xmlns:w="http://schemas.openxmlformats.org/wordprocessingml/2006/main" xmlns:w14="http://schemas.microsoft.com/office/word/2010/wordml" xmlns:w15="http://schemas.microsoft.com/office/word/2012/wordml" xmlns:w16cex="http://schemas.microsoft.com/office/word/2018/wordml/cex" xmlns:w16cid="http://schemas.microsoft.com/office/word/2016/wordml/cid" xmlns:w16="http://schemas.microsoft.com/office/word/2018/wordml" xmlns:w16sdtdh="http://schemas.microsoft.com/office/word/2020/wordml/sdtdatahash" xmlns:w16se="http://schemas.microsoft.com/office/word/2015/wordml/symex" xmlns:wpg="http://schemas.microsoft.com/office/word/2010/wordprocessingGroup" xmlns:wpi="http://schemas.microsoft.com/office/word/2010/wordprocessingInk" xmlns:wne="http://schemas.microsoft.com/office/word/2006/wordml" xmlns:wps="http://schemas.microsoft.com/office/word/2010/wordprocessingShape"/>
 </file>
 
 <file path=word/endnotes.xml><?xml version="1.0" encoding="utf-8"?>
@@ -4541,7 +4069,7 @@
 <w:numbering xmlns:wpc="http://schemas.microsoft.com/office/word/2010/wordprocessingCanvas" xmlns:mc="http://schemas.openxmlformats.org/markup-compatibility/2006" xmlns:o="urn:schemas-microsoft-com:office:office" xmlns:r="http://schemas.openxmlformats.org/officeDocument/2006/relationships" xmlns:m="http://schemas.openxmlformats.org/officeDocument/2006/math" xmlns:v="urn:schemas-microsoft-com:vml" xmlns:wp14="http://schemas.microsoft.com/office/word/2010/wordprocessingDrawing" xmlns:wp="http://schemas.openxmlformats.org/drawingml/2006/wordprocessingDrawing" xmlns:w10="urn:schemas-microsoft-com:office:word" xmlns:w="http://schemas.openxmlformats.org/wordprocessingml/2006/main" xmlns:w14="http://schemas.microsoft.com/office/word/2010/wordml" xmlns:w15="http://schemas.microsoft.com/office/word/2012/wordml" xmlns:wpg="http://schemas.microsoft.com/office/word/2010/wordprocessingGroup" xmlns:wpi="http://schemas.microsoft.com/office/word/2010/wordprocessingInk" xmlns:wne="http://schemas.microsoft.com/office/word/2006/wordml" xmlns:wps="http://schemas.microsoft.com/office/word/2010/wordprocessingShape" mc:Ignorable="w14 w15 wp14">
   <w:abstractNum w:abstractNumId="1" w15:restartNumberingAfterBreak="0">
     <w:multiLevelType w:val="hybridMultilevel"/>
-    <w:lvl w:ilvl="0" w15:tentative="1">
+    <w:lvl w:ilvl="0" w:tentative="1">
       <w:start w:val="1"/>
       <w:numFmt w:val="bullet"/>
       <w:lvlText w:val="●"/>
@@ -4550,7 +4078,7 @@
         <w:ind w:left="720" w:hanging="360"/>
       </w:pPr>
     </w:lvl>
-    <w:lvl w:ilvl="1" w15:tentative="1">
+    <w:lvl w:ilvl="1" w:tentative="1">
       <w:start w:val="1"/>
       <w:numFmt w:val="bullet"/>
       <w:lvlText w:val="○"/>
@@ -4559,7 +4087,7 @@
         <w:ind w:left="1440" w:hanging="360"/>
       </w:pPr>
     </w:lvl>
-    <w:lvl w:ilvl="2" w15:tentative="1">
+    <w:lvl w:ilvl="2" w:tentative="1">
       <w:start w:val="1"/>
       <w:numFmt w:val="bullet"/>
       <w:lvlText w:val="■"/>
@@ -4568,7 +4096,7 @@
         <w:ind w:left="2160" w:hanging="360"/>
       </w:pPr>
     </w:lvl>
-    <w:lvl w:ilvl="3" w15:tentative="1">
+    <w:lvl w:ilvl="3" w:tentative="1">
       <w:start w:val="1"/>
       <w:numFmt w:val="bullet"/>
       <w:lvlText w:val="●"/>
@@ -4577,7 +4105,7 @@
         <w:ind w:left="2880" w:hanging="360"/>
       </w:pPr>
     </w:lvl>
-    <w:lvl w:ilvl="4" w15:tentative="1">
+    <w:lvl w:ilvl="4" w:tentative="1">
       <w:start w:val="1"/>
       <w:numFmt w:val="bullet"/>
       <w:lvlText w:val="○"/>
@@ -4586,7 +4114,7 @@
         <w:ind w:left="3600" w:hanging="360"/>
       </w:pPr>
     </w:lvl>
-    <w:lvl w:ilvl="5" w15:tentative="1">
+    <w:lvl w:ilvl="5" w:tentative="1">
       <w:start w:val="1"/>
       <w:numFmt w:val="bullet"/>
       <w:lvlText w:val="■"/>
@@ -4595,7 +4123,7 @@
         <w:ind w:left="4320" w:hanging="360"/>
       </w:pPr>
     </w:lvl>
-    <w:lvl w:ilvl="6" w15:tentative="1">
+    <w:lvl w:ilvl="6" w:tentative="1">
       <w:start w:val="1"/>
       <w:numFmt w:val="bullet"/>
       <w:lvlText w:val="●"/>
@@ -4604,7 +4132,7 @@
         <w:ind w:left="5040" w:hanging="360"/>
       </w:pPr>
     </w:lvl>
-    <w:lvl w:ilvl="7" w15:tentative="1">
+    <w:lvl w:ilvl="7" w:tentative="1">
       <w:start w:val="1"/>
       <w:numFmt w:val="bullet"/>
       <w:lvlText w:val="●"/>
@@ -4613,7 +4141,7 @@
         <w:ind w:left="5760" w:hanging="360"/>
       </w:pPr>
     </w:lvl>
-    <w:lvl w:ilvl="8" w15:tentative="1">
+    <w:lvl w:ilvl="8" w:tentative="1">
       <w:start w:val="1"/>
       <w:numFmt w:val="bullet"/>
       <w:lvlText w:val="●"/>
@@ -4625,7 +4153,7 @@
   </w:abstractNum>
   <w:abstractNum w:abstractNumId="2" w15:restartNumberingAfterBreak="0">
     <w:multiLevelType w:val="hybridMultilevel"/>
-    <w:lvl w:ilvl="0" w15:tentative="1">
+    <w:lvl w:ilvl="0" w:tentative="1">
       <w:start w:val="1"/>
       <w:numFmt w:val="bullet"/>
       <w:lvlText w:val="•"/>
@@ -4637,7 +4165,7 @@
   </w:abstractNum>
   <w:abstractNum w:abstractNumId="3" w15:restartNumberingAfterBreak="0">
     <w:multiLevelType w:val="hybridMultilevel"/>
-    <w:lvl w:ilvl="0" w15:tentative="1">
+    <w:lvl w:ilvl="0" w:tentative="1">
       <w:start w:val="1"/>
       <w:numFmt w:val="decimal"/>
       <w:lvlText w:val="%1."/>
@@ -4659,6 +4187,12 @@
       <w:startOverride w:val="1"/>
     </w:lvlOverride>
   </w:num>
+  <w:num w:numId="3">
+    <w:abstractNumId w:val="3"/>
+    <w:lvlOverride w:ilvl="0">
+      <w:startOverride w:val="1"/>
+    </w:lvlOverride>
+  </w:num>
 </w:numbering>
 </file>
 
@@ -4674,37 +4208,9 @@
     </w:rPrDefault>
     <w:pPrDefault/>
   </w:docDefaults>
-  <w:style w:type="paragraph" w:styleId="Title">
-    <w:name w:val="Title"/>
-    <w:basedOn w:val="Normal"/>
-    <w:next w:val="Normal"/>
+  <w:style w:type="paragraph" w:styleId="Normal" w:default="1">
+    <w:name w:val="Normal"/>
     <w:qFormat/>
-    <w:rPr>
-      <w:sz w:val="56"/>
-      <w:szCs w:val="56"/>
-    </w:rPr>
-  </w:style>
-  <w:style w:type="paragraph" w:styleId="Heading1">
-    <w:name w:val="Heading 1"/>
-    <w:basedOn w:val="Normal"/>
-    <w:next w:val="Normal"/>
-    <w:qFormat/>
-    <w:rPr>
-      <w:color w:val="2E74B5"/>
-      <w:sz w:val="32"/>
-      <w:szCs w:val="32"/>
-    </w:rPr>
-  </w:style>
-  <w:style w:type="paragraph" w:styleId="Heading2">
-    <w:name w:val="Heading 2"/>
-    <w:basedOn w:val="Normal"/>
-    <w:next w:val="Normal"/>
-    <w:qFormat/>
-    <w:rPr>
-      <w:color w:val="2E74B5"/>
-      <w:sz w:val="26"/>
-      <w:szCs w:val="26"/>
-    </w:rPr>
   </w:style>
   <w:style w:type="paragraph" w:styleId="Heading3">
     <w:name w:val="Heading 3"/>
@@ -4897,4 +4403,294 @@
     </w:rPr>
   </w:style>
 </w:styles>
+</file>
+
+<file path=word/theme/theme1.xml><?xml version="1.0" encoding="utf-8"?>
+<a:theme xmlns:a="http://schemas.openxmlformats.org/drawingml/2006/main" name="Office Theme">
+  <a:themeElements>
+    <a:clrScheme name="Office">
+      <a:dk1>
+        <a:sysClr val="windowText" lastClr="000000"/>
+      </a:dk1>
+      <a:lt1>
+        <a:sysClr val="window" lastClr="FFFFFF"/>
+      </a:lt1>
+      <a:dk2>
+        <a:srgbClr val="44546A"/>
+      </a:dk2>
+      <a:lt2>
+        <a:srgbClr val="E7E6E6"/>
+      </a:lt2>
+      <a:accent1>
+        <a:srgbClr val="4472C4"/>
+      </a:accent1>
+      <a:accent2>
+        <a:srgbClr val="ED7D31"/>
+      </a:accent2>
+      <a:accent3>
+        <a:srgbClr val="A5A5A5"/>
+      </a:accent3>
+      <a:accent4>
+        <a:srgbClr val="FFC000"/>
+      </a:accent4>
+      <a:accent5>
+        <a:srgbClr val="5B9BD5"/>
+      </a:accent5>
+      <a:accent6>
+        <a:srgbClr val="70AD47"/>
+      </a:accent6>
+      <a:hlink>
+        <a:srgbClr val="0563C1"/>
+      </a:hlink>
+      <a:folHlink>
+        <a:srgbClr val="954F72"/>
+      </a:folHlink>
+    </a:clrScheme>
+    <a:fontScheme name="Office">
+      <a:majorFont>
+        <a:latin typeface="Calibri Light" panose="020F0302020204030204"/>
+        <a:ea typeface=""/>
+        <a:cs typeface=""/>
+        <a:font script="Jpan" typeface="游ゴシック Light"/>
+        <a:font script="Hang" typeface="맑은 고딕"/>
+        <a:font script="Hans" typeface="等线 Light"/>
+        <a:font script="Hant" typeface="新細明體"/>
+        <a:font script="Arab" typeface="Times New Roman"/>
+        <a:font script="Hebr" typeface="Times New Roman"/>
+        <a:font script="Thai" typeface="Angsana New"/>
+        <a:font script="Ethi" typeface="Nyala"/>
+        <a:font script="Beng" typeface="Vrinda"/>
+        <a:font script="Gujr" typeface="Shruti"/>
+        <a:font script="Khmr" typeface="MoolBoran"/>
+        <a:font script="Knda" typeface="Tunga"/>
+        <a:font script="Guru" typeface="Raavi"/>
+        <a:font script="Cans" typeface="Euphemia"/>
+        <a:font script="Cher" typeface="Plantagenet Cherokee"/>
+        <a:font script="Yiii" typeface="Microsoft Yi Baiti"/>
+        <a:font script="Tibt" typeface="Microsoft Himalaya"/>
+        <a:font script="Thaa" typeface="MV Boli"/>
+        <a:font script="Deva" typeface="Mangal"/>
+        <a:font script="Telu" typeface="Gautami"/>
+        <a:font script="Taml" typeface="Latha"/>
+        <a:font script="Syrc" typeface="Estrangelo Edessa"/>
+        <a:font script="Orya" typeface="Kalinga"/>
+        <a:font script="Mlym" typeface="Kartika"/>
+        <a:font script="Laoo" typeface="DokChampa"/>
+        <a:font script="Sinh" typeface="Iskoola Pota"/>
+        <a:font script="Mong" typeface="Mongolian Baiti"/>
+        <a:font script="Viet" typeface="Times New Roman"/>
+        <a:font script="Uigh" typeface="Microsoft Uighur"/>
+        <a:font script="Geor" typeface="Sylfaen"/>
+        <a:font script="Armn" typeface="Arial"/>
+        <a:font script="Bugi" typeface="Leelawadee UI"/>
+        <a:font script="Bopo" typeface="Microsoft JhengHei"/>
+        <a:font script="Java" typeface="Javanese Text"/>
+        <a:font script="Lisu" typeface="Segoe UI"/>
+        <a:font script="Mymr" typeface="Myanmar Text"/>
+        <a:font script="Nkoo" typeface="Ebrima"/>
+        <a:font script="Olck" typeface="Nirmala UI"/>
+        <a:font script="Osma" typeface="Ebrima"/>
+        <a:font script="Phag" typeface="Phagspa"/>
+        <a:font script="Syrn" typeface="Estrangelo Edessa"/>
+        <a:font script="Syrj" typeface="Estrangelo Edessa"/>
+        <a:font script="Syre" typeface="Estrangelo Edessa"/>
+        <a:font script="Sora" typeface="Nirmala UI"/>
+        <a:font script="Tale" typeface="Microsoft Tai Le"/>
+        <a:font script="Talu" typeface="Microsoft New Tai Lue"/>
+        <a:font script="Tfng" typeface="Ebrima"/>
+      </a:majorFont>
+      <a:minorFont>
+        <a:latin typeface="Calibri" panose="020F0502020204030204"/>
+        <a:ea typeface=""/>
+        <a:cs typeface=""/>
+        <a:font script="Jpan" typeface="游明朝"/>
+        <a:font script="Hang" typeface="맑은 고딕"/>
+        <a:font script="Hans" typeface="等线"/>
+        <a:font script="Hant" typeface="新細明體"/>
+        <a:font script="Arab" typeface="Arial"/>
+        <a:font script="Hebr" typeface="Arial"/>
+        <a:font script="Thai" typeface="Cordia New"/>
+        <a:font script="Ethi" typeface="Nyala"/>
+        <a:font script="Beng" typeface="Vrinda"/>
+        <a:font script="Gujr" typeface="Shruti"/>
+        <a:font script="Khmr" typeface="DaunPenh"/>
+        <a:font script="Knda" typeface="Tunga"/>
+        <a:font script="Guru" typeface="Raavi"/>
+        <a:font script="Cans" typeface="Euphemia"/>
+        <a:font script="Cher" typeface="Plantagenet Cherokee"/>
+        <a:font script="Yiii" typeface="Microsoft Yi Baiti"/>
+        <a:font script="Tibt" typeface="Microsoft Himalaya"/>
+        <a:font script="Thaa" typeface="MV Boli"/>
+        <a:font script="Deva" typeface="Mangal"/>
+        <a:font script="Telu" typeface="Gautami"/>
+        <a:font script="Taml" typeface="Latha"/>
+        <a:font script="Syrc" typeface="Estrangelo Edessa"/>
+        <a:font script="Orya" typeface="Kalinga"/>
+        <a:font script="Mlym" typeface="Kartika"/>
+        <a:font script="Laoo" typeface="DokChampa"/>
+        <a:font script="Sinh" typeface="Iskoola Pota"/>
+        <a:font script="Mong" typeface="Mongolian Baiti"/>
+        <a:font script="Viet" typeface="Arial"/>
+        <a:font script="Uigh" typeface="Microsoft Uighur"/>
+        <a:font script="Geor" typeface="Sylfaen"/>
+        <a:font script="Armn" typeface="Arial"/>
+        <a:font script="Bugi" typeface="Leelawadee UI"/>
+        <a:font script="Bopo" typeface="Microsoft JhengHei"/>
+        <a:font script="Java" typeface="Javanese Text"/>
+        <a:font script="Lisu" typeface="Segoe UI"/>
+        <a:font script="Mymr" typeface="Myanmar Text"/>
+        <a:font script="Nkoo" typeface="Ebrima"/>
+        <a:font script="Olck" typeface="Nirmala UI"/>
+        <a:font script="Osma" typeface="Ebrima"/>
+        <a:font script="Phag" typeface="Phagspa"/>
+        <a:font script="Syrn" typeface="Estrangelo Edessa"/>
+        <a:font script="Syrj" typeface="Estrangelo Edessa"/>
+        <a:font script="Syre" typeface="Estrangelo Edessa"/>
+        <a:font script="Sora" typeface="Nirmala UI"/>
+        <a:font script="Tale" typeface="Microsoft Tai Le"/>
+        <a:font script="Talu" typeface="Microsoft New Tai Lue"/>
+        <a:font script="Tfng" typeface="Ebrima"/>
+      </a:minorFont>
+    </a:fontScheme>
+    <a:fmtScheme name="Office">
+      <a:fillStyleLst>
+        <a:solidFill>
+          <a:schemeClr val="phClr"/>
+        </a:solidFill>
+        <a:gradFill rotWithShape="true">
+          <a:gsLst>
+            <a:gs pos="0">
+              <a:schemeClr val="phClr">
+                <a:lumMod val="110000"/>
+                <a:satMod val="105000"/>
+                <a:tint val="67000"/>
+              </a:schemeClr>
+            </a:gs>
+            <a:gs pos="50000">
+              <a:schemeClr val="phClr">
+                <a:lumMod val="105000"/>
+                <a:satMod val="103000"/>
+                <a:tint val="73000"/>
+              </a:schemeClr>
+            </a:gs>
+            <a:gs pos="100000">
+              <a:schemeClr val="phClr">
+                <a:lumMod val="105000"/>
+                <a:satMod val="109000"/>
+                <a:tint val="81000"/>
+              </a:schemeClr>
+            </a:gs>
+          </a:gsLst>
+          <a:lin ang="5400000" scaled="false"/>
+        </a:gradFill>
+        <a:gradFill rotWithShape="true">
+          <a:gsLst>
+            <a:gs pos="0">
+              <a:schemeClr val="phClr">
+                <a:satMod val="103000"/>
+                <a:lumMod val="102000"/>
+                <a:tint val="94000"/>
+              </a:schemeClr>
+            </a:gs>
+            <a:gs pos="50000">
+              <a:schemeClr val="phClr">
+                <a:satMod val="110000"/>
+                <a:lumMod val="100000"/>
+                <a:shade val="100000"/>
+              </a:schemeClr>
+            </a:gs>
+            <a:gs pos="100000">
+              <a:schemeClr val="phClr">
+                <a:lumMod val="99000"/>
+                <a:satMod val="120000"/>
+                <a:shade val="78000"/>
+              </a:schemeClr>
+            </a:gs>
+          </a:gsLst>
+          <a:lin ang="5400000" scaled="false"/>
+        </a:gradFill>
+      </a:fillStyleLst>
+      <a:lnStyleLst>
+        <a:ln w="6350" cap="flat" cmpd="sng" algn="ctr">
+          <a:solidFill>
+            <a:schemeClr val="phClr"/>
+          </a:solidFill>
+          <a:prstDash val="solid"/>
+          <a:miter lim="800000"/>
+        </a:ln>
+        <a:ln w="12700" cap="flat" cmpd="sng" algn="ctr">
+          <a:solidFill>
+            <a:schemeClr val="phClr"/>
+          </a:solidFill>
+          <a:prstDash val="solid"/>
+          <a:miter lim="800000"/>
+        </a:ln>
+        <a:ln w="19050" cap="flat" cmpd="sng" algn="ctr">
+          <a:solidFill>
+            <a:schemeClr val="phClr"/>
+          </a:solidFill>
+          <a:prstDash val="solid"/>
+          <a:miter lim="800000"/>
+        </a:ln>
+      </a:lnStyleLst>
+      <a:effectStyleLst>
+        <a:effectStyle>
+          <a:effectLst/>
+        </a:effectStyle>
+        <a:effectStyle>
+          <a:effectLst/>
+        </a:effectStyle>
+        <a:effectStyle>
+          <a:effectLst>
+            <a:outerShdw blurRad="57150" dist="19050" dir="5400000" algn="ctr" rotWithShape="false">
+              <a:srgbClr val="000000">
+                <a:alpha val="63000"/>
+              </a:srgbClr>
+            </a:outerShdw>
+          </a:effectLst>
+        </a:effectStyle>
+      </a:effectStyleLst>
+      <a:bgFillStyleLst>
+        <a:solidFill>
+          <a:schemeClr val="phClr"/>
+        </a:solidFill>
+        <a:solidFill>
+          <a:schemeClr val="phClr">
+            <a:tint val="95000"/>
+            <a:satMod val="170000"/>
+          </a:schemeClr>
+        </a:solidFill>
+        <a:gradFill rotWithShape="true">
+          <a:gsLst>
+            <a:gs pos="0">
+              <a:schemeClr val="phClr">
+                <a:tint val="93000"/>
+                <a:satMod val="150000"/>
+                <a:shade val="98000"/>
+                <a:lumMod val="102000"/>
+              </a:schemeClr>
+            </a:gs>
+            <a:gs pos="50000">
+              <a:schemeClr val="phClr">
+                <a:tint val="98000"/>
+                <a:satMod val="130000"/>
+                <a:shade val="90000"/>
+                <a:lumMod val="103000"/>
+              </a:schemeClr>
+            </a:gs>
+            <a:gs pos="100000">
+              <a:schemeClr val="phClr">
+                <a:shade val="63000"/>
+                <a:satMod val="120000"/>
+              </a:schemeClr>
+            </a:gs>
+          </a:gsLst>
+          <a:lin ang="5400000" scaled="false"/>
+        </a:gradFill>
+      </a:bgFillStyleLst>
+    </a:fmtScheme>
+  </a:themeElements>
+  <a:objectDefaults/>
+  <a:extraClrSchemeLst/>
+</a:theme>
 </file>
--- a/docs/legal/dist/donation-policy.docx
+++ b/docs/legal/dist/donation-policy.docx
@@ -3982,9 +3982,14 @@
       </w:tr>
     </w:tbl>
     <w:sectPr>
+      <w:headerReference w:type="default" r:id="rId6"/>
+      <w:headerReference w:type="first" r:id="rId7"/>
+      <w:footerReference w:type="default" r:id="rId8"/>
+      <w:footerReference w:type="first" r:id="rId9"/>
       <w:pgSz w:w="11906" w:h="16838" w:orient="portrait"/>
       <w:pgMar w:top="1000" w:right="1000" w:bottom="1000" w:left="1000" w:header="708" w:footer="708" w:gutter="0"/>
       <w:pgNumType/>
+      <w:titlePg/>
       <w:docGrid w:linePitch="360"/>
     </w:sectPr>
   </w:body>
@@ -4028,6 +4033,60 @@
 </w:endnotes>
 </file>
 
+<file path=word/footer1.xml><?xml version="1.0" encoding="utf-8"?>
+<w:ftr xmlns:wpc="http://schemas.microsoft.com/office/word/2010/wordprocessingCanvas" xmlns:mc="http://schemas.openxmlformats.org/markup-compatibility/2006" xmlns:o="urn:schemas-microsoft-com:office:office" xmlns:r="http://schemas.openxmlformats.org/officeDocument/2006/relationships" xmlns:m="http://schemas.openxmlformats.org/officeDocument/2006/math" xmlns:v="urn:schemas-microsoft-com:vml" xmlns:wp14="http://schemas.microsoft.com/office/word/2010/wordprocessingDrawing" xmlns:wp="http://schemas.openxmlformats.org/drawingml/2006/wordprocessingDrawing" xmlns:w10="urn:schemas-microsoft-com:office:word" xmlns:w="http://schemas.openxmlformats.org/wordprocessingml/2006/main" xmlns:w14="http://schemas.microsoft.com/office/word/2010/wordml" xmlns:w15="http://schemas.microsoft.com/office/word/2012/wordml" xmlns:wpg="http://schemas.microsoft.com/office/word/2010/wordprocessingGroup" xmlns:wpi="http://schemas.microsoft.com/office/word/2010/wordprocessingInk" xmlns:wne="http://schemas.microsoft.com/office/word/2006/wordml" xmlns:wps="http://schemas.microsoft.com/office/word/2010/wordprocessingShape">
+  <w:p>
+    <w:pPr>
+      <w:jc w:val="center"/>
+    </w:pPr>
+    <w:r>
+      <w:rPr>
+        <w:rFonts w:ascii="Arial" w:cs="Arial" w:eastAsia="Arial" w:hAnsi="Arial"/>
+        <w:color w:val="5A6A72"/>
+        <w:sz w:val="16"/>
+        <w:szCs w:val="16"/>
+      </w:rPr>
+      <w:fldChar w:fldCharType="begin"/>
+      <w:instrText xml:space="preserve">PAGE</w:instrText>
+      <w:fldChar w:fldCharType="separate"/>
+      <w:fldChar w:fldCharType="end"/>
+      <w:t xml:space="preserve"> / </w:t>
+      <w:fldChar w:fldCharType="begin"/>
+      <w:instrText xml:space="preserve">NUMPAGES</w:instrText>
+      <w:fldChar w:fldCharType="separate"/>
+      <w:fldChar w:fldCharType="end"/>
+    </w:r>
+  </w:p>
+</w:ftr>
+</file>
+
+<file path=word/footer2.xml><?xml version="1.0" encoding="utf-8"?>
+<w:ftr xmlns:wpc="http://schemas.microsoft.com/office/word/2010/wordprocessingCanvas" xmlns:mc="http://schemas.openxmlformats.org/markup-compatibility/2006" xmlns:o="urn:schemas-microsoft-com:office:office" xmlns:r="http://schemas.openxmlformats.org/officeDocument/2006/relationships" xmlns:m="http://schemas.openxmlformats.org/officeDocument/2006/math" xmlns:v="urn:schemas-microsoft-com:vml" xmlns:wp14="http://schemas.microsoft.com/office/word/2010/wordprocessingDrawing" xmlns:wp="http://schemas.openxmlformats.org/drawingml/2006/wordprocessingDrawing" xmlns:w10="urn:schemas-microsoft-com:office:word" xmlns:w="http://schemas.openxmlformats.org/wordprocessingml/2006/main" xmlns:w14="http://schemas.microsoft.com/office/word/2010/wordml" xmlns:w15="http://schemas.microsoft.com/office/word/2012/wordml" xmlns:wpg="http://schemas.microsoft.com/office/word/2010/wordprocessingGroup" xmlns:wpi="http://schemas.microsoft.com/office/word/2010/wordprocessingInk" xmlns:wne="http://schemas.microsoft.com/office/word/2006/wordml" xmlns:wps="http://schemas.microsoft.com/office/word/2010/wordprocessingShape">
+  <w:p>
+    <w:pPr>
+      <w:jc w:val="center"/>
+    </w:pPr>
+    <w:r>
+      <w:rPr>
+        <w:rFonts w:ascii="Arial" w:cs="Arial" w:eastAsia="Arial" w:hAnsi="Arial"/>
+        <w:color w:val="5A6A72"/>
+        <w:sz w:val="16"/>
+        <w:szCs w:val="16"/>
+      </w:rPr>
+      <w:fldChar w:fldCharType="begin"/>
+      <w:instrText xml:space="preserve">PAGE</w:instrText>
+      <w:fldChar w:fldCharType="separate"/>
+      <w:fldChar w:fldCharType="end"/>
+      <w:t xml:space="preserve"> / </w:t>
+      <w:fldChar w:fldCharType="begin"/>
+      <w:instrText xml:space="preserve">NUMPAGES</w:instrText>
+      <w:fldChar w:fldCharType="separate"/>
+      <w:fldChar w:fldCharType="end"/>
+    </w:r>
+  </w:p>
+</w:ftr>
+</file>
+
 <file path=word/footnotes.xml><?xml version="1.0" encoding="utf-8"?>
 <w:footnotes xmlns:wpc="http://schemas.microsoft.com/office/word/2010/wordprocessingCanvas" xmlns:mc="http://schemas.openxmlformats.org/markup-compatibility/2006" xmlns:o="urn:schemas-microsoft-com:office:office" xmlns:r="http://schemas.openxmlformats.org/officeDocument/2006/relationships" xmlns:m="http://schemas.openxmlformats.org/officeDocument/2006/math" xmlns:v="urn:schemas-microsoft-com:vml" xmlns:wp14="http://schemas.microsoft.com/office/word/2010/wordprocessingDrawing" xmlns:wp="http://schemas.openxmlformats.org/drawingml/2006/wordprocessingDrawing" xmlns:w10="urn:schemas-microsoft-com:office:word" xmlns:w="http://schemas.openxmlformats.org/wordprocessingml/2006/main" xmlns:w14="http://schemas.microsoft.com/office/word/2010/wordml" xmlns:w15="http://schemas.microsoft.com/office/word/2012/wordml" xmlns:wpg="http://schemas.microsoft.com/office/word/2010/wordprocessingGroup" xmlns:wpi="http://schemas.microsoft.com/office/word/2010/wordprocessingInk" xmlns:wne="http://schemas.microsoft.com/office/word/2006/wordml" xmlns:wps="http://schemas.microsoft.com/office/word/2010/wordprocessingShape" mc:Ignorable="w14 w15 wp14">
   <w:footnote w:type="separator" w:id="-1">
@@ -4063,6 +4122,29 @@
     </w:p>
   </w:footnote>
 </w:footnotes>
+</file>
+
+<file path=word/header1.xml><?xml version="1.0" encoding="utf-8"?>
+<w:hdr xmlns:wpc="http://schemas.microsoft.com/office/word/2010/wordprocessingCanvas" xmlns:mc="http://schemas.openxmlformats.org/markup-compatibility/2006" xmlns:o="urn:schemas-microsoft-com:office:office" xmlns:r="http://schemas.openxmlformats.org/officeDocument/2006/relationships" xmlns:m="http://schemas.openxmlformats.org/officeDocument/2006/math" xmlns:v="urn:schemas-microsoft-com:vml" xmlns:wp14="http://schemas.microsoft.com/office/word/2010/wordprocessingDrawing" xmlns:wp="http://schemas.openxmlformats.org/drawingml/2006/wordprocessingDrawing" xmlns:w10="urn:schemas-microsoft-com:office:word" xmlns:w="http://schemas.openxmlformats.org/wordprocessingml/2006/main" xmlns:w14="http://schemas.microsoft.com/office/word/2010/wordml" xmlns:w15="http://schemas.microsoft.com/office/word/2012/wordml" xmlns:wpg="http://schemas.microsoft.com/office/word/2010/wordprocessingGroup" xmlns:wpi="http://schemas.microsoft.com/office/word/2010/wordprocessingInk" xmlns:wne="http://schemas.microsoft.com/office/word/2006/wordml" xmlns:wps="http://schemas.microsoft.com/office/word/2010/wordprocessingShape" xmlns:cx="http://schemas.microsoft.com/office/drawing/2014/chartex" xmlns:cx1="http://schemas.microsoft.com/office/drawing/2015/9/8/chartex" xmlns:cx2="http://schemas.microsoft.com/office/drawing/2015/10/21/chartex" xmlns:cx3="http://schemas.microsoft.com/office/drawing/2016/5/9/chartex" xmlns:cx4="http://schemas.microsoft.com/office/drawing/2016/5/10/chartex" xmlns:cx5="http://schemas.microsoft.com/office/drawing/2016/5/11/chartex" xmlns:cx6="http://schemas.microsoft.com/office/drawing/2016/5/12/chartex" xmlns:cx7="http://schemas.microsoft.com/office/drawing/2016/5/13/chartex" xmlns:cx8="http://schemas.microsoft.com/office/drawing/2016/5/14/chartex" xmlns:w16cid="http://schemas.microsoft.com/office/word/2016/wordml/cid" xmlns:w16se="http://schemas.microsoft.com/office/word/2015/wordml/symex">
+  <w:p>
+    <w:pPr>
+      <w:jc w:val="right"/>
+    </w:pPr>
+    <w:r>
+      <w:rPr>
+        <w:rFonts w:ascii="Arial" w:cs="Arial" w:eastAsia="Arial" w:hAnsi="Arial"/>
+        <w:color w:val="5A6A72"/>
+        <w:sz w:val="16"/>
+        <w:szCs w:val="16"/>
+      </w:rPr>
+      <w:t xml:space="preserve">Pravila donacija</w:t>
+    </w:r>
+  </w:p>
+</w:hdr>
+</file>
+
+<file path=word/header2.xml><?xml version="1.0" encoding="utf-8"?>
+<w:hdr xmlns:wpc="http://schemas.microsoft.com/office/word/2010/wordprocessingCanvas" xmlns:mc="http://schemas.openxmlformats.org/markup-compatibility/2006" xmlns:o="urn:schemas-microsoft-com:office:office" xmlns:r="http://schemas.openxmlformats.org/officeDocument/2006/relationships" xmlns:m="http://schemas.openxmlformats.org/officeDocument/2006/math" xmlns:v="urn:schemas-microsoft-com:vml" xmlns:wp14="http://schemas.microsoft.com/office/word/2010/wordprocessingDrawing" xmlns:wp="http://schemas.openxmlformats.org/drawingml/2006/wordprocessingDrawing" xmlns:w10="urn:schemas-microsoft-com:office:word" xmlns:w="http://schemas.openxmlformats.org/wordprocessingml/2006/main" xmlns:w14="http://schemas.microsoft.com/office/word/2010/wordml" xmlns:w15="http://schemas.microsoft.com/office/word/2012/wordml" xmlns:wpg="http://schemas.microsoft.com/office/word/2010/wordprocessingGroup" xmlns:wpi="http://schemas.microsoft.com/office/word/2010/wordprocessingInk" xmlns:wne="http://schemas.microsoft.com/office/word/2006/wordml" xmlns:wps="http://schemas.microsoft.com/office/word/2010/wordprocessingShape" xmlns:cx="http://schemas.microsoft.com/office/drawing/2014/chartex" xmlns:cx1="http://schemas.microsoft.com/office/drawing/2015/9/8/chartex" xmlns:cx2="http://schemas.microsoft.com/office/drawing/2015/10/21/chartex" xmlns:cx3="http://schemas.microsoft.com/office/drawing/2016/5/9/chartex" xmlns:cx4="http://schemas.microsoft.com/office/drawing/2016/5/10/chartex" xmlns:cx5="http://schemas.microsoft.com/office/drawing/2016/5/11/chartex" xmlns:cx6="http://schemas.microsoft.com/office/drawing/2016/5/12/chartex" xmlns:cx7="http://schemas.microsoft.com/office/drawing/2016/5/13/chartex" xmlns:cx8="http://schemas.microsoft.com/office/drawing/2016/5/14/chartex" xmlns:w16cid="http://schemas.microsoft.com/office/word/2016/wordml/cid" xmlns:w16se="http://schemas.microsoft.com/office/word/2015/wordml/symex"/>
 </file>
 
 <file path=word/numbering.xml><?xml version="1.0" encoding="utf-8"?>
